--- a/05-数字电路/02-时序逻辑电路/JK触发器电路/JK触发器电路.docx
+++ b/05-数字电路/02-时序逻辑电路/JK触发器电路/JK触发器电路.docx
@@ -2745,6 +2745,20 @@
     </w:p>
     <w:bookmarkEnd w:id="26"/>
     <w:bookmarkEnd w:id="27"/>
+    <w:p>
+      <w:pPr>
+        <w:spacing w:before="360"/>
+        <w:jc w:val="center"/>
+      </w:pPr>
+      <w:r>
+        <w:rPr>
+          <w:rFonts w:ascii="Times New Roman" w:hAnsi="Times New Roman"/>
+          <w:color w:val="555555"/>
+          <w:sz w:val="21"/>
+        </w:rPr>
+        <w:t>材料收集者：杜文杰</w:t>
+      </w:r>
+    </w:p>
     <w:sectPr>
       <w:headerReference r:id="rId9" w:type="default"/>
       <w:footerReference r:id="rId10" w:type="default"/>

--- a/05-数字电路/02-时序逻辑电路/JK触发器电路/JK触发器电路.docx
+++ b/05-数字电路/02-时序逻辑电路/JK触发器电路/JK触发器电路.docx
@@ -1,6 +1,6 @@
 
 <file path=word/document.xml><?xml version="1.0" encoding="utf-8"?>
-<w:document xmlns:w="http://schemas.openxmlformats.org/wordprocessingml/2006/main" xmlns:m="http://schemas.openxmlformats.org/officeDocument/2006/math" xmlns:r="http://schemas.openxmlformats.org/officeDocument/2006/relationships" xmlns:o="urn:schemas-microsoft-com:office:office" xmlns:v="urn:schemas-microsoft-com:vml" xmlns:w10="urn:schemas-microsoft-com:office:word" xmlns:a="http://schemas.openxmlformats.org/drawingml/2006/main" xmlns:pic="http://schemas.openxmlformats.org/drawingml/2006/picture" xmlns:wp="http://schemas.openxmlformats.org/drawingml/2006/wordprocessingDrawing">
+<w:document xmlns:m="http://schemas.openxmlformats.org/officeDocument/2006/math" xmlns:r="http://schemas.openxmlformats.org/officeDocument/2006/relationships" xmlns:w="http://schemas.openxmlformats.org/wordprocessingml/2006/main" xmlns:o="urn:schemas-microsoft-com:office:office" xmlns:v="urn:schemas-microsoft-com:vml" xmlns:w10="urn:schemas-microsoft-com:office:word" xmlns:a="http://schemas.openxmlformats.org/drawingml/2006/main" xmlns:pic="http://schemas.openxmlformats.org/drawingml/2006/picture" xmlns:wp="http://schemas.openxmlformats.org/drawingml/2006/wordprocessingDrawing">
   <w:body>
     <w:bookmarkStart w:id="27" w:name="jk-触发器电路"/>
     <w:p>
@@ -8,11 +8,14 @@
         <w:pStyle w:val="Heading1"/>
       </w:pPr>
       <w:r>
+        <w:rPr>
+          <w:rFonts w:eastAsia="黑体"/>
+        </w:rPr>
         <w:t xml:space="preserve">JK </w:t>
       </w:r>
       <w:r>
         <w:rPr>
-          <w:rFonts w:hint="eastAsia"/>
+          <w:rFonts w:hint="eastAsia" w:eastAsia="黑体"/>
         </w:rPr>
         <w:t xml:space="preserve">触发器电路</w:t>
       </w:r>
@@ -24,7 +27,7 @@
       </w:pPr>
       <w:r>
         <w:rPr>
-          <w:rFonts w:hint="eastAsia"/>
+          <w:rFonts w:hint="eastAsia" w:eastAsia="黑体"/>
         </w:rPr>
         <w:t xml:space="preserve">拓扑描述</w:t>
       </w:r>
@@ -35,13 +38,13 @@
       </w:pPr>
       <w:r>
         <w:rPr>
-          <w:rFonts w:hint="eastAsia"/>
+          <w:rFonts w:hint="eastAsia" w:eastAsia="黑体"/>
         </w:rPr>
         <w:t xml:space="preserve">由</w:t>
       </w:r>
       <w:r>
         <w:rPr>
-          <w:rFonts w:hint="eastAsia"/>
+          <w:rFonts w:hint="eastAsia" w:eastAsia="黑体"/>
           <w:b/>
           <w:bCs/>
         </w:rPr>
@@ -49,6 +52,7 @@
       </w:r>
       <w:r>
         <w:rPr>
+          <w:rFonts w:eastAsia="黑体"/>
           <w:b/>
           <w:bCs/>
         </w:rPr>
@@ -70,6 +74,7 @@
       </m:oMath>
       <w:r>
         <w:rPr>
+          <w:rFonts w:eastAsia="黑体"/>
           <w:b/>
           <w:bCs/>
         </w:rPr>
@@ -91,22 +96,25 @@
       </m:oMath>
       <w:r>
         <w:rPr>
-          <w:rFonts w:hint="eastAsia"/>
+          <w:rFonts w:hint="eastAsia" w:eastAsia="黑体"/>
         </w:rPr>
         <w:t xml:space="preserve">组成的时钟门控</w:t>
       </w:r>
       <w:r>
+        <w:rPr>
+          <w:rFonts w:eastAsia="黑体"/>
+        </w:rPr>
         <w:t xml:space="preserve"> SR </w:t>
       </w:r>
       <w:r>
         <w:rPr>
-          <w:rFonts w:hint="eastAsia"/>
+          <w:rFonts w:hint="eastAsia" w:eastAsia="黑体"/>
         </w:rPr>
         <w:t xml:space="preserve">锁存器与</w:t>
       </w:r>
       <w:r>
         <w:rPr>
-          <w:rFonts w:hint="eastAsia"/>
+          <w:rFonts w:hint="eastAsia" w:eastAsia="黑体"/>
           <w:b/>
           <w:bCs/>
         </w:rPr>
@@ -114,11 +122,14 @@
       </w:r>
       <w:r>
         <w:rPr>
-          <w:rFonts w:hint="eastAsia"/>
+          <w:rFonts w:hint="eastAsia" w:eastAsia="黑体"/>
         </w:rPr>
         <w:t xml:space="preserve">构成，反馈引导逻辑把</w:t>
       </w:r>
       <w:r>
+        <w:rPr>
+          <w:rFonts w:eastAsia="黑体"/>
+        </w:rPr>
         <w:t xml:space="preserve"> </w:t>
       </w:r>
       <m:oMath>
@@ -127,6 +138,9 @@
         </m:r>
       </m:oMath>
       <w:r>
+        <w:rPr>
+          <w:rFonts w:eastAsia="黑体"/>
+        </w:rPr>
         <w:t xml:space="preserve">、</w:t>
       </w:r>
       <m:oMath>
@@ -135,15 +149,21 @@
         </m:r>
       </m:oMath>
       <w:r>
+        <w:rPr>
+          <w:rFonts w:eastAsia="黑体"/>
+        </w:rPr>
         <w:t xml:space="preserve"> </w:t>
       </w:r>
       <w:r>
         <w:rPr>
-          <w:rFonts w:hint="eastAsia"/>
+          <w:rFonts w:hint="eastAsia" w:eastAsia="黑体"/>
         </w:rPr>
         <w:t xml:space="preserve">与输出</w:t>
       </w:r>
       <w:r>
+        <w:rPr>
+          <w:rFonts w:eastAsia="黑体"/>
+        </w:rPr>
         <w:t xml:space="preserve"> </w:t>
       </w:r>
       <m:oMath>
@@ -152,6 +172,9 @@
         </m:r>
       </m:oMath>
       <w:r>
+        <w:rPr>
+          <w:rFonts w:eastAsia="黑体"/>
+        </w:rPr>
         <w:t xml:space="preserve">、</w:t>
       </w:r>
       <m:oMath>
@@ -167,15 +190,21 @@
         </m:bar>
       </m:oMath>
       <w:r>
+        <w:rPr>
+          <w:rFonts w:eastAsia="黑体"/>
+        </w:rPr>
         <w:t xml:space="preserve"> </w:t>
       </w:r>
       <w:r>
         <w:rPr>
-          <w:rFonts w:hint="eastAsia"/>
+          <w:rFonts w:hint="eastAsia" w:eastAsia="黑体"/>
         </w:rPr>
         <w:t xml:space="preserve">组合成内部置位</w:t>
       </w:r>
       <w:r>
+        <w:rPr>
+          <w:rFonts w:eastAsia="黑体"/>
+        </w:rPr>
         <w:t xml:space="preserve"> </w:t>
       </w:r>
       <m:oMath>
@@ -200,11 +229,14 @@
       </m:oMath>
       <w:r>
         <w:rPr>
-          <w:rFonts w:hint="eastAsia"/>
+          <w:rFonts w:hint="eastAsia" w:eastAsia="黑体"/>
         </w:rPr>
         <w:t xml:space="preserve">、内部复位</w:t>
       </w:r>
       <w:r>
+        <w:rPr>
+          <w:rFonts w:eastAsia="黑体"/>
+        </w:rPr>
         <w:t xml:space="preserve"> </w:t>
       </w:r>
       <m:oMath>
@@ -229,22 +261,25 @@
       </m:oMath>
       <w:r>
         <w:rPr>
-          <w:rFonts w:hint="eastAsia"/>
+          <w:rFonts w:hint="eastAsia" w:eastAsia="黑体"/>
         </w:rPr>
         <w:t xml:space="preserve">，形成主从/边沿触发结构。电路共</w:t>
       </w:r>
       <w:r>
+        <w:rPr>
+          <w:rFonts w:eastAsia="黑体"/>
+        </w:rPr>
         <w:t xml:space="preserve"> 7 </w:t>
       </w:r>
       <w:r>
         <w:rPr>
-          <w:rFonts w:hint="eastAsia"/>
+          <w:rFonts w:hint="eastAsia" w:eastAsia="黑体"/>
         </w:rPr>
         <w:t xml:space="preserve">个关键节点：</w:t>
       </w:r>
       <w:r>
         <w:rPr>
-          <w:rFonts w:hint="eastAsia"/>
+          <w:rFonts w:hint="eastAsia" w:eastAsia="黑体"/>
           <w:b/>
           <w:bCs/>
         </w:rPr>
@@ -252,6 +287,7 @@
       </w:r>
       <w:r>
         <w:rPr>
+          <w:rFonts w:eastAsia="黑体"/>
           <w:b/>
           <w:bCs/>
         </w:rPr>
@@ -259,7 +295,7 @@
       </w:r>
       <w:r>
         <w:rPr>
-          <w:rFonts w:hint="eastAsia"/>
+          <w:rFonts w:hint="eastAsia" w:eastAsia="黑体"/>
           <w:b/>
           <w:bCs/>
         </w:rPr>
@@ -267,6 +303,7 @@
       </w:r>
       <w:r>
         <w:rPr>
+          <w:rFonts w:eastAsia="黑体"/>
           <w:b/>
           <w:bCs/>
         </w:rPr>
@@ -279,13 +316,13 @@
       </m:oMath>
       <w:r>
         <w:rPr>
-          <w:rFonts w:hint="eastAsia"/>
+          <w:rFonts w:hint="eastAsia" w:eastAsia="黑体"/>
         </w:rPr>
         <w:t xml:space="preserve">（外部输入，接反馈引导逻辑）；</w:t>
       </w:r>
       <w:r>
         <w:rPr>
-          <w:rFonts w:hint="eastAsia"/>
+          <w:rFonts w:hint="eastAsia" w:eastAsia="黑体"/>
           <w:b/>
           <w:bCs/>
         </w:rPr>
@@ -293,6 +330,7 @@
       </w:r>
       <w:r>
         <w:rPr>
+          <w:rFonts w:eastAsia="黑体"/>
           <w:b/>
           <w:bCs/>
         </w:rPr>
@@ -300,7 +338,7 @@
       </w:r>
       <w:r>
         <w:rPr>
-          <w:rFonts w:hint="eastAsia"/>
+          <w:rFonts w:hint="eastAsia" w:eastAsia="黑体"/>
           <w:b/>
           <w:bCs/>
         </w:rPr>
@@ -308,6 +346,7 @@
       </w:r>
       <w:r>
         <w:rPr>
+          <w:rFonts w:eastAsia="黑体"/>
           <w:b/>
           <w:bCs/>
         </w:rPr>
@@ -320,13 +359,13 @@
       </m:oMath>
       <w:r>
         <w:rPr>
-          <w:rFonts w:hint="eastAsia"/>
+          <w:rFonts w:hint="eastAsia" w:eastAsia="黑体"/>
         </w:rPr>
         <w:t xml:space="preserve">（外部输入，接反馈引导逻辑）；</w:t>
       </w:r>
       <w:r>
         <w:rPr>
-          <w:rFonts w:hint="eastAsia"/>
+          <w:rFonts w:hint="eastAsia" w:eastAsia="黑体"/>
           <w:b/>
           <w:bCs/>
         </w:rPr>
@@ -334,6 +373,7 @@
       </w:r>
       <w:r>
         <w:rPr>
+          <w:rFonts w:eastAsia="黑体"/>
           <w:b/>
           <w:bCs/>
         </w:rPr>
@@ -341,7 +381,7 @@
       </w:r>
       <w:r>
         <w:rPr>
-          <w:rFonts w:hint="eastAsia"/>
+          <w:rFonts w:hint="eastAsia" w:eastAsia="黑体"/>
           <w:b/>
           <w:bCs/>
         </w:rPr>
@@ -349,6 +389,7 @@
       </w:r>
       <w:r>
         <w:rPr>
+          <w:rFonts w:eastAsia="黑体"/>
           <w:b/>
           <w:bCs/>
         </w:rPr>
@@ -367,13 +408,13 @@
       </m:oMath>
       <w:r>
         <w:rPr>
-          <w:rFonts w:hint="eastAsia"/>
+          <w:rFonts w:hint="eastAsia" w:eastAsia="黑体"/>
         </w:rPr>
         <w:t xml:space="preserve">（接门控锁存器时钟脚）；</w:t>
       </w:r>
       <w:r>
         <w:rPr>
-          <w:rFonts w:hint="eastAsia"/>
+          <w:rFonts w:hint="eastAsia" w:eastAsia="黑体"/>
           <w:b/>
           <w:bCs/>
         </w:rPr>
@@ -381,6 +422,7 @@
       </w:r>
       <w:r>
         <w:rPr>
+          <w:rFonts w:eastAsia="黑体"/>
           <w:b/>
           <w:bCs/>
         </w:rPr>
@@ -388,7 +430,7 @@
       </w:r>
       <w:r>
         <w:rPr>
-          <w:rFonts w:hint="eastAsia"/>
+          <w:rFonts w:hint="eastAsia" w:eastAsia="黑体"/>
           <w:b/>
           <w:bCs/>
         </w:rPr>
@@ -396,6 +438,7 @@
       </w:r>
       <w:r>
         <w:rPr>
+          <w:rFonts w:eastAsia="黑体"/>
           <w:b/>
           <w:bCs/>
         </w:rPr>
@@ -408,7 +451,7 @@
       </m:oMath>
       <w:r>
         <w:rPr>
-          <w:rFonts w:hint="eastAsia"/>
+          <w:rFonts w:hint="eastAsia" w:eastAsia="黑体"/>
         </w:rPr>
         <w:t xml:space="preserve">（</w:t>
       </w:r>
@@ -427,17 +470,20 @@
         </m:sSub>
       </m:oMath>
       <w:r>
+        <w:rPr>
+          <w:rFonts w:eastAsia="黑体"/>
+        </w:rPr>
         <w:t xml:space="preserve"> </w:t>
       </w:r>
       <w:r>
         <w:rPr>
-          <w:rFonts w:hint="eastAsia"/>
+          <w:rFonts w:hint="eastAsia" w:eastAsia="黑体"/>
         </w:rPr>
         <w:t xml:space="preserve">的输出端，作为电路输出并反馈回引导逻辑）；</w:t>
       </w:r>
       <w:r>
         <w:rPr>
-          <w:rFonts w:hint="eastAsia"/>
+          <w:rFonts w:hint="eastAsia" w:eastAsia="黑体"/>
           <w:b/>
           <w:bCs/>
         </w:rPr>
@@ -445,6 +491,7 @@
       </w:r>
       <w:r>
         <w:rPr>
+          <w:rFonts w:eastAsia="黑体"/>
           <w:b/>
           <w:bCs/>
         </w:rPr>
@@ -452,7 +499,7 @@
       </w:r>
       <w:r>
         <w:rPr>
-          <w:rFonts w:hint="eastAsia"/>
+          <w:rFonts w:hint="eastAsia" w:eastAsia="黑体"/>
           <w:b/>
           <w:bCs/>
         </w:rPr>
@@ -460,6 +507,7 @@
       </w:r>
       <w:r>
         <w:rPr>
+          <w:rFonts w:eastAsia="黑体"/>
           <w:b/>
           <w:bCs/>
         </w:rPr>
@@ -479,7 +527,7 @@
       </m:oMath>
       <w:r>
         <w:rPr>
-          <w:rFonts w:hint="eastAsia"/>
+          <w:rFonts w:hint="eastAsia" w:eastAsia="黑体"/>
         </w:rPr>
         <w:t xml:space="preserve">（</w:t>
       </w:r>
@@ -498,17 +546,20 @@
         </m:sSub>
       </m:oMath>
       <w:r>
+        <w:rPr>
+          <w:rFonts w:eastAsia="黑体"/>
+        </w:rPr>
         <w:t xml:space="preserve"> </w:t>
       </w:r>
       <w:r>
         <w:rPr>
-          <w:rFonts w:hint="eastAsia"/>
+          <w:rFonts w:hint="eastAsia" w:eastAsia="黑体"/>
         </w:rPr>
         <w:t xml:space="preserve">的输出端，反馈回引导逻辑）；</w:t>
       </w:r>
       <w:r>
         <w:rPr>
-          <w:rFonts w:hint="eastAsia"/>
+          <w:rFonts w:hint="eastAsia" w:eastAsia="黑体"/>
           <w:b/>
           <w:bCs/>
         </w:rPr>
@@ -516,6 +567,7 @@
       </w:r>
       <w:r>
         <w:rPr>
+          <w:rFonts w:eastAsia="黑体"/>
           <w:b/>
           <w:bCs/>
         </w:rPr>
@@ -523,7 +575,7 @@
       </w:r>
       <w:r>
         <w:rPr>
-          <w:rFonts w:hint="eastAsia"/>
+          <w:rFonts w:hint="eastAsia" w:eastAsia="黑体"/>
           <w:b/>
           <w:bCs/>
         </w:rPr>
@@ -531,6 +583,7 @@
       </w:r>
       <w:r>
         <w:rPr>
+          <w:rFonts w:eastAsia="黑体"/>
           <w:b/>
           <w:bCs/>
         </w:rPr>
@@ -558,13 +611,13 @@
       </m:oMath>
       <w:r>
         <w:rPr>
-          <w:rFonts w:hint="eastAsia"/>
+          <w:rFonts w:hint="eastAsia" w:eastAsia="黑体"/>
         </w:rPr>
         <w:t xml:space="preserve">（引导逻辑置位输出，接锁存器置位脚）；</w:t>
       </w:r>
       <w:r>
         <w:rPr>
-          <w:rFonts w:hint="eastAsia"/>
+          <w:rFonts w:hint="eastAsia" w:eastAsia="黑体"/>
           <w:b/>
           <w:bCs/>
         </w:rPr>
@@ -572,6 +625,7 @@
       </w:r>
       <w:r>
         <w:rPr>
+          <w:rFonts w:eastAsia="黑体"/>
           <w:b/>
           <w:bCs/>
         </w:rPr>
@@ -579,7 +633,7 @@
       </w:r>
       <w:r>
         <w:rPr>
-          <w:rFonts w:hint="eastAsia"/>
+          <w:rFonts w:hint="eastAsia" w:eastAsia="黑体"/>
           <w:b/>
           <w:bCs/>
         </w:rPr>
@@ -587,6 +641,7 @@
       </w:r>
       <w:r>
         <w:rPr>
+          <w:rFonts w:eastAsia="黑体"/>
           <w:b/>
           <w:bCs/>
         </w:rPr>
@@ -614,7 +669,7 @@
       </m:oMath>
       <w:r>
         <w:rPr>
-          <w:rFonts w:hint="eastAsia"/>
+          <w:rFonts w:hint="eastAsia" w:eastAsia="黑体"/>
         </w:rPr>
         <w:t xml:space="preserve">（引导逻辑复位输出，接锁存器复位脚）。</w:t>
       </w:r>
@@ -623,28 +678,34 @@
       <w:pPr/>
       <w:r>
         <w:rPr>
-          <w:rFonts w:hint="eastAsia"/>
+          <w:rFonts w:hint="eastAsia" w:eastAsia="黑体"/>
         </w:rPr>
         <w:t xml:space="preserve">各单元管脚连接：</w:t>
       </w:r>
       <w:r>
         <w:rPr>
-          <w:rFonts w:hint="eastAsia"/>
+          <w:rFonts w:hint="eastAsia" w:eastAsia="黑体"/>
           <w:b/>
           <w:bCs/>
         </w:rPr>
         <w:t xml:space="preserve">反馈引导逻辑</w:t>
       </w:r>
       <w:r>
+        <w:rPr>
+          <w:rFonts w:eastAsia="黑体"/>
+        </w:rPr>
         <w:t xml:space="preserve"> </w:t>
       </w:r>
       <w:r>
         <w:rPr>
-          <w:rFonts w:hint="eastAsia"/>
+          <w:rFonts w:hint="eastAsia" w:eastAsia="黑体"/>
         </w:rPr>
         <w:t xml:space="preserve">的输入脚接</w:t>
       </w:r>
       <w:r>
+        <w:rPr>
+          <w:rFonts w:eastAsia="黑体"/>
+        </w:rPr>
         <w:t xml:space="preserve"> </w:t>
       </w:r>
       <m:oMath>
@@ -653,6 +714,9 @@
         </m:r>
       </m:oMath>
       <w:r>
+        <w:rPr>
+          <w:rFonts w:eastAsia="黑体"/>
+        </w:rPr>
         <w:t xml:space="preserve">、</w:t>
       </w:r>
       <m:oMath>
@@ -661,6 +725,9 @@
         </m:r>
       </m:oMath>
       <w:r>
+        <w:rPr>
+          <w:rFonts w:eastAsia="黑体"/>
+        </w:rPr>
         <w:t xml:space="preserve">、</w:t>
       </w:r>
       <m:oMath>
@@ -669,6 +736,9 @@
         </m:r>
       </m:oMath>
       <w:r>
+        <w:rPr>
+          <w:rFonts w:eastAsia="黑体"/>
+        </w:rPr>
         <w:t xml:space="preserve">、</w:t>
       </w:r>
       <m:oMath>
@@ -685,11 +755,14 @@
       </m:oMath>
       <w:r>
         <w:rPr>
-          <w:rFonts w:hint="eastAsia"/>
+          <w:rFonts w:hint="eastAsia" w:eastAsia="黑体"/>
         </w:rPr>
         <w:t xml:space="preserve">，输出脚产生</w:t>
       </w:r>
       <w:r>
+        <w:rPr>
+          <w:rFonts w:eastAsia="黑体"/>
+        </w:rPr>
         <w:t xml:space="preserve"> </w:t>
       </w:r>
       <m:oMath>
@@ -713,6 +786,9 @@
         </m:sSub>
       </m:oMath>
       <w:r>
+        <w:rPr>
+          <w:rFonts w:eastAsia="黑体"/>
+        </w:rPr>
         <w:t xml:space="preserve">、</w:t>
       </w:r>
       <m:oMath>
@@ -737,13 +813,13 @@
       </m:oMath>
       <w:r>
         <w:rPr>
-          <w:rFonts w:hint="eastAsia"/>
+          <w:rFonts w:hint="eastAsia" w:eastAsia="黑体"/>
         </w:rPr>
         <w:t xml:space="preserve">；</w:t>
       </w:r>
       <w:r>
         <w:rPr>
-          <w:rFonts w:hint="eastAsia"/>
+          <w:rFonts w:hint="eastAsia" w:eastAsia="黑体"/>
           <w:b/>
           <w:bCs/>
         </w:rPr>
@@ -765,6 +841,7 @@
       </m:oMath>
       <w:r>
         <w:rPr>
+          <w:rFonts w:eastAsia="黑体"/>
           <w:b/>
           <w:bCs/>
         </w:rPr>
@@ -786,22 +863,28 @@
       </m:oMath>
       <w:r>
         <w:rPr>
-          <w:rFonts w:hint="eastAsia"/>
+          <w:rFonts w:hint="eastAsia" w:eastAsia="黑体"/>
           <w:b/>
           <w:bCs/>
         </w:rPr>
         <w:t xml:space="preserve">）</w:t>
       </w:r>
       <w:r>
+        <w:rPr>
+          <w:rFonts w:eastAsia="黑体"/>
+        </w:rPr>
         <w:t xml:space="preserve"> </w:t>
       </w:r>
       <w:r>
         <w:rPr>
-          <w:rFonts w:hint="eastAsia"/>
+          <w:rFonts w:hint="eastAsia" w:eastAsia="黑体"/>
         </w:rPr>
         <w:t xml:space="preserve">的置位脚</w:t>
       </w:r>
       <w:r>
+        <w:rPr>
+          <w:rFonts w:eastAsia="黑体"/>
+        </w:rPr>
         <w:t xml:space="preserve"> </w:t>
       </w:r>
       <m:oMath>
@@ -810,15 +893,21 @@
         </m:r>
       </m:oMath>
       <w:r>
+        <w:rPr>
+          <w:rFonts w:eastAsia="黑体"/>
+        </w:rPr>
         <w:t xml:space="preserve"> </w:t>
       </w:r>
       <w:r>
         <w:rPr>
-          <w:rFonts w:hint="eastAsia"/>
+          <w:rFonts w:hint="eastAsia" w:eastAsia="黑体"/>
         </w:rPr>
         <w:t xml:space="preserve">接</w:t>
       </w:r>
       <w:r>
+        <w:rPr>
+          <w:rFonts w:eastAsia="黑体"/>
+        </w:rPr>
         <w:t xml:space="preserve"> </w:t>
       </w:r>
       <m:oMath>
@@ -843,11 +932,14 @@
       </m:oMath>
       <w:r>
         <w:rPr>
-          <w:rFonts w:hint="eastAsia"/>
+          <w:rFonts w:hint="eastAsia" w:eastAsia="黑体"/>
         </w:rPr>
         <w:t xml:space="preserve">、复位脚</w:t>
       </w:r>
       <w:r>
+        <w:rPr>
+          <w:rFonts w:eastAsia="黑体"/>
+        </w:rPr>
         <w:t xml:space="preserve"> </w:t>
       </w:r>
       <m:oMath>
@@ -856,15 +948,21 @@
         </m:r>
       </m:oMath>
       <w:r>
+        <w:rPr>
+          <w:rFonts w:eastAsia="黑体"/>
+        </w:rPr>
         <w:t xml:space="preserve"> </w:t>
       </w:r>
       <w:r>
         <w:rPr>
-          <w:rFonts w:hint="eastAsia"/>
+          <w:rFonts w:hint="eastAsia" w:eastAsia="黑体"/>
         </w:rPr>
         <w:t xml:space="preserve">接</w:t>
       </w:r>
       <w:r>
+        <w:rPr>
+          <w:rFonts w:eastAsia="黑体"/>
+        </w:rPr>
         <w:t xml:space="preserve"> </w:t>
       </w:r>
       <m:oMath>
@@ -889,11 +987,14 @@
       </m:oMath>
       <w:r>
         <w:rPr>
-          <w:rFonts w:hint="eastAsia"/>
+          <w:rFonts w:hint="eastAsia" w:eastAsia="黑体"/>
         </w:rPr>
         <w:t xml:space="preserve">、时钟脚接时钟节点</w:t>
       </w:r>
       <w:r>
+        <w:rPr>
+          <w:rFonts w:eastAsia="黑体"/>
+        </w:rPr>
         <w:t xml:space="preserve"> </w:t>
       </w:r>
       <m:oMath>
@@ -909,7 +1010,7 @@
       </m:oMath>
       <w:r>
         <w:rPr>
-          <w:rFonts w:hint="eastAsia"/>
+          <w:rFonts w:hint="eastAsia" w:eastAsia="黑体"/>
         </w:rPr>
         <w:t xml:space="preserve">；</w:t>
       </w:r>
@@ -928,15 +1029,21 @@
         </m:sSub>
       </m:oMath>
       <w:r>
+        <w:rPr>
+          <w:rFonts w:eastAsia="黑体"/>
+        </w:rPr>
         <w:t xml:space="preserve"> </w:t>
       </w:r>
       <w:r>
         <w:rPr>
-          <w:rFonts w:hint="eastAsia"/>
+          <w:rFonts w:hint="eastAsia" w:eastAsia="黑体"/>
         </w:rPr>
         <w:t xml:space="preserve">的输出脚</w:t>
       </w:r>
       <w:r>
+        <w:rPr>
+          <w:rFonts w:eastAsia="黑体"/>
+        </w:rPr>
         <w:t xml:space="preserve"> </w:t>
       </w:r>
       <m:oMath>
@@ -945,15 +1052,21 @@
         </m:r>
       </m:oMath>
       <w:r>
+        <w:rPr>
+          <w:rFonts w:eastAsia="黑体"/>
+        </w:rPr>
         <w:t xml:space="preserve"> </w:t>
       </w:r>
       <w:r>
         <w:rPr>
-          <w:rFonts w:hint="eastAsia"/>
+          <w:rFonts w:hint="eastAsia" w:eastAsia="黑体"/>
         </w:rPr>
         <w:t xml:space="preserve">接输出节点</w:t>
       </w:r>
       <w:r>
+        <w:rPr>
+          <w:rFonts w:eastAsia="黑体"/>
+        </w:rPr>
         <w:t xml:space="preserve"> </w:t>
       </w:r>
       <m:oMath>
@@ -963,7 +1076,7 @@
       </m:oMath>
       <w:r>
         <w:rPr>
-          <w:rFonts w:hint="eastAsia"/>
+          <w:rFonts w:hint="eastAsia" w:eastAsia="黑体"/>
         </w:rPr>
         <w:t xml:space="preserve">，</w:t>
       </w:r>
@@ -982,15 +1095,21 @@
         </m:sSub>
       </m:oMath>
       <w:r>
+        <w:rPr>
+          <w:rFonts w:eastAsia="黑体"/>
+        </w:rPr>
         <w:t xml:space="preserve"> </w:t>
       </w:r>
       <w:r>
         <w:rPr>
-          <w:rFonts w:hint="eastAsia"/>
+          <w:rFonts w:hint="eastAsia" w:eastAsia="黑体"/>
         </w:rPr>
         <w:t xml:space="preserve">的输出脚</w:t>
       </w:r>
       <w:r>
+        <w:rPr>
+          <w:rFonts w:eastAsia="黑体"/>
+        </w:rPr>
         <w:t xml:space="preserve"> </w:t>
       </w:r>
       <m:oMath>
@@ -1006,15 +1125,21 @@
         </m:bar>
       </m:oMath>
       <w:r>
+        <w:rPr>
+          <w:rFonts w:eastAsia="黑体"/>
+        </w:rPr>
         <w:t xml:space="preserve"> </w:t>
       </w:r>
       <w:r>
         <w:rPr>
-          <w:rFonts w:hint="eastAsia"/>
+          <w:rFonts w:hint="eastAsia" w:eastAsia="黑体"/>
         </w:rPr>
         <w:t xml:space="preserve">接反相输出节点；各门</w:t>
       </w:r>
       <w:r>
+        <w:rPr>
+          <w:rFonts w:eastAsia="黑体"/>
+        </w:rPr>
         <w:t xml:space="preserve"> </w:t>
       </w:r>
       <m:oMath>
@@ -1035,15 +1160,21 @@
         </m:sSub>
       </m:oMath>
       <w:r>
+        <w:rPr>
+          <w:rFonts w:eastAsia="黑体"/>
+        </w:rPr>
         <w:t xml:space="preserve"> </w:t>
       </w:r>
       <w:r>
         <w:rPr>
-          <w:rFonts w:hint="eastAsia"/>
+          <w:rFonts w:hint="eastAsia" w:eastAsia="黑体"/>
         </w:rPr>
         <w:t xml:space="preserve">接</w:t>
       </w:r>
       <w:r>
+        <w:rPr>
+          <w:rFonts w:eastAsia="黑体"/>
+        </w:rPr>
         <w:t xml:space="preserve"> </w:t>
       </w:r>
       <m:oMath>
@@ -1070,6 +1201,9 @@
         </m:sSub>
       </m:oMath>
       <w:r>
+        <w:rPr>
+          <w:rFonts w:eastAsia="黑体"/>
+        </w:rPr>
         <w:t xml:space="preserve">、</w:t>
       </w:r>
       <m:oMath>
@@ -1084,15 +1218,21 @@
         </m:r>
       </m:oMath>
       <w:r>
+        <w:rPr>
+          <w:rFonts w:eastAsia="黑体"/>
+        </w:rPr>
         <w:t xml:space="preserve"> </w:t>
       </w:r>
       <w:r>
         <w:rPr>
-          <w:rFonts w:hint="eastAsia"/>
+          <w:rFonts w:hint="eastAsia" w:eastAsia="黑体"/>
         </w:rPr>
         <w:t xml:space="preserve">接地。时钟无效时锁存保持，时钟有效边沿按</w:t>
       </w:r>
       <w:r>
+        <w:rPr>
+          <w:rFonts w:eastAsia="黑体"/>
+        </w:rPr>
         <w:t xml:space="preserve"> </w:t>
       </w:r>
       <m:oMath>
@@ -1116,6 +1256,9 @@
         </m:sSub>
       </m:oMath>
       <w:r>
+        <w:rPr>
+          <w:rFonts w:eastAsia="黑体"/>
+        </w:rPr>
         <w:t xml:space="preserve">、</w:t>
       </w:r>
       <m:oMath>
@@ -1139,15 +1282,21 @@
         </m:sSub>
       </m:oMath>
       <w:r>
+        <w:rPr>
+          <w:rFonts w:eastAsia="黑体"/>
+        </w:rPr>
         <w:t xml:space="preserve"> </w:t>
       </w:r>
       <w:r>
         <w:rPr>
-          <w:rFonts w:hint="eastAsia"/>
+          <w:rFonts w:hint="eastAsia" w:eastAsia="黑体"/>
         </w:rPr>
         <w:t xml:space="preserve">更新输出，从而按</w:t>
       </w:r>
       <w:r>
+        <w:rPr>
+          <w:rFonts w:eastAsia="黑体"/>
+        </w:rPr>
         <w:t xml:space="preserve"> </w:t>
       </w:r>
       <m:oMath>
@@ -1156,6 +1305,9 @@
         </m:r>
       </m:oMath>
       <w:r>
+        <w:rPr>
+          <w:rFonts w:eastAsia="黑体"/>
+        </w:rPr>
         <w:t xml:space="preserve">、</w:t>
       </w:r>
       <m:oMath>
@@ -1164,11 +1316,14 @@
         </m:r>
       </m:oMath>
       <w:r>
+        <w:rPr>
+          <w:rFonts w:eastAsia="黑体"/>
+        </w:rPr>
         <w:t xml:space="preserve"> </w:t>
       </w:r>
       <w:r>
         <w:rPr>
-          <w:rFonts w:hint="eastAsia"/>
+          <w:rFonts w:hint="eastAsia" w:eastAsia="黑体"/>
         </w:rPr>
         <w:t xml:space="preserve">组合实现置位、复位、保持与翻转。</w:t>
       </w:r>
@@ -1177,43 +1332,55 @@
       <w:pPr/>
       <w:r>
         <w:rPr>
-          <w:rFonts w:hint="eastAsia"/>
+          <w:rFonts w:hint="eastAsia" w:eastAsia="黑体"/>
         </w:rPr>
         <w:t xml:space="preserve">由此构成”双输入反馈改进型边沿触发</w:t>
       </w:r>
       <w:r>
+        <w:rPr>
+          <w:rFonts w:eastAsia="黑体"/>
+        </w:rPr>
         <w:t xml:space="preserve"> JK </w:t>
       </w:r>
       <w:r>
         <w:rPr>
-          <w:rFonts w:hint="eastAsia"/>
+          <w:rFonts w:hint="eastAsia" w:eastAsia="黑体"/>
         </w:rPr>
         <w:t xml:space="preserve">触发器”组态，覆盖置</w:t>
       </w:r>
       <w:r>
+        <w:rPr>
+          <w:rFonts w:eastAsia="黑体"/>
+        </w:rPr>
         <w:t xml:space="preserve"> </w:t>
       </w:r>
       <w:r>
         <w:rPr>
-          <w:rFonts w:hint="eastAsia"/>
+          <w:rFonts w:hint="eastAsia" w:eastAsia="黑体"/>
         </w:rPr>
         <w:t xml:space="preserve">1、清</w:t>
       </w:r>
       <w:r>
+        <w:rPr>
+          <w:rFonts w:eastAsia="黑体"/>
+        </w:rPr>
         <w:t xml:space="preserve"> </w:t>
       </w:r>
       <w:r>
         <w:rPr>
-          <w:rFonts w:hint="eastAsia"/>
+          <w:rFonts w:hint="eastAsia" w:eastAsia="黑体"/>
         </w:rPr>
         <w:t xml:space="preserve">0、保持与翻转四种操作，且因反馈引导输入而避免了</w:t>
       </w:r>
       <w:r>
+        <w:rPr>
+          <w:rFonts w:eastAsia="黑体"/>
+        </w:rPr>
         <w:t xml:space="preserve"> SR </w:t>
       </w:r>
       <w:r>
         <w:rPr>
-          <w:rFonts w:hint="eastAsia"/>
+          <w:rFonts w:hint="eastAsia" w:eastAsia="黑体"/>
         </w:rPr>
         <w:t xml:space="preserve">违禁态。</w:t>
       </w:r>
@@ -1226,7 +1393,7 @@
       </w:pPr>
       <w:r>
         <w:rPr>
-          <w:rFonts w:hint="eastAsia"/>
+          <w:rFonts w:hint="eastAsia" w:eastAsia="黑体"/>
         </w:rPr>
         <w:t xml:space="preserve">工作原理</w:t>
       </w:r>
@@ -1237,11 +1404,14 @@
       </w:pPr>
       <w:r>
         <w:rPr>
-          <w:rFonts w:hint="eastAsia"/>
+          <w:rFonts w:hint="eastAsia" w:eastAsia="黑体"/>
         </w:rPr>
         <w:t xml:space="preserve">时钟边沿到来时，若</w:t>
       </w:r>
       <w:r>
+        <w:rPr>
+          <w:rFonts w:eastAsia="黑体"/>
+        </w:rPr>
         <w:t xml:space="preserve"> </w:t>
       </w:r>
       <m:oMath>
@@ -1268,11 +1438,14 @@
         </m:r>
       </m:oMath>
       <w:r>
+        <w:rPr>
+          <w:rFonts w:eastAsia="黑体"/>
+        </w:rPr>
         <w:t xml:space="preserve"> </w:t>
       </w:r>
       <w:r>
         <w:rPr>
-          <w:rFonts w:hint="eastAsia"/>
+          <w:rFonts w:hint="eastAsia" w:eastAsia="黑体"/>
         </w:rPr>
         <w:t xml:space="preserve">则保持；</w:t>
       </w:r>
@@ -1309,20 +1482,26 @@
         </m:r>
       </m:oMath>
       <w:r>
+        <w:rPr>
+          <w:rFonts w:eastAsia="黑体"/>
+        </w:rPr>
         <w:t xml:space="preserve"> </w:t>
       </w:r>
       <w:r>
         <w:rPr>
-          <w:rFonts w:hint="eastAsia"/>
+          <w:rFonts w:hint="eastAsia" w:eastAsia="黑体"/>
         </w:rPr>
         <w:t xml:space="preserve">置</w:t>
       </w:r>
       <w:r>
+        <w:rPr>
+          <w:rFonts w:eastAsia="黑体"/>
+        </w:rPr>
         <w:t xml:space="preserve"> </w:t>
       </w:r>
       <w:r>
         <w:rPr>
-          <w:rFonts w:hint="eastAsia"/>
+          <w:rFonts w:hint="eastAsia" w:eastAsia="黑体"/>
         </w:rPr>
         <w:t xml:space="preserve">1；</w:t>
       </w:r>
@@ -1359,20 +1538,26 @@
         </m:r>
       </m:oMath>
       <w:r>
+        <w:rPr>
+          <w:rFonts w:eastAsia="黑体"/>
+        </w:rPr>
         <w:t xml:space="preserve"> </w:t>
       </w:r>
       <w:r>
         <w:rPr>
-          <w:rFonts w:hint="eastAsia"/>
+          <w:rFonts w:hint="eastAsia" w:eastAsia="黑体"/>
         </w:rPr>
         <w:t xml:space="preserve">置</w:t>
       </w:r>
       <w:r>
+        <w:rPr>
+          <w:rFonts w:eastAsia="黑体"/>
+        </w:rPr>
         <w:t xml:space="preserve"> </w:t>
       </w:r>
       <w:r>
         <w:rPr>
-          <w:rFonts w:hint="eastAsia"/>
+          <w:rFonts w:hint="eastAsia" w:eastAsia="黑体"/>
         </w:rPr>
         <w:t xml:space="preserve">0；</w:t>
       </w:r>
@@ -1400,29 +1585,38 @@
         </m:r>
       </m:oMath>
       <w:r>
+        <w:rPr>
+          <w:rFonts w:eastAsia="黑体"/>
+        </w:rPr>
         <w:t xml:space="preserve"> </w:t>
       </w:r>
       <w:r>
         <w:rPr>
-          <w:rFonts w:hint="eastAsia"/>
+          <w:rFonts w:hint="eastAsia" w:eastAsia="黑体"/>
         </w:rPr>
         <w:t xml:space="preserve">则翻转。由于输出通过反馈引导输入，JK</w:t>
       </w:r>
       <w:r>
+        <w:rPr>
+          <w:rFonts w:eastAsia="黑体"/>
+        </w:rPr>
         <w:t xml:space="preserve"> </w:t>
       </w:r>
       <w:r>
         <w:rPr>
-          <w:rFonts w:hint="eastAsia"/>
+          <w:rFonts w:hint="eastAsia" w:eastAsia="黑体"/>
         </w:rPr>
         <w:t xml:space="preserve">触发器不会出现</w:t>
       </w:r>
       <w:r>
+        <w:rPr>
+          <w:rFonts w:eastAsia="黑体"/>
+        </w:rPr>
         <w:t xml:space="preserve"> SR </w:t>
       </w:r>
       <w:r>
         <w:rPr>
-          <w:rFonts w:hint="eastAsia"/>
+          <w:rFonts w:hint="eastAsia" w:eastAsia="黑体"/>
         </w:rPr>
         <w:t xml:space="preserve">触发器的“违禁态”。</w:t>
       </w:r>
@@ -1435,7 +1629,7 @@
       </w:pPr>
       <w:r>
         <w:rPr>
-          <w:rFonts w:hint="eastAsia"/>
+          <w:rFonts w:hint="eastAsia" w:eastAsia="黑体"/>
         </w:rPr>
         <w:t xml:space="preserve">关键计算公式</w:t>
       </w:r>
@@ -1449,7 +1643,7 @@
       </w:pPr>
       <w:r>
         <w:rPr>
-          <w:rFonts w:hint="eastAsia"/>
+          <w:rFonts w:hint="eastAsia" w:eastAsia="黑体"/>
         </w:rPr>
         <w:t xml:space="preserve">特征方程：</w:t>
       </w:r>
@@ -1559,7 +1753,7 @@
       </w:pPr>
       <w:r>
         <w:rPr>
-          <w:rFonts w:hint="eastAsia"/>
+          <w:rFonts w:hint="eastAsia" w:eastAsia="黑体"/>
         </w:rPr>
         <w:t xml:space="preserve">翻转条件（J=K=1）：</w:t>
       </w:r>
@@ -1632,7 +1826,7 @@
       </w:pPr>
       <w:r>
         <w:rPr>
-          <w:rFonts w:hint="eastAsia"/>
+          <w:rFonts w:hint="eastAsia" w:eastAsia="黑体"/>
         </w:rPr>
         <w:t xml:space="preserve">特性表（四种操作）：</w:t>
       </w:r>
@@ -1878,7 +2072,7 @@
             </w:pPr>
             <w:r>
               <w:rPr>
-                <w:rFonts w:hint="eastAsia"/>
+                <w:rFonts w:hint="eastAsia" w:eastAsia="黑体"/>
               </w:rPr>
               <w:t xml:space="preserve">符号</w:t>
             </w:r>
@@ -1892,7 +2086,7 @@
             </w:pPr>
             <w:r>
               <w:rPr>
-                <w:rFonts w:hint="eastAsia"/>
+                <w:rFonts w:hint="eastAsia" w:eastAsia="黑体"/>
               </w:rPr>
               <w:t xml:space="preserve">含义</w:t>
             </w:r>
@@ -1906,7 +2100,7 @@
             </w:pPr>
             <w:r>
               <w:rPr>
-                <w:rFonts w:hint="eastAsia"/>
+                <w:rFonts w:hint="eastAsia" w:eastAsia="黑体"/>
               </w:rPr>
               <w:t xml:space="preserve">单位</w:t>
             </w:r>
@@ -1935,6 +2129,9 @@
               </m:r>
             </m:oMath>
             <w:r>
+              <w:rPr>
+                <w:rFonts w:eastAsia="黑体"/>
+              </w:rPr>
               <w:t xml:space="preserve">​</w:t>
             </w:r>
           </w:p>
@@ -1947,7 +2144,7 @@
             </w:pPr>
             <w:r>
               <w:rPr>
-                <w:rFonts w:hint="eastAsia"/>
+                <w:rFonts w:hint="eastAsia" w:eastAsia="黑体"/>
               </w:rPr>
               <w:t xml:space="preserve">输入</w:t>
             </w:r>
@@ -1960,6 +2157,9 @@
               <w:pStyle w:val="Compact"/>
             </w:pPr>
             <w:r>
+              <w:rPr>
+                <w:rFonts w:eastAsia="黑体"/>
+              </w:rPr>
               <w:t xml:space="preserve">—</w:t>
             </w:r>
           </w:p>
@@ -1987,6 +2187,9 @@
               </m:sSup>
             </m:oMath>
             <w:r>
+              <w:rPr>
+                <w:rFonts w:eastAsia="黑体"/>
+              </w:rPr>
               <w:t xml:space="preserve">​</w:t>
             </w:r>
           </w:p>
@@ -1999,7 +2202,7 @@
             </w:pPr>
             <w:r>
               <w:rPr>
-                <w:rFonts w:hint="eastAsia"/>
+                <w:rFonts w:hint="eastAsia" w:eastAsia="黑体"/>
               </w:rPr>
               <w:t xml:space="preserve">现态</w:t>
             </w:r>
@@ -2012,6 +2215,9 @@
               <w:pStyle w:val="Compact"/>
             </w:pPr>
             <w:r>
+              <w:rPr>
+                <w:rFonts w:eastAsia="黑体"/>
+              </w:rPr>
               <w:t xml:space="preserve">—</w:t>
             </w:r>
           </w:p>
@@ -2048,6 +2254,9 @@
               </m:sSup>
             </m:oMath>
             <w:r>
+              <w:rPr>
+                <w:rFonts w:eastAsia="黑体"/>
+              </w:rPr>
               <w:t xml:space="preserve">​</w:t>
             </w:r>
           </w:p>
@@ -2060,7 +2269,7 @@
             </w:pPr>
             <w:r>
               <w:rPr>
-                <w:rFonts w:hint="eastAsia"/>
+                <w:rFonts w:hint="eastAsia" w:eastAsia="黑体"/>
               </w:rPr>
               <w:t xml:space="preserve">次态</w:t>
             </w:r>
@@ -2073,6 +2282,9 @@
               <w:pStyle w:val="Compact"/>
             </w:pPr>
             <w:r>
+              <w:rPr>
+                <w:rFonts w:eastAsia="黑体"/>
+              </w:rPr>
               <w:t xml:space="preserve">—</w:t>
             </w:r>
           </w:p>
@@ -2087,7 +2299,7 @@
       </w:pPr>
       <w:r>
         <w:rPr>
-          <w:rFonts w:hint="eastAsia"/>
+          <w:rFonts w:hint="eastAsia" w:eastAsia="黑体"/>
         </w:rPr>
         <w:t xml:space="preserve">元件调整影响</w:t>
       </w:r>
@@ -2102,6 +2314,7 @@
       </w:pPr>
       <w:r>
         <w:rPr>
+          <w:rFonts w:eastAsia="黑体"/>
           <w:b/>
           <w:bCs/>
         </w:rPr>
@@ -2109,21 +2322,27 @@
       </w:r>
       <w:r>
         <w:rPr>
-          <w:rFonts w:hint="eastAsia"/>
+          <w:rFonts w:hint="eastAsia" w:eastAsia="黑体"/>
           <w:b/>
           <w:bCs/>
         </w:rPr>
         <w:t xml:space="preserve">同时接低</w:t>
       </w:r>
       <w:r>
+        <w:rPr>
+          <w:rFonts w:eastAsia="黑体"/>
+        </w:rPr>
         <w:t xml:space="preserve"> </w:t>
       </w:r>
       <w:r>
+        <w:rPr>
+          <w:rFonts w:eastAsia="黑体"/>
+        </w:rPr>
         <w:t xml:space="preserve">→ </w:t>
       </w:r>
       <w:r>
         <w:rPr>
-          <w:rFonts w:hint="eastAsia"/>
+          <w:rFonts w:hint="eastAsia" w:eastAsia="黑体"/>
         </w:rPr>
         <w:t xml:space="preserve">时钟边沿不改变状态，实现保持。</w:t>
       </w:r>
@@ -2138,6 +2357,7 @@
       </w:pPr>
       <w:r>
         <w:rPr>
+          <w:rFonts w:eastAsia="黑体"/>
           <w:b/>
           <w:bCs/>
         </w:rPr>
@@ -2145,21 +2365,27 @@
       </w:r>
       <w:r>
         <w:rPr>
-          <w:rFonts w:hint="eastAsia"/>
+          <w:rFonts w:hint="eastAsia" w:eastAsia="黑体"/>
           <w:b/>
           <w:bCs/>
         </w:rPr>
         <w:t xml:space="preserve">同时接高</w:t>
       </w:r>
       <w:r>
+        <w:rPr>
+          <w:rFonts w:eastAsia="黑体"/>
+        </w:rPr>
         <w:t xml:space="preserve"> </w:t>
       </w:r>
       <w:r>
+        <w:rPr>
+          <w:rFonts w:eastAsia="黑体"/>
+        </w:rPr>
         <w:t xml:space="preserve">→ </w:t>
       </w:r>
       <w:r>
         <w:rPr>
-          <w:rFonts w:hint="eastAsia"/>
+          <w:rFonts w:hint="eastAsia" w:eastAsia="黑体"/>
         </w:rPr>
         <w:t xml:space="preserve">每个时钟边沿翻转一次，输出频率为时钟的一半（二分频）。</w:t>
       </w:r>
@@ -2174,21 +2400,27 @@
       </w:pPr>
       <w:r>
         <w:rPr>
-          <w:rFonts w:hint="eastAsia"/>
+          <w:rFonts w:hint="eastAsia" w:eastAsia="黑体"/>
           <w:b/>
           <w:bCs/>
         </w:rPr>
         <w:t xml:space="preserve">输入端带噪声</w:t>
       </w:r>
       <w:r>
+        <w:rPr>
+          <w:rFonts w:eastAsia="黑体"/>
+        </w:rPr>
         <w:t xml:space="preserve"> </w:t>
       </w:r>
       <w:r>
+        <w:rPr>
+          <w:rFonts w:eastAsia="黑体"/>
+        </w:rPr>
         <w:t xml:space="preserve">→ </w:t>
       </w:r>
       <w:r>
         <w:rPr>
-          <w:rFonts w:hint="eastAsia"/>
+          <w:rFonts w:hint="eastAsia" w:eastAsia="黑体"/>
         </w:rPr>
         <w:t xml:space="preserve">时钟边沿附近抖动可能造成误翻转，需保证建立/保持时间。</w:t>
       </w:r>
@@ -2203,21 +2435,27 @@
       </w:pPr>
       <w:r>
         <w:rPr>
-          <w:rFonts w:hint="eastAsia"/>
+          <w:rFonts w:hint="eastAsia" w:eastAsia="黑体"/>
           <w:b/>
           <w:bCs/>
         </w:rPr>
         <w:t xml:space="preserve">异步置位/清零端接入</w:t>
       </w:r>
       <w:r>
+        <w:rPr>
+          <w:rFonts w:eastAsia="黑体"/>
+        </w:rPr>
         <w:t xml:space="preserve"> </w:t>
       </w:r>
       <w:r>
+        <w:rPr>
+          <w:rFonts w:eastAsia="黑体"/>
+        </w:rPr>
         <w:t xml:space="preserve">→ </w:t>
       </w:r>
       <w:r>
         <w:rPr>
-          <w:rFonts w:hint="eastAsia"/>
+          <w:rFonts w:hint="eastAsia" w:eastAsia="黑体"/>
         </w:rPr>
         <w:t xml:space="preserve">可不经时钟直接强制输出。</w:t>
       </w:r>
@@ -2230,7 +2468,7 @@
       </w:pPr>
       <w:r>
         <w:rPr>
-          <w:rFonts w:hint="eastAsia"/>
+          <w:rFonts w:hint="eastAsia" w:eastAsia="黑体"/>
         </w:rPr>
         <w:t xml:space="preserve">典型参数示例</w:t>
       </w:r>
@@ -2245,11 +2483,14 @@
       </w:pPr>
       <w:r>
         <w:rPr>
-          <w:rFonts w:hint="eastAsia"/>
+          <w:rFonts w:hint="eastAsia" w:eastAsia="黑体"/>
         </w:rPr>
         <w:t xml:space="preserve">二分频应用：令</w:t>
       </w:r>
       <w:r>
+        <w:rPr>
+          <w:rFonts w:eastAsia="黑体"/>
+        </w:rPr>
         <w:t xml:space="preserve"> </w:t>
       </w:r>
       <m:oMath>
@@ -2277,11 +2518,14 @@
       </m:oMath>
       <w:r>
         <w:rPr>
-          <w:rFonts w:hint="eastAsia"/>
+          <w:rFonts w:hint="eastAsia" w:eastAsia="黑体"/>
         </w:rPr>
         <w:t xml:space="preserve">，时钟每来一个边沿</w:t>
       </w:r>
       <w:r>
+        <w:rPr>
+          <w:rFonts w:eastAsia="黑体"/>
+        </w:rPr>
         <w:t xml:space="preserve"> </w:t>
       </w:r>
       <m:oMath>
@@ -2290,15 +2534,21 @@
         </m:r>
       </m:oMath>
       <w:r>
+        <w:rPr>
+          <w:rFonts w:eastAsia="黑体"/>
+        </w:rPr>
         <w:t xml:space="preserve"> </w:t>
       </w:r>
       <w:r>
         <w:rPr>
-          <w:rFonts w:hint="eastAsia"/>
+          <w:rFonts w:hint="eastAsia" w:eastAsia="黑体"/>
         </w:rPr>
         <w:t xml:space="preserve">翻转一次，故输出频率</w:t>
       </w:r>
       <w:r>
+        <w:rPr>
+          <w:rFonts w:eastAsia="黑体"/>
+        </w:rPr>
         <w:t xml:space="preserve"> </w:t>
       </w:r>
       <m:oMath>
@@ -2353,6 +2603,9 @@
         </m:sSub>
       </m:oMath>
       <w:r>
+        <w:rPr>
+          <w:rFonts w:eastAsia="黑体"/>
+        </w:rPr>
         <w:t xml:space="preserve">。</w:t>
       </w:r>
     </w:p>
@@ -2366,11 +2619,14 @@
       </w:pPr>
       <w:r>
         <w:rPr>
-          <w:rFonts w:hint="eastAsia"/>
+          <w:rFonts w:hint="eastAsia" w:eastAsia="黑体"/>
         </w:rPr>
         <w:t xml:space="preserve">特征方程验证：设</w:t>
       </w:r>
       <w:r>
+        <w:rPr>
+          <w:rFonts w:eastAsia="黑体"/>
+        </w:rPr>
         <w:t xml:space="preserve"> </w:t>
       </w:r>
       <m:oMath>
@@ -2397,6 +2653,9 @@
         </m:r>
       </m:oMath>
       <w:r>
+        <w:rPr>
+          <w:rFonts w:eastAsia="黑体"/>
+        </w:rPr>
         <w:t xml:space="preserve">、</w:t>
       </w:r>
       <m:oMath>
@@ -2433,11 +2692,14 @@
       </m:oMath>
       <w:r>
         <w:rPr>
-          <w:rFonts w:hint="eastAsia"/>
+          <w:rFonts w:hint="eastAsia" w:eastAsia="黑体"/>
         </w:rPr>
         <w:t xml:space="preserve">，则</w:t>
       </w:r>
       <w:r>
+        <w:rPr>
+          <w:rFonts w:eastAsia="黑体"/>
+        </w:rPr>
         <w:t xml:space="preserve"> </w:t>
       </w:r>
       <m:oMath>
@@ -2510,11 +2772,14 @@
       </m:oMath>
       <w:r>
         <w:rPr>
-          <w:rFonts w:hint="eastAsia"/>
+          <w:rFonts w:hint="eastAsia" w:eastAsia="黑体"/>
         </w:rPr>
         <w:t xml:space="preserve">，即被置</w:t>
       </w:r>
       <w:r>
+        <w:rPr>
+          <w:rFonts w:eastAsia="黑体"/>
+        </w:rPr>
         <w:t xml:space="preserve"> 1。</w:t>
       </w:r>
     </w:p>
@@ -2526,7 +2791,7 @@
       </w:pPr>
       <w:r>
         <w:rPr>
-          <w:rFonts w:hint="eastAsia"/>
+          <w:rFonts w:hint="eastAsia" w:eastAsia="黑体"/>
         </w:rPr>
         <w:t xml:space="preserve">常见器件型号</w:t>
       </w:r>
@@ -2541,16 +2806,19 @@
       </w:pPr>
       <w:r>
         <w:rPr>
-          <w:rFonts w:hint="eastAsia"/>
+          <w:rFonts w:hint="eastAsia" w:eastAsia="黑体"/>
         </w:rPr>
         <w:t xml:space="preserve">74HC73：双</w:t>
       </w:r>
       <w:r>
+        <w:rPr>
+          <w:rFonts w:eastAsia="黑体"/>
+        </w:rPr>
         <w:t xml:space="preserve"> JK </w:t>
       </w:r>
       <w:r>
         <w:rPr>
-          <w:rFonts w:hint="eastAsia"/>
+          <w:rFonts w:hint="eastAsia" w:eastAsia="黑体"/>
         </w:rPr>
         <w:t xml:space="preserve">触发器（带清零）。</w:t>
       </w:r>
@@ -2565,16 +2833,19 @@
       </w:pPr>
       <w:r>
         <w:rPr>
-          <w:rFonts w:hint="eastAsia"/>
+          <w:rFonts w:hint="eastAsia" w:eastAsia="黑体"/>
         </w:rPr>
         <w:t xml:space="preserve">74HC76：双</w:t>
       </w:r>
       <w:r>
+        <w:rPr>
+          <w:rFonts w:eastAsia="黑体"/>
+        </w:rPr>
         <w:t xml:space="preserve"> JK </w:t>
       </w:r>
       <w:r>
         <w:rPr>
-          <w:rFonts w:hint="eastAsia"/>
+          <w:rFonts w:hint="eastAsia" w:eastAsia="黑体"/>
         </w:rPr>
         <w:t xml:space="preserve">触发器（带预置/清零）。</w:t>
       </w:r>
@@ -2589,25 +2860,31 @@
       </w:pPr>
       <w:r>
         <w:rPr>
-          <w:rFonts w:hint="eastAsia"/>
+          <w:rFonts w:hint="eastAsia" w:eastAsia="黑体"/>
         </w:rPr>
         <w:t xml:space="preserve">CD4027：双</w:t>
       </w:r>
       <w:r>
+        <w:rPr>
+          <w:rFonts w:eastAsia="黑体"/>
+        </w:rPr>
         <w:t xml:space="preserve"> JK </w:t>
       </w:r>
       <w:r>
         <w:rPr>
-          <w:rFonts w:hint="eastAsia"/>
+          <w:rFonts w:hint="eastAsia" w:eastAsia="黑体"/>
         </w:rPr>
         <w:t xml:space="preserve">触发器（CMOS</w:t>
       </w:r>
       <w:r>
+        <w:rPr>
+          <w:rFonts w:eastAsia="黑体"/>
+        </w:rPr>
         <w:t xml:space="preserve"> 4000 </w:t>
       </w:r>
       <w:r>
         <w:rPr>
-          <w:rFonts w:hint="eastAsia"/>
+          <w:rFonts w:hint="eastAsia" w:eastAsia="黑体"/>
         </w:rPr>
         <w:t xml:space="preserve">系列）。</w:t>
       </w:r>
@@ -2620,7 +2897,7 @@
       </w:pPr>
       <w:r>
         <w:rPr>
-          <w:rFonts w:hint="eastAsia"/>
+          <w:rFonts w:hint="eastAsia" w:eastAsia="黑体"/>
         </w:rPr>
         <w:t xml:space="preserve">注意事项</w:t>
       </w:r>
@@ -2635,16 +2912,19 @@
       </w:pPr>
       <w:r>
         <w:rPr>
-          <w:rFonts w:hint="eastAsia"/>
+          <w:rFonts w:hint="eastAsia" w:eastAsia="黑体"/>
         </w:rPr>
         <w:t xml:space="preserve">边沿触发型与主从型</w:t>
       </w:r>
       <w:r>
+        <w:rPr>
+          <w:rFonts w:eastAsia="黑体"/>
+        </w:rPr>
         <w:t xml:space="preserve"> JK </w:t>
       </w:r>
       <w:r>
         <w:rPr>
-          <w:rFonts w:hint="eastAsia"/>
+          <w:rFonts w:hint="eastAsia" w:eastAsia="黑体"/>
         </w:rPr>
         <w:t xml:space="preserve">触发器工作特性不同，选型注意触发方式。</w:t>
       </w:r>
@@ -2658,11 +2938,14 @@
         </w:numPr>
       </w:pPr>
       <w:r>
+        <w:rPr>
+          <w:rFonts w:eastAsia="黑体"/>
+        </w:rPr>
         <w:t xml:space="preserve">J、K </w:t>
       </w:r>
       <w:r>
         <w:rPr>
-          <w:rFonts w:hint="eastAsia"/>
+          <w:rFonts w:hint="eastAsia" w:eastAsia="黑体"/>
         </w:rPr>
         <w:t xml:space="preserve">输入须在时钟边沿前后保持稳定，避免违反建立/保持时间。</w:t>
       </w:r>
@@ -2676,11 +2959,14 @@
         </w:numPr>
       </w:pPr>
       <w:r>
+        <w:rPr>
+          <w:rFonts w:eastAsia="黑体"/>
+        </w:rPr>
         <w:t xml:space="preserve">JK </w:t>
       </w:r>
       <w:r>
         <w:rPr>
-          <w:rFonts w:hint="eastAsia"/>
+          <w:rFonts w:hint="eastAsia" w:eastAsia="黑体"/>
         </w:rPr>
         <w:t xml:space="preserve">触发器可方便构成计数器与分频器，是经典时序单元。</w:t>
       </w:r>
@@ -2693,7 +2979,7 @@
       </w:pPr>
       <w:r>
         <w:rPr>
-          <w:rFonts w:hint="eastAsia"/>
+          <w:rFonts w:hint="eastAsia" w:eastAsia="黑体"/>
         </w:rPr>
         <w:t xml:space="preserve">参考资料</w:t>
       </w:r>
@@ -2708,7 +2994,7 @@
       </w:pPr>
       <w:r>
         <w:rPr>
-          <w:rFonts w:hint="eastAsia"/>
+          <w:rFonts w:hint="eastAsia" w:eastAsia="黑体"/>
         </w:rPr>
         <w:t xml:space="preserve">《数字电子技术基础》（阎石）。</w:t>
       </w:r>
@@ -2722,6 +3008,9 @@
         </w:numPr>
       </w:pPr>
       <w:r>
+        <w:rPr>
+          <w:rFonts w:eastAsia="黑体"/>
+        </w:rPr>
         <w:t xml:space="preserve">Wikipedia: JK flip-flop。</w:t>
       </w:r>
     </w:p>
@@ -2734,11 +3023,14 @@
         </w:numPr>
       </w:pPr>
       <w:r>
+        <w:rPr>
+          <w:rFonts w:eastAsia="黑体"/>
+        </w:rPr>
         <w:t xml:space="preserve">TI 74HC76 </w:t>
       </w:r>
       <w:r>
         <w:rPr>
-          <w:rFonts w:hint="eastAsia"/>
+          <w:rFonts w:hint="eastAsia" w:eastAsia="黑体"/>
         </w:rPr>
         <w:t xml:space="preserve">数据手册。</w:t>
       </w:r>
@@ -2752,11 +3044,11 @@
       </w:pPr>
       <w:r>
         <w:rPr>
-          <w:rFonts w:ascii="Times New Roman" w:hAnsi="Times New Roman"/>
+          <w:rFonts w:ascii="Times New Roman" w:hAnsi="Times New Roman" w:eastAsia="黑体"/>
           <w:color w:val="555555"/>
           <w:sz w:val="21"/>
         </w:rPr>
-        <w:t>材料收集者：杜文杰</w:t>
+        <w:t>材料收集者：杜文杰，WX手机：19519196569，QQ:3478827729</w:t>
       </w:r>
     </w:p>
     <w:sectPr>
@@ -2776,7 +3068,7 @@
 </file>
 
 <file path=word/footer1.xml><?xml version="1.0" encoding="utf-8"?>
-<w:ftr xmlns:m="http://schemas.openxmlformats.org/officeDocument/2006/math" xmlns:mc="http://schemas.openxmlformats.org/markup-compatibility/2006" xmlns:mo="http://schemas.microsoft.com/office/mac/office/2008/main" xmlns:mv="urn:schemas-microsoft-com:mac:vml" xmlns:o="urn:schemas-microsoft-com:office:office" xmlns:r="http://schemas.openxmlformats.org/officeDocument/2006/relationships" xmlns:v="urn:schemas-microsoft-com:vml" xmlns:w10="urn:schemas-microsoft-com:office:word" xmlns:w14="http://schemas.microsoft.com/office/word/2010/wordml" xmlns:w="http://schemas.openxmlformats.org/wordprocessingml/2006/main" xmlns:wne="http://schemas.microsoft.com/office/word/2006/wordml" xmlns:wp14="http://schemas.microsoft.com/office/word/2010/wordprocessingDrawing" xmlns:wp="http://schemas.openxmlformats.org/drawingml/2006/wordprocessingDrawing" xmlns:wpc="http://schemas.microsoft.com/office/word/2010/wordprocessingCanvas" xmlns:wpg="http://schemas.microsoft.com/office/word/2010/wordprocessingGroup" xmlns:wpi="http://schemas.microsoft.com/office/word/2010/wordprocessingInk" xmlns:wps="http://schemas.microsoft.com/office/word/2010/wordprocessingShape" mc:Ignorable="w14 wp14">
+<w:ftr xmlns:mc="http://schemas.openxmlformats.org/markup-compatibility/2006" xmlns:w="http://schemas.openxmlformats.org/wordprocessingml/2006/main" xmlns:m="http://schemas.openxmlformats.org/officeDocument/2006/math" xmlns:mo="http://schemas.microsoft.com/office/mac/office/2008/main" xmlns:mv="urn:schemas-microsoft-com:mac:vml" xmlns:o="urn:schemas-microsoft-com:office:office" xmlns:r="http://schemas.openxmlformats.org/officeDocument/2006/relationships" xmlns:v="urn:schemas-microsoft-com:vml" xmlns:w10="urn:schemas-microsoft-com:office:word" xmlns:w14="http://schemas.microsoft.com/office/word/2010/wordml" xmlns:wne="http://schemas.microsoft.com/office/word/2006/wordml" xmlns:wp14="http://schemas.microsoft.com/office/word/2010/wordprocessingDrawing" xmlns:wp="http://schemas.openxmlformats.org/drawingml/2006/wordprocessingDrawing" xmlns:wpc="http://schemas.microsoft.com/office/word/2010/wordprocessingCanvas" xmlns:wpg="http://schemas.microsoft.com/office/word/2010/wordprocessingGroup" xmlns:wpi="http://schemas.microsoft.com/office/word/2010/wordprocessingInk" xmlns:wps="http://schemas.microsoft.com/office/word/2010/wordprocessingShape" mc:Ignorable="w14 wp14">
   <w:p>
     <w:pPr>
       <w:pStyle w:val="Footer"/>
@@ -2784,12 +3076,14 @@
     </w:pPr>
     <w:r>
       <w:rPr>
+        <w:rFonts w:eastAsia="黑体"/>
         <w:sz w:val="18"/>
       </w:rPr>
       <w:t xml:space="preserve">第 </w:t>
     </w:r>
     <w:r>
       <w:rPr>
+        <w:rFonts w:eastAsia="黑体"/>
         <w:sz w:val="18"/>
       </w:rPr>
       <w:fldChar w:fldCharType="begin"/>
@@ -2798,6 +3092,7 @@
     </w:r>
     <w:r>
       <w:rPr>
+        <w:rFonts w:eastAsia="黑体"/>
         <w:sz w:val="18"/>
       </w:rPr>
       <w:t xml:space="preserve"> 页</w:t>
@@ -2811,6 +3106,9 @@
   <w:footnote w:type="continuationSeparator" w:id="0">
     <w:p>
       <w:r>
+        <w:rPr>
+          <w:rFonts w:eastAsia="黑体"/>
+        </w:rPr>
         <w:continuationSeparator/>
       </w:r>
     </w:p>
@@ -2818,6 +3116,9 @@
   <w:footnote w:type="separator" w:id="-1">
     <w:p>
       <w:r>
+        <w:rPr>
+          <w:rFonts w:eastAsia="黑体"/>
+        </w:rPr>
         <w:separator/>
       </w:r>
     </w:p>
@@ -2826,7 +3127,7 @@
 </file>
 
 <file path=word/header1.xml><?xml version="1.0" encoding="utf-8"?>
-<w:hdr xmlns:m="http://schemas.openxmlformats.org/officeDocument/2006/math" xmlns:mc="http://schemas.openxmlformats.org/markup-compatibility/2006" xmlns:mo="http://schemas.microsoft.com/office/mac/office/2008/main" xmlns:mv="urn:schemas-microsoft-com:mac:vml" xmlns:o="urn:schemas-microsoft-com:office:office" xmlns:r="http://schemas.openxmlformats.org/officeDocument/2006/relationships" xmlns:v="urn:schemas-microsoft-com:vml" xmlns:w10="urn:schemas-microsoft-com:office:word" xmlns:w14="http://schemas.microsoft.com/office/word/2010/wordml" xmlns:w="http://schemas.openxmlformats.org/wordprocessingml/2006/main" xmlns:wne="http://schemas.microsoft.com/office/word/2006/wordml" xmlns:wp14="http://schemas.microsoft.com/office/word/2010/wordprocessingDrawing" xmlns:wp="http://schemas.openxmlformats.org/drawingml/2006/wordprocessingDrawing" xmlns:wpc="http://schemas.microsoft.com/office/word/2010/wordprocessingCanvas" xmlns:wpg="http://schemas.microsoft.com/office/word/2010/wordprocessingGroup" xmlns:wpi="http://schemas.microsoft.com/office/word/2010/wordprocessingInk" xmlns:wps="http://schemas.microsoft.com/office/word/2010/wordprocessingShape" mc:Ignorable="w14 wp14">
+<w:hdr xmlns:mc="http://schemas.openxmlformats.org/markup-compatibility/2006" xmlns:w="http://schemas.openxmlformats.org/wordprocessingml/2006/main" xmlns:m="http://schemas.openxmlformats.org/officeDocument/2006/math" xmlns:mo="http://schemas.microsoft.com/office/mac/office/2008/main" xmlns:mv="urn:schemas-microsoft-com:mac:vml" xmlns:o="urn:schemas-microsoft-com:office:office" xmlns:r="http://schemas.openxmlformats.org/officeDocument/2006/relationships" xmlns:v="urn:schemas-microsoft-com:vml" xmlns:w10="urn:schemas-microsoft-com:office:word" xmlns:w14="http://schemas.microsoft.com/office/word/2010/wordml" xmlns:wne="http://schemas.microsoft.com/office/word/2006/wordml" xmlns:wp14="http://schemas.microsoft.com/office/word/2010/wordprocessingDrawing" xmlns:wp="http://schemas.openxmlformats.org/drawingml/2006/wordprocessingDrawing" xmlns:wpc="http://schemas.microsoft.com/office/word/2010/wordprocessingCanvas" xmlns:wpg="http://schemas.microsoft.com/office/word/2010/wordprocessingGroup" xmlns:wpi="http://schemas.microsoft.com/office/word/2010/wordprocessingInk" xmlns:wps="http://schemas.microsoft.com/office/word/2010/wordprocessingShape" mc:Ignorable="w14 wp14">
   <w:p>
     <w:pPr>
       <w:pStyle w:val="Header"/>
@@ -2834,7 +3135,7 @@
     </w:pPr>
     <w:r>
       <w:rPr>
-        <w:rFonts w:ascii="Times New Roman" w:hAnsi="Times New Roman"/>
+        <w:rFonts w:ascii="Times New Roman" w:hAnsi="Times New Roman" w:eastAsia="黑体"/>
         <w:sz w:val="18"/>
         <w:rFonts w:eastAsia="黑体"/>
         <w:rFonts w:eastAsia="黑体"/>
@@ -2846,7 +3147,7 @@
 </file>
 
 <file path=word/numbering.xml><?xml version="1.0" encoding="utf-8"?>
-<w:numbering xmlns:m="http://schemas.openxmlformats.org/officeDocument/2006/math" xmlns:mc="http://schemas.openxmlformats.org/markup-compatibility/2006" xmlns:mo="http://schemas.microsoft.com/office/mac/office/2008/main" xmlns:mv="urn:schemas-microsoft-com:mac:vml" xmlns:o="urn:schemas-microsoft-com:office:office" xmlns:r="http://schemas.openxmlformats.org/officeDocument/2006/relationships" xmlns:v="urn:schemas-microsoft-com:vml" xmlns:w="http://schemas.openxmlformats.org/wordprocessingml/2006/main" xmlns:w10="urn:schemas-microsoft-com:office:word" xmlns:w14="http://schemas.microsoft.com/office/word/2010/wordml" xmlns:wne="http://schemas.microsoft.com/office/word/2006/wordml" xmlns:wp="http://schemas.openxmlformats.org/drawingml/2006/wordprocessingDrawing" xmlns:wp14="http://schemas.microsoft.com/office/word/2010/wordprocessingDrawing" xmlns:wpc="http://schemas.microsoft.com/office/word/2010/wordprocessingCanvas" xmlns:wpg="http://schemas.microsoft.com/office/word/2010/wordprocessingGroup" xmlns:wpi="http://schemas.microsoft.com/office/word/2010/wordprocessingInk" xmlns:wps="http://schemas.microsoft.com/office/word/2010/wordprocessingShape" mc:Ignorable="w14 wp14">
+<w:numbering xmlns:mc="http://schemas.openxmlformats.org/markup-compatibility/2006" xmlns:w="http://schemas.openxmlformats.org/wordprocessingml/2006/main" xmlns:m="http://schemas.openxmlformats.org/officeDocument/2006/math" xmlns:mo="http://schemas.microsoft.com/office/mac/office/2008/main" xmlns:mv="urn:schemas-microsoft-com:mac:vml" xmlns:o="urn:schemas-microsoft-com:office:office" xmlns:r="http://schemas.openxmlformats.org/officeDocument/2006/relationships" xmlns:v="urn:schemas-microsoft-com:vml" xmlns:w10="urn:schemas-microsoft-com:office:word" xmlns:w14="http://schemas.microsoft.com/office/word/2010/wordml" xmlns:wne="http://schemas.microsoft.com/office/word/2006/wordml" xmlns:wp="http://schemas.openxmlformats.org/drawingml/2006/wordprocessingDrawing" xmlns:wp14="http://schemas.microsoft.com/office/word/2010/wordprocessingDrawing" xmlns:wpc="http://schemas.microsoft.com/office/word/2010/wordprocessingCanvas" xmlns:wpg="http://schemas.microsoft.com/office/word/2010/wordprocessingGroup" xmlns:wpi="http://schemas.microsoft.com/office/word/2010/wordprocessingInk" xmlns:wps="http://schemas.microsoft.com/office/word/2010/wordprocessingShape" mc:Ignorable="w14 wp14">
   <w:abstractNum w:abstractNumId="0">
     <w:nsid w:val="FFFFFF7C"/>
     <w:multiLevelType w:val="singleLevel"/>
@@ -2933,7 +3234,7 @@
         <w:ind w:hanging="360" w:left="1440"/>
       </w:pPr>
       <w:rPr>
-        <w:rFonts w:ascii="Symbol" w:hAnsi="Symbol" w:hint="default"/>
+        <w:rFonts w:ascii="Symbol" w:hAnsi="Symbol" w:hint="default" w:eastAsia="黑体"/>
       </w:rPr>
     </w:lvl>
   </w:abstractNum>
@@ -2954,7 +3255,7 @@
         <w:ind w:hanging="360" w:left="1080"/>
       </w:pPr>
       <w:rPr>
-        <w:rFonts w:ascii="Symbol" w:hAnsi="Symbol" w:hint="default"/>
+        <w:rFonts w:ascii="Symbol" w:hAnsi="Symbol" w:hint="default" w:eastAsia="黑体"/>
       </w:rPr>
     </w:lvl>
   </w:abstractNum>
@@ -2975,7 +3276,7 @@
         <w:ind w:hanging="360" w:left="720"/>
       </w:pPr>
       <w:rPr>
-        <w:rFonts w:ascii="Symbol" w:hAnsi="Symbol" w:hint="default"/>
+        <w:rFonts w:ascii="Symbol" w:hAnsi="Symbol" w:hint="default" w:eastAsia="黑体"/>
       </w:rPr>
     </w:lvl>
   </w:abstractNum>
@@ -3014,7 +3315,7 @@
         <w:ind w:hanging="360" w:left="360"/>
       </w:pPr>
       <w:rPr>
-        <w:rFonts w:ascii="Symbol" w:hAnsi="Symbol" w:hint="default"/>
+        <w:rFonts w:ascii="Symbol" w:hAnsi="Symbol" w:hint="default" w:eastAsia="黑体"/>
       </w:rPr>
     </w:lvl>
   </w:abstractNum>
@@ -3105,7 +3406,7 @@
         <w:ind w:left="720" w:hanging="360"/>
       </w:pPr>
       <w:rPr>
-        <w:rFonts w:ascii="Symbol" w:hAnsi="Symbol" w:cs="Symbol" w:hint="default"/>
+        <w:rFonts w:ascii="Symbol" w:hAnsi="Symbol" w:cs="Symbol" w:hint="default" w:eastAsia="黑体"/>
       </w:rPr>
     </w:lvl>
     <w:lvl w:ilvl="1">
@@ -3116,7 +3417,7 @@
         <w:ind w:left="1440" w:hanging="360"/>
       </w:pPr>
       <w:rPr>
-        <w:rFonts w:ascii="Courier New" w:hAnsi="Courier New" w:cs="Courier New" w:hint="default"/>
+        <w:rFonts w:ascii="Courier New" w:hAnsi="Courier New" w:cs="Courier New" w:hint="default" w:eastAsia="黑体"/>
       </w:rPr>
     </w:lvl>
     <w:lvl w:ilvl="2">
@@ -3127,7 +3428,7 @@
         <w:ind w:left="2160" w:hanging="360"/>
       </w:pPr>
       <w:rPr>
-        <w:rFonts w:ascii="Wingdings" w:hAnsi="Wingdings" w:cs="Wingdings" w:hint="default"/>
+        <w:rFonts w:ascii="Wingdings" w:hAnsi="Wingdings" w:cs="Wingdings" w:hint="default" w:eastAsia="黑体"/>
       </w:rPr>
     </w:lvl>
     <w:lvl w:ilvl="3">
@@ -3138,7 +3439,7 @@
         <w:ind w:left="2880" w:hanging="360"/>
       </w:pPr>
       <w:rPr>
-        <w:rFonts w:ascii="Symbol" w:hAnsi="Symbol" w:cs="Symbol" w:hint="default"/>
+        <w:rFonts w:ascii="Symbol" w:hAnsi="Symbol" w:cs="Symbol" w:hint="default" w:eastAsia="黑体"/>
       </w:rPr>
     </w:lvl>
     <w:lvl w:ilvl="4">
@@ -3149,7 +3450,7 @@
         <w:ind w:left="3600" w:hanging="360"/>
       </w:pPr>
       <w:rPr>
-        <w:rFonts w:ascii="Courier New" w:hAnsi="Courier New" w:cs="Courier New" w:hint="default"/>
+        <w:rFonts w:ascii="Courier New" w:hAnsi="Courier New" w:cs="Courier New" w:hint="default" w:eastAsia="黑体"/>
       </w:rPr>
     </w:lvl>
     <w:lvl w:ilvl="5">
@@ -3160,7 +3461,7 @@
         <w:ind w:left="4320" w:hanging="360"/>
       </w:pPr>
       <w:rPr>
-        <w:rFonts w:ascii="Wingdings" w:hAnsi="Wingdings" w:cs="Wingdings" w:hint="default"/>
+        <w:rFonts w:ascii="Wingdings" w:hAnsi="Wingdings" w:cs="Wingdings" w:hint="default" w:eastAsia="黑体"/>
       </w:rPr>
     </w:lvl>
     <w:lvl w:ilvl="6">
@@ -3171,7 +3472,7 @@
         <w:ind w:left="5040" w:hanging="360"/>
       </w:pPr>
       <w:rPr>
-        <w:rFonts w:ascii="Symbol" w:hAnsi="Symbol" w:cs="Symbol" w:hint="default"/>
+        <w:rFonts w:ascii="Symbol" w:hAnsi="Symbol" w:cs="Symbol" w:hint="default" w:eastAsia="黑体"/>
       </w:rPr>
     </w:lvl>
     <w:lvl w:ilvl="7">
@@ -3182,7 +3483,7 @@
         <w:ind w:left="5760" w:hanging="360"/>
       </w:pPr>
       <w:rPr>
-        <w:rFonts w:ascii="Courier New" w:hAnsi="Courier New" w:cs="Courier New" w:hint="default"/>
+        <w:rFonts w:ascii="Courier New" w:hAnsi="Courier New" w:cs="Courier New" w:hint="default" w:eastAsia="黑体"/>
       </w:rPr>
     </w:lvl>
     <w:lvl w:ilvl="8">
@@ -3193,7 +3494,7 @@
         <w:ind w:left="6480" w:hanging="360"/>
       </w:pPr>
       <w:rPr>
-        <w:rFonts w:ascii="Wingdings" w:hAnsi="Wingdings" w:cs="Wingdings" w:hint="default"/>
+        <w:rFonts w:ascii="Wingdings" w:hAnsi="Wingdings" w:cs="Wingdings" w:hint="default" w:eastAsia="黑体"/>
       </w:rPr>
     </w:lvl>
   </w:abstractNum>
@@ -3249,11 +3550,11 @@
 </file>
 
 <file path=word/styles.xml><?xml version="1.0" encoding="utf-8"?>
-<w:styles xmlns:mc="http://schemas.openxmlformats.org/markup-compatibility/2006" xmlns:r="http://schemas.openxmlformats.org/officeDocument/2006/relationships" xmlns:w="http://schemas.openxmlformats.org/wordprocessingml/2006/main" xmlns:w14="http://schemas.microsoft.com/office/word/2010/wordml" mc:Ignorable="w14">
+<w:styles xmlns:mc="http://schemas.openxmlformats.org/markup-compatibility/2006" xmlns:w="http://schemas.openxmlformats.org/wordprocessingml/2006/main" xmlns:r="http://schemas.openxmlformats.org/officeDocument/2006/relationships" xmlns:w14="http://schemas.microsoft.com/office/word/2010/wordml" mc:Ignorable="w14">
   <w:docDefaults>
     <w:rPrDefault>
       <w:rPr>
-        <w:rFonts w:asciiTheme="minorHAnsi" w:cstheme="minorBidi" w:eastAsiaTheme="minorEastAsia" w:hAnsiTheme="minorHAnsi"/>
+        <w:rFonts w:asciiTheme="minorHAnsi" w:cstheme="minorBidi" w:hAnsiTheme="minorHAnsi" w:eastAsia="黑体"/>
         <w:sz w:val="22"/>
         <w:szCs w:val="22"/>
         <w:lang w:bidi="ar-SA" w:eastAsia="en-US" w:val="en-US"/>
@@ -3475,7 +3776,7 @@
       <w:outlineLvl w:val="0"/>
     </w:pPr>
     <w:rPr>
-      <w:rFonts w:ascii="Times New Roman" w:asciiTheme="majorHAnsi" w:cstheme="majorBidi" w:eastAsia="黑体" w:eastAsiaTheme="majorEastAsia" w:hAnsi="Times New Roman" w:hAnsiTheme="majorHAnsi"/>
+      <w:rFonts w:ascii="Times New Roman" w:asciiTheme="majorHAnsi" w:cstheme="majorBidi" w:eastAsia="黑体" w:hAnsi="Times New Roman" w:hAnsiTheme="majorHAnsi"/>
       <w:b/>
       <w:bCs/>
       <w:color w:val="1F3864"/>
@@ -3499,7 +3800,7 @@
       <w:outlineLvl w:val="1"/>
     </w:pPr>
     <w:rPr>
-      <w:rFonts w:ascii="Times New Roman" w:asciiTheme="majorHAnsi" w:cstheme="majorBidi" w:eastAsia="黑体" w:eastAsiaTheme="majorEastAsia" w:hAnsi="Times New Roman" w:hAnsiTheme="majorHAnsi"/>
+      <w:rFonts w:ascii="Times New Roman" w:asciiTheme="majorHAnsi" w:cstheme="majorBidi" w:eastAsia="黑体" w:hAnsi="Times New Roman" w:hAnsiTheme="majorHAnsi"/>
       <w:b/>
       <w:bCs/>
       <w:color w:val="2E4E7E"/>
@@ -3523,7 +3824,7 @@
       <w:outlineLvl w:val="2"/>
     </w:pPr>
     <w:rPr>
-      <w:rFonts w:ascii="Times New Roman" w:asciiTheme="majorHAnsi" w:cstheme="majorBidi" w:eastAsia="黑体" w:eastAsiaTheme="majorEastAsia" w:hAnsi="Times New Roman" w:hAnsiTheme="majorHAnsi"/>
+      <w:rFonts w:ascii="Times New Roman" w:asciiTheme="majorHAnsi" w:cstheme="majorBidi" w:eastAsia="黑体" w:hAnsi="Times New Roman" w:hAnsiTheme="majorHAnsi"/>
       <w:b/>
       <w:bCs/>
       <w:color w:val="2E4E7E"/>
@@ -3547,7 +3848,7 @@
       <w:outlineLvl w:val="3"/>
     </w:pPr>
     <w:rPr>
-      <w:rFonts w:ascii="Times New Roman" w:asciiTheme="majorHAnsi" w:cstheme="majorBidi" w:eastAsia="黑体" w:eastAsiaTheme="majorEastAsia" w:hAnsi="Times New Roman" w:hAnsiTheme="majorHAnsi"/>
+      <w:rFonts w:ascii="Times New Roman" w:asciiTheme="majorHAnsi" w:cstheme="majorBidi" w:eastAsia="黑体" w:hAnsi="Times New Roman" w:hAnsiTheme="majorHAnsi"/>
       <w:b/>
       <w:bCs/>
       <w:i/>
@@ -3573,7 +3874,7 @@
       <w:outlineLvl w:val="4"/>
     </w:pPr>
     <w:rPr>
-      <w:rFonts w:ascii="Times New Roman" w:asciiTheme="majorHAnsi" w:cstheme="majorBidi" w:eastAsia="黑体" w:eastAsiaTheme="majorEastAsia" w:hAnsi="Times New Roman" w:hAnsiTheme="majorHAnsi"/>
+      <w:rFonts w:ascii="Times New Roman" w:asciiTheme="majorHAnsi" w:cstheme="majorBidi" w:eastAsia="黑体" w:hAnsi="Times New Roman" w:hAnsiTheme="majorHAnsi"/>
       <w:b/>
       <w:color w:val="333333"/>
       <w:sz w:val="22"/>
@@ -3596,7 +3897,7 @@
       <w:outlineLvl w:val="5"/>
     </w:pPr>
     <w:rPr>
-      <w:rFonts w:asciiTheme="majorHAnsi" w:cstheme="majorBidi" w:eastAsiaTheme="majorEastAsia" w:hAnsiTheme="majorHAnsi"/>
+      <w:rFonts w:asciiTheme="majorHAnsi" w:cstheme="majorBidi" w:hAnsiTheme="majorHAnsi" w:eastAsia="黑体"/>
       <w:i/>
       <w:iCs/>
       <w:color w:themeColor="accent1" w:themeShade="7F" w:val="243F60"/>
@@ -3619,7 +3920,7 @@
       <w:outlineLvl w:val="6"/>
     </w:pPr>
     <w:rPr>
-      <w:rFonts w:asciiTheme="majorHAnsi" w:cstheme="majorBidi" w:eastAsiaTheme="majorEastAsia" w:hAnsiTheme="majorHAnsi"/>
+      <w:rFonts w:asciiTheme="majorHAnsi" w:cstheme="majorBidi" w:hAnsiTheme="majorHAnsi" w:eastAsia="黑体"/>
       <w:i/>
       <w:iCs/>
       <w:color w:themeColor="text1" w:themeTint="BF" w:val="404040"/>
@@ -3642,7 +3943,7 @@
       <w:outlineLvl w:val="7"/>
     </w:pPr>
     <w:rPr>
-      <w:rFonts w:asciiTheme="majorHAnsi" w:cstheme="majorBidi" w:eastAsiaTheme="majorEastAsia" w:hAnsiTheme="majorHAnsi"/>
+      <w:rFonts w:asciiTheme="majorHAnsi" w:cstheme="majorBidi" w:hAnsiTheme="majorHAnsi" w:eastAsia="黑体"/>
       <w:color w:themeColor="accent1" w:val="4F81BD"/>
       <w:sz w:val="20"/>
       <w:szCs w:val="20"/>
@@ -3665,7 +3966,7 @@
       <w:outlineLvl w:val="8"/>
     </w:pPr>
     <w:rPr>
-      <w:rFonts w:asciiTheme="majorHAnsi" w:cstheme="majorBidi" w:eastAsiaTheme="majorEastAsia" w:hAnsiTheme="majorHAnsi"/>
+      <w:rFonts w:asciiTheme="majorHAnsi" w:cstheme="majorBidi" w:hAnsiTheme="majorHAnsi" w:eastAsia="黑体"/>
       <w:i/>
       <w:iCs/>
       <w:color w:themeColor="text1" w:themeTint="BF" w:val="404040"/>
@@ -3716,7 +4017,7 @@
     <w:uiPriority w:val="9"/>
     <w:rsid w:val="00FC693F"/>
     <w:rPr>
-      <w:rFonts w:asciiTheme="majorHAnsi" w:cstheme="majorBidi" w:eastAsiaTheme="majorEastAsia" w:hAnsiTheme="majorHAnsi"/>
+      <w:rFonts w:asciiTheme="majorHAnsi" w:cstheme="majorBidi" w:hAnsiTheme="majorHAnsi" w:eastAsia="黑体"/>
       <w:b/>
       <w:bCs/>
       <w:color w:themeColor="accent1" w:themeShade="BF" w:val="365F91"/>
@@ -3731,7 +4032,7 @@
     <w:uiPriority w:val="9"/>
     <w:rsid w:val="00FC693F"/>
     <w:rPr>
-      <w:rFonts w:asciiTheme="majorHAnsi" w:cstheme="majorBidi" w:eastAsiaTheme="majorEastAsia" w:hAnsiTheme="majorHAnsi"/>
+      <w:rFonts w:asciiTheme="majorHAnsi" w:cstheme="majorBidi" w:hAnsiTheme="majorHAnsi" w:eastAsia="黑体"/>
       <w:b/>
       <w:bCs/>
       <w:color w:themeColor="accent1" w:val="4F81BD"/>
@@ -3746,7 +4047,7 @@
     <w:uiPriority w:val="9"/>
     <w:rsid w:val="00FC693F"/>
     <w:rPr>
-      <w:rFonts w:asciiTheme="majorHAnsi" w:cstheme="majorBidi" w:eastAsiaTheme="majorEastAsia" w:hAnsiTheme="majorHAnsi"/>
+      <w:rFonts w:asciiTheme="majorHAnsi" w:cstheme="majorBidi" w:hAnsiTheme="majorHAnsi" w:eastAsia="黑体"/>
       <w:b/>
       <w:bCs/>
       <w:color w:themeColor="accent1" w:val="4F81BD"/>
@@ -3769,7 +4070,7 @@
       <w:contextualSpacing/>
     </w:pPr>
     <w:rPr>
-      <w:rFonts w:ascii="Times New Roman" w:asciiTheme="majorHAnsi" w:cstheme="majorBidi" w:eastAsia="黑体" w:eastAsiaTheme="majorEastAsia" w:hAnsi="Times New Roman" w:hAnsiTheme="majorHAnsi"/>
+      <w:rFonts w:ascii="Times New Roman" w:asciiTheme="majorHAnsi" w:cstheme="majorBidi" w:eastAsia="黑体" w:hAnsi="Times New Roman" w:hAnsiTheme="majorHAnsi"/>
       <w:b/>
       <w:color w:val="1F3864"/>
       <w:spacing w:val="5"/>
@@ -3785,7 +4086,7 @@
     <w:uiPriority w:val="10"/>
     <w:rsid w:val="00FC693F"/>
     <w:rPr>
-      <w:rFonts w:asciiTheme="majorHAnsi" w:cstheme="majorBidi" w:eastAsiaTheme="majorEastAsia" w:hAnsiTheme="majorHAnsi"/>
+      <w:rFonts w:asciiTheme="majorHAnsi" w:cstheme="majorBidi" w:hAnsiTheme="majorHAnsi" w:eastAsia="黑体"/>
       <w:color w:themeColor="text2" w:themeShade="BF" w:val="17365D"/>
       <w:spacing w:val="5"/>
       <w:kern w:val="28"/>
@@ -3807,7 +4108,7 @@
       </w:numPr>
     </w:pPr>
     <w:rPr>
-      <w:rFonts w:asciiTheme="majorHAnsi" w:cstheme="majorBidi" w:eastAsiaTheme="majorEastAsia" w:hAnsiTheme="majorHAnsi"/>
+      <w:rFonts w:asciiTheme="majorHAnsi" w:cstheme="majorBidi" w:hAnsiTheme="majorHAnsi" w:eastAsia="黑体"/>
       <w:i/>
       <w:iCs/>
       <w:color w:themeColor="accent1" w:val="4F81BD"/>
@@ -3823,7 +4124,7 @@
     <w:uiPriority w:val="11"/>
     <w:rsid w:val="00FC693F"/>
     <w:rPr>
-      <w:rFonts w:asciiTheme="majorHAnsi" w:cstheme="majorBidi" w:eastAsiaTheme="majorEastAsia" w:hAnsiTheme="majorHAnsi"/>
+      <w:rFonts w:asciiTheme="majorHAnsi" w:cstheme="majorBidi" w:hAnsiTheme="majorHAnsi" w:eastAsia="黑体"/>
       <w:i/>
       <w:iCs/>
       <w:color w:themeColor="accent1" w:val="4F81BD"/>
@@ -3890,6 +4191,7 @@
       <w:spacing w:after="120"/>
     </w:pPr>
     <w:rPr>
+      <w:rFonts w:eastAsia="黑体"/>
       <w:sz w:val="16"/>
       <w:szCs w:val="16"/>
     </w:rPr>
@@ -3901,6 +4203,7 @@
     <w:uiPriority w:val="99"/>
     <w:rsid w:val="00AA1D8D"/>
     <w:rPr>
+      <w:rFonts w:eastAsia="黑体"/>
       <w:sz w:val="16"/>
       <w:szCs w:val="16"/>
     </w:rPr>
@@ -4070,7 +4373,7 @@
       </w:tabs>
     </w:pPr>
     <w:rPr>
-      <w:rFonts w:ascii="Courier" w:hAnsi="Courier"/>
+      <w:rFonts w:ascii="Courier" w:hAnsi="Courier" w:eastAsia="黑体"/>
       <w:sz w:val="20"/>
       <w:szCs w:val="20"/>
     </w:rPr>
@@ -4082,7 +4385,7 @@
     <w:uiPriority w:val="99"/>
     <w:rsid w:val="0029639D"/>
     <w:rPr>
-      <w:rFonts w:ascii="Courier" w:hAnsi="Courier"/>
+      <w:rFonts w:ascii="Courier" w:hAnsi="Courier" w:eastAsia="黑体"/>
       <w:sz w:val="20"/>
       <w:szCs w:val="20"/>
     </w:rPr>
@@ -4118,6 +4421,7 @@
     <w:uiPriority w:val="29"/>
     <w:rsid w:val="00FC693F"/>
     <w:rPr>
+      <w:rFonts w:eastAsia="黑体"/>
       <w:i/>
       <w:iCs/>
       <w:color w:themeColor="text1" w:val="000000"/>
@@ -4131,7 +4435,7 @@
     <w:semiHidden/>
     <w:rsid w:val="00FC693F"/>
     <w:rPr>
-      <w:rFonts w:asciiTheme="majorHAnsi" w:cstheme="majorBidi" w:eastAsiaTheme="majorEastAsia" w:hAnsiTheme="majorHAnsi"/>
+      <w:rFonts w:asciiTheme="majorHAnsi" w:cstheme="majorBidi" w:hAnsiTheme="majorHAnsi" w:eastAsia="黑体"/>
       <w:b/>
       <w:bCs/>
       <w:i/>
@@ -4147,7 +4451,7 @@
     <w:semiHidden/>
     <w:rsid w:val="00FC693F"/>
     <w:rPr>
-      <w:rFonts w:asciiTheme="majorHAnsi" w:cstheme="majorBidi" w:eastAsiaTheme="majorEastAsia" w:hAnsiTheme="majorHAnsi"/>
+      <w:rFonts w:asciiTheme="majorHAnsi" w:cstheme="majorBidi" w:hAnsiTheme="majorHAnsi" w:eastAsia="黑体"/>
       <w:color w:themeColor="accent1" w:themeShade="7F" w:val="243F60"/>
     </w:rPr>
   </w:style>
@@ -4159,7 +4463,7 @@
     <w:semiHidden/>
     <w:rsid w:val="00FC693F"/>
     <w:rPr>
-      <w:rFonts w:asciiTheme="majorHAnsi" w:cstheme="majorBidi" w:eastAsiaTheme="majorEastAsia" w:hAnsiTheme="majorHAnsi"/>
+      <w:rFonts w:asciiTheme="majorHAnsi" w:cstheme="majorBidi" w:hAnsiTheme="majorHAnsi" w:eastAsia="黑体"/>
       <w:i/>
       <w:iCs/>
       <w:color w:themeColor="accent1" w:themeShade="7F" w:val="243F60"/>
@@ -4173,7 +4477,7 @@
     <w:semiHidden/>
     <w:rsid w:val="00FC693F"/>
     <w:rPr>
-      <w:rFonts w:asciiTheme="majorHAnsi" w:cstheme="majorBidi" w:eastAsiaTheme="majorEastAsia" w:hAnsiTheme="majorHAnsi"/>
+      <w:rFonts w:asciiTheme="majorHAnsi" w:cstheme="majorBidi" w:hAnsiTheme="majorHAnsi" w:eastAsia="黑体"/>
       <w:i/>
       <w:iCs/>
       <w:color w:themeColor="text1" w:themeTint="BF" w:val="404040"/>
@@ -4187,7 +4491,7 @@
     <w:semiHidden/>
     <w:rsid w:val="00FC693F"/>
     <w:rPr>
-      <w:rFonts w:asciiTheme="majorHAnsi" w:cstheme="majorBidi" w:eastAsiaTheme="majorEastAsia" w:hAnsiTheme="majorHAnsi"/>
+      <w:rFonts w:asciiTheme="majorHAnsi" w:cstheme="majorBidi" w:hAnsiTheme="majorHAnsi" w:eastAsia="黑体"/>
       <w:color w:themeColor="accent1" w:val="4F81BD"/>
       <w:sz w:val="20"/>
       <w:szCs w:val="20"/>
@@ -4201,7 +4505,7 @@
     <w:semiHidden/>
     <w:rsid w:val="00FC693F"/>
     <w:rPr>
-      <w:rFonts w:asciiTheme="majorHAnsi" w:cstheme="majorBidi" w:eastAsiaTheme="majorEastAsia" w:hAnsiTheme="majorHAnsi"/>
+      <w:rFonts w:asciiTheme="majorHAnsi" w:cstheme="majorBidi" w:hAnsiTheme="majorHAnsi" w:eastAsia="黑体"/>
       <w:i/>
       <w:iCs/>
       <w:color w:themeColor="text1" w:themeTint="BF" w:val="404040"/>
@@ -4222,6 +4526,7 @@
       <w:spacing w:line="240" w:lineRule="auto"/>
     </w:pPr>
     <w:rPr>
+      <w:rFonts w:eastAsia="黑体"/>
       <w:b/>
       <w:bCs/>
       <w:color w:themeColor="accent1" w:val="4F81BD"/>
@@ -4236,6 +4541,7 @@
     <w:qFormat/>
     <w:rsid w:val="00FC693F"/>
     <w:rPr>
+      <w:rFonts w:eastAsia="黑体"/>
       <w:b/>
       <w:bCs/>
     </w:rPr>
@@ -4247,6 +4553,7 @@
     <w:qFormat/>
     <w:rsid w:val="00FC693F"/>
     <w:rPr>
+      <w:rFonts w:eastAsia="黑体"/>
       <w:i/>
       <w:iCs/>
     </w:rPr>
@@ -4267,6 +4574,7 @@
       <w:ind w:left="936" w:right="936"/>
     </w:pPr>
     <w:rPr>
+      <w:rFonts w:eastAsia="黑体"/>
       <w:b/>
       <w:bCs/>
       <w:i/>
@@ -4281,6 +4589,7 @@
     <w:uiPriority w:val="30"/>
     <w:rsid w:val="00FC693F"/>
     <w:rPr>
+      <w:rFonts w:eastAsia="黑体"/>
       <w:b/>
       <w:bCs/>
       <w:i/>
@@ -4295,6 +4604,7 @@
     <w:qFormat/>
     <w:rsid w:val="00FC693F"/>
     <w:rPr>
+      <w:rFonts w:eastAsia="黑体"/>
       <w:i/>
       <w:iCs/>
       <w:color w:themeColor="text1" w:themeTint="7F" w:val="808080"/>
@@ -4307,6 +4617,7 @@
     <w:qFormat/>
     <w:rsid w:val="00FC693F"/>
     <w:rPr>
+      <w:rFonts w:eastAsia="黑体"/>
       <w:b/>
       <w:bCs/>
       <w:i/>
@@ -4321,6 +4632,7 @@
     <w:qFormat/>
     <w:rsid w:val="00FC693F"/>
     <w:rPr>
+      <w:rFonts w:eastAsia="黑体"/>
       <w:smallCaps/>
       <w:color w:themeColor="accent2" w:val="C0504D"/>
       <w:u w:val="single"/>
@@ -4333,6 +4645,7 @@
     <w:qFormat/>
     <w:rsid w:val="00FC693F"/>
     <w:rPr>
+      <w:rFonts w:eastAsia="黑体"/>
       <w:b/>
       <w:bCs/>
       <w:smallCaps/>
@@ -4348,6 +4661,7 @@
     <w:qFormat/>
     <w:rsid w:val="00FC693F"/>
     <w:rPr>
+      <w:rFonts w:eastAsia="黑体"/>
       <w:b/>
       <w:bCs/>
       <w:smallCaps/>
@@ -4402,6 +4716,7 @@
       <w:spacing w:after="0" w:line="240" w:lineRule="auto"/>
     </w:pPr>
     <w:rPr>
+      <w:rFonts w:eastAsia="黑体"/>
       <w:color w:themeColor="text1" w:themeShade="BF" w:val="000000"/>
     </w:rPr>
     <w:tblPr>
@@ -4424,6 +4739,7 @@
         <w:spacing w:after="0" w:before="0" w:line="240" w:lineRule="auto"/>
       </w:pPr>
       <w:rPr>
+        <w:rFonts w:eastAsia="黑体"/>
         <w:b/>
         <w:bCs/>
       </w:rPr>
@@ -4444,6 +4760,7 @@
         <w:spacing w:after="0" w:before="0" w:line="240" w:lineRule="auto"/>
       </w:pPr>
       <w:rPr>
+        <w:rFonts w:eastAsia="黑体"/>
         <w:b/>
         <w:bCs/>
       </w:rPr>
@@ -4461,12 +4778,14 @@
     </w:tblStylePr>
     <w:tblStylePr w:type="firstCol">
       <w:rPr>
+        <w:rFonts w:eastAsia="黑体"/>
         <w:b/>
         <w:bCs/>
       </w:rPr>
     </w:tblStylePr>
     <w:tblStylePr w:type="lastCol">
       <w:rPr>
+        <w:rFonts w:eastAsia="黑体"/>
         <w:b/>
         <w:bCs/>
       </w:rPr>
@@ -4505,6 +4824,7 @@
       <w:spacing w:after="0" w:line="240" w:lineRule="auto"/>
     </w:pPr>
     <w:rPr>
+      <w:rFonts w:eastAsia="黑体"/>
       <w:color w:themeColor="accent1" w:themeShade="BF" w:val="365F91"/>
     </w:rPr>
     <w:tblPr>
@@ -4527,6 +4847,7 @@
         <w:spacing w:after="0" w:before="0" w:line="240" w:lineRule="auto"/>
       </w:pPr>
       <w:rPr>
+        <w:rFonts w:eastAsia="黑体"/>
         <w:b/>
         <w:bCs/>
       </w:rPr>
@@ -4547,6 +4868,7 @@
         <w:spacing w:after="0" w:before="0" w:line="240" w:lineRule="auto"/>
       </w:pPr>
       <w:rPr>
+        <w:rFonts w:eastAsia="黑体"/>
         <w:b/>
         <w:bCs/>
       </w:rPr>
@@ -4564,12 +4886,14 @@
     </w:tblStylePr>
     <w:tblStylePr w:type="firstCol">
       <w:rPr>
+        <w:rFonts w:eastAsia="黑体"/>
         <w:b/>
         <w:bCs/>
       </w:rPr>
     </w:tblStylePr>
     <w:tblStylePr w:type="lastCol">
       <w:rPr>
+        <w:rFonts w:eastAsia="黑体"/>
         <w:b/>
         <w:bCs/>
       </w:rPr>
@@ -4608,6 +4932,7 @@
       <w:spacing w:after="0" w:line="240" w:lineRule="auto"/>
     </w:pPr>
     <w:rPr>
+      <w:rFonts w:eastAsia="黑体"/>
       <w:color w:themeColor="accent2" w:themeShade="BF" w:val="943634"/>
     </w:rPr>
     <w:tblPr>
@@ -4630,6 +4955,7 @@
         <w:spacing w:after="0" w:before="0" w:line="240" w:lineRule="auto"/>
       </w:pPr>
       <w:rPr>
+        <w:rFonts w:eastAsia="黑体"/>
         <w:b/>
         <w:bCs/>
       </w:rPr>
@@ -4650,6 +4976,7 @@
         <w:spacing w:after="0" w:before="0" w:line="240" w:lineRule="auto"/>
       </w:pPr>
       <w:rPr>
+        <w:rFonts w:eastAsia="黑体"/>
         <w:b/>
         <w:bCs/>
       </w:rPr>
@@ -4667,12 +4994,14 @@
     </w:tblStylePr>
     <w:tblStylePr w:type="firstCol">
       <w:rPr>
+        <w:rFonts w:eastAsia="黑体"/>
         <w:b/>
         <w:bCs/>
       </w:rPr>
     </w:tblStylePr>
     <w:tblStylePr w:type="lastCol">
       <w:rPr>
+        <w:rFonts w:eastAsia="黑体"/>
         <w:b/>
         <w:bCs/>
       </w:rPr>
@@ -4711,6 +5040,7 @@
       <w:spacing w:after="0" w:line="240" w:lineRule="auto"/>
     </w:pPr>
     <w:rPr>
+      <w:rFonts w:eastAsia="黑体"/>
       <w:color w:themeColor="accent3" w:themeShade="BF" w:val="76923C"/>
     </w:rPr>
     <w:tblPr>
@@ -4733,6 +5063,7 @@
         <w:spacing w:after="0" w:before="0" w:line="240" w:lineRule="auto"/>
       </w:pPr>
       <w:rPr>
+        <w:rFonts w:eastAsia="黑体"/>
         <w:b/>
         <w:bCs/>
       </w:rPr>
@@ -4753,6 +5084,7 @@
         <w:spacing w:after="0" w:before="0" w:line="240" w:lineRule="auto"/>
       </w:pPr>
       <w:rPr>
+        <w:rFonts w:eastAsia="黑体"/>
         <w:b/>
         <w:bCs/>
       </w:rPr>
@@ -4770,12 +5102,14 @@
     </w:tblStylePr>
     <w:tblStylePr w:type="firstCol">
       <w:rPr>
+        <w:rFonts w:eastAsia="黑体"/>
         <w:b/>
         <w:bCs/>
       </w:rPr>
     </w:tblStylePr>
     <w:tblStylePr w:type="lastCol">
       <w:rPr>
+        <w:rFonts w:eastAsia="黑体"/>
         <w:b/>
         <w:bCs/>
       </w:rPr>
@@ -4814,6 +5148,7 @@
       <w:spacing w:after="0" w:line="240" w:lineRule="auto"/>
     </w:pPr>
     <w:rPr>
+      <w:rFonts w:eastAsia="黑体"/>
       <w:color w:themeColor="accent4" w:themeShade="BF" w:val="5F497A"/>
     </w:rPr>
     <w:tblPr>
@@ -4836,6 +5171,7 @@
         <w:spacing w:after="0" w:before="0" w:line="240" w:lineRule="auto"/>
       </w:pPr>
       <w:rPr>
+        <w:rFonts w:eastAsia="黑体"/>
         <w:b/>
         <w:bCs/>
       </w:rPr>
@@ -4856,6 +5192,7 @@
         <w:spacing w:after="0" w:before="0" w:line="240" w:lineRule="auto"/>
       </w:pPr>
       <w:rPr>
+        <w:rFonts w:eastAsia="黑体"/>
         <w:b/>
         <w:bCs/>
       </w:rPr>
@@ -4873,12 +5210,14 @@
     </w:tblStylePr>
     <w:tblStylePr w:type="firstCol">
       <w:rPr>
+        <w:rFonts w:eastAsia="黑体"/>
         <w:b/>
         <w:bCs/>
       </w:rPr>
     </w:tblStylePr>
     <w:tblStylePr w:type="lastCol">
       <w:rPr>
+        <w:rFonts w:eastAsia="黑体"/>
         <w:b/>
         <w:bCs/>
       </w:rPr>
@@ -4917,6 +5256,7 @@
       <w:spacing w:after="0" w:line="240" w:lineRule="auto"/>
     </w:pPr>
     <w:rPr>
+      <w:rFonts w:eastAsia="黑体"/>
       <w:color w:themeColor="accent5" w:themeShade="BF" w:val="31849B"/>
     </w:rPr>
     <w:tblPr>
@@ -4939,6 +5279,7 @@
         <w:spacing w:after="0" w:before="0" w:line="240" w:lineRule="auto"/>
       </w:pPr>
       <w:rPr>
+        <w:rFonts w:eastAsia="黑体"/>
         <w:b/>
         <w:bCs/>
       </w:rPr>
@@ -4959,6 +5300,7 @@
         <w:spacing w:after="0" w:before="0" w:line="240" w:lineRule="auto"/>
       </w:pPr>
       <w:rPr>
+        <w:rFonts w:eastAsia="黑体"/>
         <w:b/>
         <w:bCs/>
       </w:rPr>
@@ -4976,12 +5318,14 @@
     </w:tblStylePr>
     <w:tblStylePr w:type="firstCol">
       <w:rPr>
+        <w:rFonts w:eastAsia="黑体"/>
         <w:b/>
         <w:bCs/>
       </w:rPr>
     </w:tblStylePr>
     <w:tblStylePr w:type="lastCol">
       <w:rPr>
+        <w:rFonts w:eastAsia="黑体"/>
         <w:b/>
         <w:bCs/>
       </w:rPr>
@@ -5020,6 +5364,7 @@
       <w:spacing w:after="0" w:line="240" w:lineRule="auto"/>
     </w:pPr>
     <w:rPr>
+      <w:rFonts w:eastAsia="黑体"/>
       <w:color w:themeColor="accent6" w:themeShade="BF" w:val="E36C0A"/>
     </w:rPr>
     <w:tblPr>
@@ -5042,6 +5387,7 @@
         <w:spacing w:after="0" w:before="0" w:line="240" w:lineRule="auto"/>
       </w:pPr>
       <w:rPr>
+        <w:rFonts w:eastAsia="黑体"/>
         <w:b/>
         <w:bCs/>
       </w:rPr>
@@ -5062,6 +5408,7 @@
         <w:spacing w:after="0" w:before="0" w:line="240" w:lineRule="auto"/>
       </w:pPr>
       <w:rPr>
+        <w:rFonts w:eastAsia="黑体"/>
         <w:b/>
         <w:bCs/>
       </w:rPr>
@@ -5079,12 +5426,14 @@
     </w:tblStylePr>
     <w:tblStylePr w:type="firstCol">
       <w:rPr>
+        <w:rFonts w:eastAsia="黑体"/>
         <w:b/>
         <w:bCs/>
       </w:rPr>
     </w:tblStylePr>
     <w:tblStylePr w:type="lastCol">
       <w:rPr>
+        <w:rFonts w:eastAsia="黑体"/>
         <w:b/>
         <w:bCs/>
       </w:rPr>
@@ -5144,6 +5493,7 @@
         <w:spacing w:after="0" w:before="0" w:line="240" w:lineRule="auto"/>
       </w:pPr>
       <w:rPr>
+        <w:rFonts w:eastAsia="黑体"/>
         <w:b/>
         <w:bCs/>
         <w:color w:themeColor="background1" w:val="FFFFFF"/>
@@ -5158,6 +5508,7 @@
         <w:spacing w:after="0" w:before="0" w:line="240" w:lineRule="auto"/>
       </w:pPr>
       <w:rPr>
+        <w:rFonts w:eastAsia="黑体"/>
         <w:b/>
         <w:bCs/>
       </w:rPr>
@@ -5173,12 +5524,14 @@
     </w:tblStylePr>
     <w:tblStylePr w:type="firstCol">
       <w:rPr>
+        <w:rFonts w:eastAsia="黑体"/>
         <w:b/>
         <w:bCs/>
       </w:rPr>
     </w:tblStylePr>
     <w:tblStylePr w:type="lastCol">
       <w:rPr>
+        <w:rFonts w:eastAsia="黑体"/>
         <w:b/>
         <w:bCs/>
       </w:rPr>
@@ -5236,6 +5589,7 @@
         <w:spacing w:after="0" w:before="0" w:line="240" w:lineRule="auto"/>
       </w:pPr>
       <w:rPr>
+        <w:rFonts w:eastAsia="黑体"/>
         <w:b/>
         <w:bCs/>
         <w:color w:themeColor="background1" w:val="FFFFFF"/>
@@ -5250,6 +5604,7 @@
         <w:spacing w:after="0" w:before="0" w:line="240" w:lineRule="auto"/>
       </w:pPr>
       <w:rPr>
+        <w:rFonts w:eastAsia="黑体"/>
         <w:b/>
         <w:bCs/>
       </w:rPr>
@@ -5265,12 +5620,14 @@
     </w:tblStylePr>
     <w:tblStylePr w:type="firstCol">
       <w:rPr>
+        <w:rFonts w:eastAsia="黑体"/>
         <w:b/>
         <w:bCs/>
       </w:rPr>
     </w:tblStylePr>
     <w:tblStylePr w:type="lastCol">
       <w:rPr>
+        <w:rFonts w:eastAsia="黑体"/>
         <w:b/>
         <w:bCs/>
       </w:rPr>
@@ -5328,6 +5685,7 @@
         <w:spacing w:after="0" w:before="0" w:line="240" w:lineRule="auto"/>
       </w:pPr>
       <w:rPr>
+        <w:rFonts w:eastAsia="黑体"/>
         <w:b/>
         <w:bCs/>
         <w:color w:themeColor="background1" w:val="FFFFFF"/>
@@ -5342,6 +5700,7 @@
         <w:spacing w:after="0" w:before="0" w:line="240" w:lineRule="auto"/>
       </w:pPr>
       <w:rPr>
+        <w:rFonts w:eastAsia="黑体"/>
         <w:b/>
         <w:bCs/>
       </w:rPr>
@@ -5357,12 +5716,14 @@
     </w:tblStylePr>
     <w:tblStylePr w:type="firstCol">
       <w:rPr>
+        <w:rFonts w:eastAsia="黑体"/>
         <w:b/>
         <w:bCs/>
       </w:rPr>
     </w:tblStylePr>
     <w:tblStylePr w:type="lastCol">
       <w:rPr>
+        <w:rFonts w:eastAsia="黑体"/>
         <w:b/>
         <w:bCs/>
       </w:rPr>
@@ -5420,6 +5781,7 @@
         <w:spacing w:after="0" w:before="0" w:line="240" w:lineRule="auto"/>
       </w:pPr>
       <w:rPr>
+        <w:rFonts w:eastAsia="黑体"/>
         <w:b/>
         <w:bCs/>
         <w:color w:themeColor="background1" w:val="FFFFFF"/>
@@ -5434,6 +5796,7 @@
         <w:spacing w:after="0" w:before="0" w:line="240" w:lineRule="auto"/>
       </w:pPr>
       <w:rPr>
+        <w:rFonts w:eastAsia="黑体"/>
         <w:b/>
         <w:bCs/>
       </w:rPr>
@@ -5449,12 +5812,14 @@
     </w:tblStylePr>
     <w:tblStylePr w:type="firstCol">
       <w:rPr>
+        <w:rFonts w:eastAsia="黑体"/>
         <w:b/>
         <w:bCs/>
       </w:rPr>
     </w:tblStylePr>
     <w:tblStylePr w:type="lastCol">
       <w:rPr>
+        <w:rFonts w:eastAsia="黑体"/>
         <w:b/>
         <w:bCs/>
       </w:rPr>
@@ -5512,6 +5877,7 @@
         <w:spacing w:after="0" w:before="0" w:line="240" w:lineRule="auto"/>
       </w:pPr>
       <w:rPr>
+        <w:rFonts w:eastAsia="黑体"/>
         <w:b/>
         <w:bCs/>
         <w:color w:themeColor="background1" w:val="FFFFFF"/>
@@ -5526,6 +5892,7 @@
         <w:spacing w:after="0" w:before="0" w:line="240" w:lineRule="auto"/>
       </w:pPr>
       <w:rPr>
+        <w:rFonts w:eastAsia="黑体"/>
         <w:b/>
         <w:bCs/>
       </w:rPr>
@@ -5541,12 +5908,14 @@
     </w:tblStylePr>
     <w:tblStylePr w:type="firstCol">
       <w:rPr>
+        <w:rFonts w:eastAsia="黑体"/>
         <w:b/>
         <w:bCs/>
       </w:rPr>
     </w:tblStylePr>
     <w:tblStylePr w:type="lastCol">
       <w:rPr>
+        <w:rFonts w:eastAsia="黑体"/>
         <w:b/>
         <w:bCs/>
       </w:rPr>
@@ -5604,6 +5973,7 @@
         <w:spacing w:after="0" w:before="0" w:line="240" w:lineRule="auto"/>
       </w:pPr>
       <w:rPr>
+        <w:rFonts w:eastAsia="黑体"/>
         <w:b/>
         <w:bCs/>
         <w:color w:themeColor="background1" w:val="FFFFFF"/>
@@ -5618,6 +5988,7 @@
         <w:spacing w:after="0" w:before="0" w:line="240" w:lineRule="auto"/>
       </w:pPr>
       <w:rPr>
+        <w:rFonts w:eastAsia="黑体"/>
         <w:b/>
         <w:bCs/>
       </w:rPr>
@@ -5633,12 +6004,14 @@
     </w:tblStylePr>
     <w:tblStylePr w:type="firstCol">
       <w:rPr>
+        <w:rFonts w:eastAsia="黑体"/>
         <w:b/>
         <w:bCs/>
       </w:rPr>
     </w:tblStylePr>
     <w:tblStylePr w:type="lastCol">
       <w:rPr>
+        <w:rFonts w:eastAsia="黑体"/>
         <w:b/>
         <w:bCs/>
       </w:rPr>
@@ -5696,6 +6069,7 @@
         <w:spacing w:after="0" w:before="0" w:line="240" w:lineRule="auto"/>
       </w:pPr>
       <w:rPr>
+        <w:rFonts w:eastAsia="黑体"/>
         <w:b/>
         <w:bCs/>
         <w:color w:themeColor="background1" w:val="FFFFFF"/>
@@ -5710,6 +6084,7 @@
         <w:spacing w:after="0" w:before="0" w:line="240" w:lineRule="auto"/>
       </w:pPr>
       <w:rPr>
+        <w:rFonts w:eastAsia="黑体"/>
         <w:b/>
         <w:bCs/>
       </w:rPr>
@@ -5725,12 +6100,14 @@
     </w:tblStylePr>
     <w:tblStylePr w:type="firstCol">
       <w:rPr>
+        <w:rFonts w:eastAsia="黑体"/>
         <w:b/>
         <w:bCs/>
       </w:rPr>
     </w:tblStylePr>
     <w:tblStylePr w:type="lastCol">
       <w:rPr>
+        <w:rFonts w:eastAsia="黑体"/>
         <w:b/>
         <w:bCs/>
       </w:rPr>
@@ -5790,7 +6167,7 @@
         <w:spacing w:after="0" w:before="0" w:line="240" w:lineRule="auto"/>
       </w:pPr>
       <w:rPr>
-        <w:rFonts w:asciiTheme="majorHAnsi" w:cstheme="majorBidi" w:eastAsiaTheme="majorEastAsia" w:hAnsiTheme="majorHAnsi"/>
+        <w:rFonts w:asciiTheme="majorHAnsi" w:cstheme="majorBidi" w:hAnsiTheme="majorHAnsi" w:eastAsia="黑体"/>
         <w:b/>
         <w:bCs/>
       </w:rPr>
@@ -5811,7 +6188,7 @@
         <w:spacing w:after="0" w:before="0" w:line="240" w:lineRule="auto"/>
       </w:pPr>
       <w:rPr>
-        <w:rFonts w:asciiTheme="majorHAnsi" w:cstheme="majorBidi" w:eastAsiaTheme="majorEastAsia" w:hAnsiTheme="majorHAnsi"/>
+        <w:rFonts w:asciiTheme="majorHAnsi" w:cstheme="majorBidi" w:hAnsiTheme="majorHAnsi" w:eastAsia="黑体"/>
         <w:b/>
         <w:bCs/>
       </w:rPr>
@@ -5829,14 +6206,14 @@
     </w:tblStylePr>
     <w:tblStylePr w:type="firstCol">
       <w:rPr>
-        <w:rFonts w:asciiTheme="majorHAnsi" w:cstheme="majorBidi" w:eastAsiaTheme="majorEastAsia" w:hAnsiTheme="majorHAnsi"/>
+        <w:rFonts w:asciiTheme="majorHAnsi" w:cstheme="majorBidi" w:hAnsiTheme="majorHAnsi" w:eastAsia="黑体"/>
         <w:b/>
         <w:bCs/>
       </w:rPr>
     </w:tblStylePr>
     <w:tblStylePr w:type="lastCol">
       <w:rPr>
-        <w:rFonts w:asciiTheme="majorHAnsi" w:cstheme="majorBidi" w:eastAsiaTheme="majorEastAsia" w:hAnsiTheme="majorHAnsi"/>
+        <w:rFonts w:asciiTheme="majorHAnsi" w:cstheme="majorBidi" w:hAnsiTheme="majorHAnsi" w:eastAsia="黑体"/>
         <w:b/>
         <w:bCs/>
       </w:rPr>
@@ -5920,7 +6297,7 @@
         <w:spacing w:after="0" w:before="0" w:line="240" w:lineRule="auto"/>
       </w:pPr>
       <w:rPr>
-        <w:rFonts w:asciiTheme="majorHAnsi" w:cstheme="majorBidi" w:eastAsiaTheme="majorEastAsia" w:hAnsiTheme="majorHAnsi"/>
+        <w:rFonts w:asciiTheme="majorHAnsi" w:cstheme="majorBidi" w:hAnsiTheme="majorHAnsi" w:eastAsia="黑体"/>
         <w:b/>
         <w:bCs/>
       </w:rPr>
@@ -5941,7 +6318,7 @@
         <w:spacing w:after="0" w:before="0" w:line="240" w:lineRule="auto"/>
       </w:pPr>
       <w:rPr>
-        <w:rFonts w:asciiTheme="majorHAnsi" w:cstheme="majorBidi" w:eastAsiaTheme="majorEastAsia" w:hAnsiTheme="majorHAnsi"/>
+        <w:rFonts w:asciiTheme="majorHAnsi" w:cstheme="majorBidi" w:hAnsiTheme="majorHAnsi" w:eastAsia="黑体"/>
         <w:b/>
         <w:bCs/>
       </w:rPr>
@@ -5959,14 +6336,14 @@
     </w:tblStylePr>
     <w:tblStylePr w:type="firstCol">
       <w:rPr>
-        <w:rFonts w:asciiTheme="majorHAnsi" w:cstheme="majorBidi" w:eastAsiaTheme="majorEastAsia" w:hAnsiTheme="majorHAnsi"/>
+        <w:rFonts w:asciiTheme="majorHAnsi" w:cstheme="majorBidi" w:hAnsiTheme="majorHAnsi" w:eastAsia="黑体"/>
         <w:b/>
         <w:bCs/>
       </w:rPr>
     </w:tblStylePr>
     <w:tblStylePr w:type="lastCol">
       <w:rPr>
-        <w:rFonts w:asciiTheme="majorHAnsi" w:cstheme="majorBidi" w:eastAsiaTheme="majorEastAsia" w:hAnsiTheme="majorHAnsi"/>
+        <w:rFonts w:asciiTheme="majorHAnsi" w:cstheme="majorBidi" w:hAnsiTheme="majorHAnsi" w:eastAsia="黑体"/>
         <w:b/>
         <w:bCs/>
       </w:rPr>
@@ -6050,7 +6427,7 @@
         <w:spacing w:after="0" w:before="0" w:line="240" w:lineRule="auto"/>
       </w:pPr>
       <w:rPr>
-        <w:rFonts w:asciiTheme="majorHAnsi" w:cstheme="majorBidi" w:eastAsiaTheme="majorEastAsia" w:hAnsiTheme="majorHAnsi"/>
+        <w:rFonts w:asciiTheme="majorHAnsi" w:cstheme="majorBidi" w:hAnsiTheme="majorHAnsi" w:eastAsia="黑体"/>
         <w:b/>
         <w:bCs/>
       </w:rPr>
@@ -6071,7 +6448,7 @@
         <w:spacing w:after="0" w:before="0" w:line="240" w:lineRule="auto"/>
       </w:pPr>
       <w:rPr>
-        <w:rFonts w:asciiTheme="majorHAnsi" w:cstheme="majorBidi" w:eastAsiaTheme="majorEastAsia" w:hAnsiTheme="majorHAnsi"/>
+        <w:rFonts w:asciiTheme="majorHAnsi" w:cstheme="majorBidi" w:hAnsiTheme="majorHAnsi" w:eastAsia="黑体"/>
         <w:b/>
         <w:bCs/>
       </w:rPr>
@@ -6089,14 +6466,14 @@
     </w:tblStylePr>
     <w:tblStylePr w:type="firstCol">
       <w:rPr>
-        <w:rFonts w:asciiTheme="majorHAnsi" w:cstheme="majorBidi" w:eastAsiaTheme="majorEastAsia" w:hAnsiTheme="majorHAnsi"/>
+        <w:rFonts w:asciiTheme="majorHAnsi" w:cstheme="majorBidi" w:hAnsiTheme="majorHAnsi" w:eastAsia="黑体"/>
         <w:b/>
         <w:bCs/>
       </w:rPr>
     </w:tblStylePr>
     <w:tblStylePr w:type="lastCol">
       <w:rPr>
-        <w:rFonts w:asciiTheme="majorHAnsi" w:cstheme="majorBidi" w:eastAsiaTheme="majorEastAsia" w:hAnsiTheme="majorHAnsi"/>
+        <w:rFonts w:asciiTheme="majorHAnsi" w:cstheme="majorBidi" w:hAnsiTheme="majorHAnsi" w:eastAsia="黑体"/>
         <w:b/>
         <w:bCs/>
       </w:rPr>
@@ -6180,7 +6557,7 @@
         <w:spacing w:after="0" w:before="0" w:line="240" w:lineRule="auto"/>
       </w:pPr>
       <w:rPr>
-        <w:rFonts w:asciiTheme="majorHAnsi" w:cstheme="majorBidi" w:eastAsiaTheme="majorEastAsia" w:hAnsiTheme="majorHAnsi"/>
+        <w:rFonts w:asciiTheme="majorHAnsi" w:cstheme="majorBidi" w:hAnsiTheme="majorHAnsi" w:eastAsia="黑体"/>
         <w:b/>
         <w:bCs/>
       </w:rPr>
@@ -6201,7 +6578,7 @@
         <w:spacing w:after="0" w:before="0" w:line="240" w:lineRule="auto"/>
       </w:pPr>
       <w:rPr>
-        <w:rFonts w:asciiTheme="majorHAnsi" w:cstheme="majorBidi" w:eastAsiaTheme="majorEastAsia" w:hAnsiTheme="majorHAnsi"/>
+        <w:rFonts w:asciiTheme="majorHAnsi" w:cstheme="majorBidi" w:hAnsiTheme="majorHAnsi" w:eastAsia="黑体"/>
         <w:b/>
         <w:bCs/>
       </w:rPr>
@@ -6219,14 +6596,14 @@
     </w:tblStylePr>
     <w:tblStylePr w:type="firstCol">
       <w:rPr>
-        <w:rFonts w:asciiTheme="majorHAnsi" w:cstheme="majorBidi" w:eastAsiaTheme="majorEastAsia" w:hAnsiTheme="majorHAnsi"/>
+        <w:rFonts w:asciiTheme="majorHAnsi" w:cstheme="majorBidi" w:hAnsiTheme="majorHAnsi" w:eastAsia="黑体"/>
         <w:b/>
         <w:bCs/>
       </w:rPr>
     </w:tblStylePr>
     <w:tblStylePr w:type="lastCol">
       <w:rPr>
-        <w:rFonts w:asciiTheme="majorHAnsi" w:cstheme="majorBidi" w:eastAsiaTheme="majorEastAsia" w:hAnsiTheme="majorHAnsi"/>
+        <w:rFonts w:asciiTheme="majorHAnsi" w:cstheme="majorBidi" w:hAnsiTheme="majorHAnsi" w:eastAsia="黑体"/>
         <w:b/>
         <w:bCs/>
       </w:rPr>
@@ -6310,7 +6687,7 @@
         <w:spacing w:after="0" w:before="0" w:line="240" w:lineRule="auto"/>
       </w:pPr>
       <w:rPr>
-        <w:rFonts w:asciiTheme="majorHAnsi" w:cstheme="majorBidi" w:eastAsiaTheme="majorEastAsia" w:hAnsiTheme="majorHAnsi"/>
+        <w:rFonts w:asciiTheme="majorHAnsi" w:cstheme="majorBidi" w:hAnsiTheme="majorHAnsi" w:eastAsia="黑体"/>
         <w:b/>
         <w:bCs/>
       </w:rPr>
@@ -6331,7 +6708,7 @@
         <w:spacing w:after="0" w:before="0" w:line="240" w:lineRule="auto"/>
       </w:pPr>
       <w:rPr>
-        <w:rFonts w:asciiTheme="majorHAnsi" w:cstheme="majorBidi" w:eastAsiaTheme="majorEastAsia" w:hAnsiTheme="majorHAnsi"/>
+        <w:rFonts w:asciiTheme="majorHAnsi" w:cstheme="majorBidi" w:hAnsiTheme="majorHAnsi" w:eastAsia="黑体"/>
         <w:b/>
         <w:bCs/>
       </w:rPr>
@@ -6349,14 +6726,14 @@
     </w:tblStylePr>
     <w:tblStylePr w:type="firstCol">
       <w:rPr>
-        <w:rFonts w:asciiTheme="majorHAnsi" w:cstheme="majorBidi" w:eastAsiaTheme="majorEastAsia" w:hAnsiTheme="majorHAnsi"/>
+        <w:rFonts w:asciiTheme="majorHAnsi" w:cstheme="majorBidi" w:hAnsiTheme="majorHAnsi" w:eastAsia="黑体"/>
         <w:b/>
         <w:bCs/>
       </w:rPr>
     </w:tblStylePr>
     <w:tblStylePr w:type="lastCol">
       <w:rPr>
-        <w:rFonts w:asciiTheme="majorHAnsi" w:cstheme="majorBidi" w:eastAsiaTheme="majorEastAsia" w:hAnsiTheme="majorHAnsi"/>
+        <w:rFonts w:asciiTheme="majorHAnsi" w:cstheme="majorBidi" w:hAnsiTheme="majorHAnsi" w:eastAsia="黑体"/>
         <w:b/>
         <w:bCs/>
       </w:rPr>
@@ -6440,7 +6817,7 @@
         <w:spacing w:after="0" w:before="0" w:line="240" w:lineRule="auto"/>
       </w:pPr>
       <w:rPr>
-        <w:rFonts w:asciiTheme="majorHAnsi" w:cstheme="majorBidi" w:eastAsiaTheme="majorEastAsia" w:hAnsiTheme="majorHAnsi"/>
+        <w:rFonts w:asciiTheme="majorHAnsi" w:cstheme="majorBidi" w:hAnsiTheme="majorHAnsi" w:eastAsia="黑体"/>
         <w:b/>
         <w:bCs/>
       </w:rPr>
@@ -6461,7 +6838,7 @@
         <w:spacing w:after="0" w:before="0" w:line="240" w:lineRule="auto"/>
       </w:pPr>
       <w:rPr>
-        <w:rFonts w:asciiTheme="majorHAnsi" w:cstheme="majorBidi" w:eastAsiaTheme="majorEastAsia" w:hAnsiTheme="majorHAnsi"/>
+        <w:rFonts w:asciiTheme="majorHAnsi" w:cstheme="majorBidi" w:hAnsiTheme="majorHAnsi" w:eastAsia="黑体"/>
         <w:b/>
         <w:bCs/>
       </w:rPr>
@@ -6479,14 +6856,14 @@
     </w:tblStylePr>
     <w:tblStylePr w:type="firstCol">
       <w:rPr>
-        <w:rFonts w:asciiTheme="majorHAnsi" w:cstheme="majorBidi" w:eastAsiaTheme="majorEastAsia" w:hAnsiTheme="majorHAnsi"/>
+        <w:rFonts w:asciiTheme="majorHAnsi" w:cstheme="majorBidi" w:hAnsiTheme="majorHAnsi" w:eastAsia="黑体"/>
         <w:b/>
         <w:bCs/>
       </w:rPr>
     </w:tblStylePr>
     <w:tblStylePr w:type="lastCol">
       <w:rPr>
-        <w:rFonts w:asciiTheme="majorHAnsi" w:cstheme="majorBidi" w:eastAsiaTheme="majorEastAsia" w:hAnsiTheme="majorHAnsi"/>
+        <w:rFonts w:asciiTheme="majorHAnsi" w:cstheme="majorBidi" w:hAnsiTheme="majorHAnsi" w:eastAsia="黑体"/>
         <w:b/>
         <w:bCs/>
       </w:rPr>
@@ -6570,7 +6947,7 @@
         <w:spacing w:after="0" w:before="0" w:line="240" w:lineRule="auto"/>
       </w:pPr>
       <w:rPr>
-        <w:rFonts w:asciiTheme="majorHAnsi" w:cstheme="majorBidi" w:eastAsiaTheme="majorEastAsia" w:hAnsiTheme="majorHAnsi"/>
+        <w:rFonts w:asciiTheme="majorHAnsi" w:cstheme="majorBidi" w:hAnsiTheme="majorHAnsi" w:eastAsia="黑体"/>
         <w:b/>
         <w:bCs/>
       </w:rPr>
@@ -6591,7 +6968,7 @@
         <w:spacing w:after="0" w:before="0" w:line="240" w:lineRule="auto"/>
       </w:pPr>
       <w:rPr>
-        <w:rFonts w:asciiTheme="majorHAnsi" w:cstheme="majorBidi" w:eastAsiaTheme="majorEastAsia" w:hAnsiTheme="majorHAnsi"/>
+        <w:rFonts w:asciiTheme="majorHAnsi" w:cstheme="majorBidi" w:hAnsiTheme="majorHAnsi" w:eastAsia="黑体"/>
         <w:b/>
         <w:bCs/>
       </w:rPr>
@@ -6609,14 +6986,14 @@
     </w:tblStylePr>
     <w:tblStylePr w:type="firstCol">
       <w:rPr>
-        <w:rFonts w:asciiTheme="majorHAnsi" w:cstheme="majorBidi" w:eastAsiaTheme="majorEastAsia" w:hAnsiTheme="majorHAnsi"/>
+        <w:rFonts w:asciiTheme="majorHAnsi" w:cstheme="majorBidi" w:hAnsiTheme="majorHAnsi" w:eastAsia="黑体"/>
         <w:b/>
         <w:bCs/>
       </w:rPr>
     </w:tblStylePr>
     <w:tblStylePr w:type="lastCol">
       <w:rPr>
-        <w:rFonts w:asciiTheme="majorHAnsi" w:cstheme="majorBidi" w:eastAsiaTheme="majorEastAsia" w:hAnsiTheme="majorHAnsi"/>
+        <w:rFonts w:asciiTheme="majorHAnsi" w:cstheme="majorBidi" w:hAnsiTheme="majorHAnsi" w:eastAsia="黑体"/>
         <w:b/>
         <w:bCs/>
       </w:rPr>
@@ -6699,6 +7076,7 @@
         <w:spacing w:after="0" w:before="0" w:line="240" w:lineRule="auto"/>
       </w:pPr>
       <w:rPr>
+        <w:rFonts w:eastAsia="黑体"/>
         <w:b/>
         <w:bCs/>
         <w:color w:themeColor="background1" w:val="FFFFFF"/>
@@ -6721,6 +7099,7 @@
         <w:spacing w:after="0" w:before="0" w:line="240" w:lineRule="auto"/>
       </w:pPr>
       <w:rPr>
+        <w:rFonts w:eastAsia="黑体"/>
         <w:b/>
         <w:bCs/>
       </w:rPr>
@@ -6738,12 +7117,14 @@
     </w:tblStylePr>
     <w:tblStylePr w:type="firstCol">
       <w:rPr>
+        <w:rFonts w:eastAsia="黑体"/>
         <w:b/>
         <w:bCs/>
       </w:rPr>
     </w:tblStylePr>
     <w:tblStylePr w:type="lastCol">
       <w:rPr>
+        <w:rFonts w:eastAsia="黑体"/>
         <w:b/>
         <w:bCs/>
       </w:rPr>
@@ -6805,6 +7186,7 @@
         <w:spacing w:after="0" w:before="0" w:line="240" w:lineRule="auto"/>
       </w:pPr>
       <w:rPr>
+        <w:rFonts w:eastAsia="黑体"/>
         <w:b/>
         <w:bCs/>
         <w:color w:themeColor="background1" w:val="FFFFFF"/>
@@ -6827,6 +7209,7 @@
         <w:spacing w:after="0" w:before="0" w:line="240" w:lineRule="auto"/>
       </w:pPr>
       <w:rPr>
+        <w:rFonts w:eastAsia="黑体"/>
         <w:b/>
         <w:bCs/>
       </w:rPr>
@@ -6844,12 +7227,14 @@
     </w:tblStylePr>
     <w:tblStylePr w:type="firstCol">
       <w:rPr>
+        <w:rFonts w:eastAsia="黑体"/>
         <w:b/>
         <w:bCs/>
       </w:rPr>
     </w:tblStylePr>
     <w:tblStylePr w:type="lastCol">
       <w:rPr>
+        <w:rFonts w:eastAsia="黑体"/>
         <w:b/>
         <w:bCs/>
       </w:rPr>
@@ -6911,6 +7296,7 @@
         <w:spacing w:after="0" w:before="0" w:line="240" w:lineRule="auto"/>
       </w:pPr>
       <w:rPr>
+        <w:rFonts w:eastAsia="黑体"/>
         <w:b/>
         <w:bCs/>
         <w:color w:themeColor="background1" w:val="FFFFFF"/>
@@ -6933,6 +7319,7 @@
         <w:spacing w:after="0" w:before="0" w:line="240" w:lineRule="auto"/>
       </w:pPr>
       <w:rPr>
+        <w:rFonts w:eastAsia="黑体"/>
         <w:b/>
         <w:bCs/>
       </w:rPr>
@@ -6950,12 +7337,14 @@
     </w:tblStylePr>
     <w:tblStylePr w:type="firstCol">
       <w:rPr>
+        <w:rFonts w:eastAsia="黑体"/>
         <w:b/>
         <w:bCs/>
       </w:rPr>
     </w:tblStylePr>
     <w:tblStylePr w:type="lastCol">
       <w:rPr>
+        <w:rFonts w:eastAsia="黑体"/>
         <w:b/>
         <w:bCs/>
       </w:rPr>
@@ -7017,6 +7406,7 @@
         <w:spacing w:after="0" w:before="0" w:line="240" w:lineRule="auto"/>
       </w:pPr>
       <w:rPr>
+        <w:rFonts w:eastAsia="黑体"/>
         <w:b/>
         <w:bCs/>
         <w:color w:themeColor="background1" w:val="FFFFFF"/>
@@ -7039,6 +7429,7 @@
         <w:spacing w:after="0" w:before="0" w:line="240" w:lineRule="auto"/>
       </w:pPr>
       <w:rPr>
+        <w:rFonts w:eastAsia="黑体"/>
         <w:b/>
         <w:bCs/>
       </w:rPr>
@@ -7056,12 +7447,14 @@
     </w:tblStylePr>
     <w:tblStylePr w:type="firstCol">
       <w:rPr>
+        <w:rFonts w:eastAsia="黑体"/>
         <w:b/>
         <w:bCs/>
       </w:rPr>
     </w:tblStylePr>
     <w:tblStylePr w:type="lastCol">
       <w:rPr>
+        <w:rFonts w:eastAsia="黑体"/>
         <w:b/>
         <w:bCs/>
       </w:rPr>
@@ -7123,6 +7516,7 @@
         <w:spacing w:after="0" w:before="0" w:line="240" w:lineRule="auto"/>
       </w:pPr>
       <w:rPr>
+        <w:rFonts w:eastAsia="黑体"/>
         <w:b/>
         <w:bCs/>
         <w:color w:themeColor="background1" w:val="FFFFFF"/>
@@ -7145,6 +7539,7 @@
         <w:spacing w:after="0" w:before="0" w:line="240" w:lineRule="auto"/>
       </w:pPr>
       <w:rPr>
+        <w:rFonts w:eastAsia="黑体"/>
         <w:b/>
         <w:bCs/>
       </w:rPr>
@@ -7162,12 +7557,14 @@
     </w:tblStylePr>
     <w:tblStylePr w:type="firstCol">
       <w:rPr>
+        <w:rFonts w:eastAsia="黑体"/>
         <w:b/>
         <w:bCs/>
       </w:rPr>
     </w:tblStylePr>
     <w:tblStylePr w:type="lastCol">
       <w:rPr>
+        <w:rFonts w:eastAsia="黑体"/>
         <w:b/>
         <w:bCs/>
       </w:rPr>
@@ -7229,6 +7626,7 @@
         <w:spacing w:after="0" w:before="0" w:line="240" w:lineRule="auto"/>
       </w:pPr>
       <w:rPr>
+        <w:rFonts w:eastAsia="黑体"/>
         <w:b/>
         <w:bCs/>
         <w:color w:themeColor="background1" w:val="FFFFFF"/>
@@ -7251,6 +7649,7 @@
         <w:spacing w:after="0" w:before="0" w:line="240" w:lineRule="auto"/>
       </w:pPr>
       <w:rPr>
+        <w:rFonts w:eastAsia="黑体"/>
         <w:b/>
         <w:bCs/>
       </w:rPr>
@@ -7268,12 +7667,14 @@
     </w:tblStylePr>
     <w:tblStylePr w:type="firstCol">
       <w:rPr>
+        <w:rFonts w:eastAsia="黑体"/>
         <w:b/>
         <w:bCs/>
       </w:rPr>
     </w:tblStylePr>
     <w:tblStylePr w:type="lastCol">
       <w:rPr>
+        <w:rFonts w:eastAsia="黑体"/>
         <w:b/>
         <w:bCs/>
       </w:rPr>
@@ -7335,6 +7736,7 @@
         <w:spacing w:after="0" w:before="0" w:line="240" w:lineRule="auto"/>
       </w:pPr>
       <w:rPr>
+        <w:rFonts w:eastAsia="黑体"/>
         <w:b/>
         <w:bCs/>
         <w:color w:themeColor="background1" w:val="FFFFFF"/>
@@ -7357,6 +7759,7 @@
         <w:spacing w:after="0" w:before="0" w:line="240" w:lineRule="auto"/>
       </w:pPr>
       <w:rPr>
+        <w:rFonts w:eastAsia="黑体"/>
         <w:b/>
         <w:bCs/>
       </w:rPr>
@@ -7374,12 +7777,14 @@
     </w:tblStylePr>
     <w:tblStylePr w:type="firstCol">
       <w:rPr>
+        <w:rFonts w:eastAsia="黑体"/>
         <w:b/>
         <w:bCs/>
       </w:rPr>
     </w:tblStylePr>
     <w:tblStylePr w:type="lastCol">
       <w:rPr>
+        <w:rFonts w:eastAsia="黑体"/>
         <w:b/>
         <w:bCs/>
       </w:rPr>
@@ -7438,6 +7843,7 @@
         <w:spacing w:after="0" w:before="0" w:line="240" w:lineRule="auto"/>
       </w:pPr>
       <w:rPr>
+        <w:rFonts w:eastAsia="黑体"/>
         <w:b/>
         <w:bCs/>
         <w:color w:themeColor="background1" w:val="FFFFFF"/>
@@ -7460,6 +7866,7 @@
         <w:spacing w:after="0" w:before="0" w:line="240" w:lineRule="auto"/>
       </w:pPr>
       <w:rPr>
+        <w:rFonts w:eastAsia="黑体"/>
         <w:color w:val="auto"/>
       </w:rPr>
       <w:tblPr/>
@@ -7477,6 +7884,7 @@
     </w:tblStylePr>
     <w:tblStylePr w:type="firstCol">
       <w:rPr>
+        <w:rFonts w:eastAsia="黑体"/>
         <w:b/>
         <w:bCs/>
         <w:color w:themeColor="background1" w:val="FFFFFF"/>
@@ -7496,6 +7904,7 @@
     </w:tblStylePr>
     <w:tblStylePr w:type="lastCol">
       <w:rPr>
+        <w:rFonts w:eastAsia="黑体"/>
         <w:b/>
         <w:bCs/>
         <w:color w:themeColor="background1" w:val="FFFFFF"/>
@@ -7544,6 +7953,7 @@
     </w:tblStylePr>
     <w:tblStylePr w:type="nwCell">
       <w:rPr>
+        <w:rFonts w:eastAsia="黑体"/>
         <w:color w:themeColor="background1" w:val="FFFFFF"/>
       </w:rPr>
       <w:tblPr/>
@@ -7587,6 +7997,7 @@
         <w:spacing w:after="0" w:before="0" w:line="240" w:lineRule="auto"/>
       </w:pPr>
       <w:rPr>
+        <w:rFonts w:eastAsia="黑体"/>
         <w:b/>
         <w:bCs/>
         <w:color w:themeColor="background1" w:val="FFFFFF"/>
@@ -7609,6 +8020,7 @@
         <w:spacing w:after="0" w:before="0" w:line="240" w:lineRule="auto"/>
       </w:pPr>
       <w:rPr>
+        <w:rFonts w:eastAsia="黑体"/>
         <w:color w:val="auto"/>
       </w:rPr>
       <w:tblPr/>
@@ -7626,6 +8038,7 @@
     </w:tblStylePr>
     <w:tblStylePr w:type="firstCol">
       <w:rPr>
+        <w:rFonts w:eastAsia="黑体"/>
         <w:b/>
         <w:bCs/>
         <w:color w:themeColor="background1" w:val="FFFFFF"/>
@@ -7645,6 +8058,7 @@
     </w:tblStylePr>
     <w:tblStylePr w:type="lastCol">
       <w:rPr>
+        <w:rFonts w:eastAsia="黑体"/>
         <w:b/>
         <w:bCs/>
         <w:color w:themeColor="background1" w:val="FFFFFF"/>
@@ -7693,6 +8107,7 @@
     </w:tblStylePr>
     <w:tblStylePr w:type="nwCell">
       <w:rPr>
+        <w:rFonts w:eastAsia="黑体"/>
         <w:color w:themeColor="background1" w:val="FFFFFF"/>
       </w:rPr>
       <w:tblPr/>
@@ -7736,6 +8151,7 @@
         <w:spacing w:after="0" w:before="0" w:line="240" w:lineRule="auto"/>
       </w:pPr>
       <w:rPr>
+        <w:rFonts w:eastAsia="黑体"/>
         <w:b/>
         <w:bCs/>
         <w:color w:themeColor="background1" w:val="FFFFFF"/>
@@ -7758,6 +8174,7 @@
         <w:spacing w:after="0" w:before="0" w:line="240" w:lineRule="auto"/>
       </w:pPr>
       <w:rPr>
+        <w:rFonts w:eastAsia="黑体"/>
         <w:color w:val="auto"/>
       </w:rPr>
       <w:tblPr/>
@@ -7775,6 +8192,7 @@
     </w:tblStylePr>
     <w:tblStylePr w:type="firstCol">
       <w:rPr>
+        <w:rFonts w:eastAsia="黑体"/>
         <w:b/>
         <w:bCs/>
         <w:color w:themeColor="background1" w:val="FFFFFF"/>
@@ -7794,6 +8212,7 @@
     </w:tblStylePr>
     <w:tblStylePr w:type="lastCol">
       <w:rPr>
+        <w:rFonts w:eastAsia="黑体"/>
         <w:b/>
         <w:bCs/>
         <w:color w:themeColor="background1" w:val="FFFFFF"/>
@@ -7842,6 +8261,7 @@
     </w:tblStylePr>
     <w:tblStylePr w:type="nwCell">
       <w:rPr>
+        <w:rFonts w:eastAsia="黑体"/>
         <w:color w:themeColor="background1" w:val="FFFFFF"/>
       </w:rPr>
       <w:tblPr/>
@@ -7885,6 +8305,7 @@
         <w:spacing w:after="0" w:before="0" w:line="240" w:lineRule="auto"/>
       </w:pPr>
       <w:rPr>
+        <w:rFonts w:eastAsia="黑体"/>
         <w:b/>
         <w:bCs/>
         <w:color w:themeColor="background1" w:val="FFFFFF"/>
@@ -7907,6 +8328,7 @@
         <w:spacing w:after="0" w:before="0" w:line="240" w:lineRule="auto"/>
       </w:pPr>
       <w:rPr>
+        <w:rFonts w:eastAsia="黑体"/>
         <w:color w:val="auto"/>
       </w:rPr>
       <w:tblPr/>
@@ -7924,6 +8346,7 @@
     </w:tblStylePr>
     <w:tblStylePr w:type="firstCol">
       <w:rPr>
+        <w:rFonts w:eastAsia="黑体"/>
         <w:b/>
         <w:bCs/>
         <w:color w:themeColor="background1" w:val="FFFFFF"/>
@@ -7943,6 +8366,7 @@
     </w:tblStylePr>
     <w:tblStylePr w:type="lastCol">
       <w:rPr>
+        <w:rFonts w:eastAsia="黑体"/>
         <w:b/>
         <w:bCs/>
         <w:color w:themeColor="background1" w:val="FFFFFF"/>
@@ -7991,6 +8415,7 @@
     </w:tblStylePr>
     <w:tblStylePr w:type="nwCell">
       <w:rPr>
+        <w:rFonts w:eastAsia="黑体"/>
         <w:color w:themeColor="background1" w:val="FFFFFF"/>
       </w:rPr>
       <w:tblPr/>
@@ -8034,6 +8459,7 @@
         <w:spacing w:after="0" w:before="0" w:line="240" w:lineRule="auto"/>
       </w:pPr>
       <w:rPr>
+        <w:rFonts w:eastAsia="黑体"/>
         <w:b/>
         <w:bCs/>
         <w:color w:themeColor="background1" w:val="FFFFFF"/>
@@ -8056,6 +8482,7 @@
         <w:spacing w:after="0" w:before="0" w:line="240" w:lineRule="auto"/>
       </w:pPr>
       <w:rPr>
+        <w:rFonts w:eastAsia="黑体"/>
         <w:color w:val="auto"/>
       </w:rPr>
       <w:tblPr/>
@@ -8073,6 +8500,7 @@
     </w:tblStylePr>
     <w:tblStylePr w:type="firstCol">
       <w:rPr>
+        <w:rFonts w:eastAsia="黑体"/>
         <w:b/>
         <w:bCs/>
         <w:color w:themeColor="background1" w:val="FFFFFF"/>
@@ -8092,6 +8520,7 @@
     </w:tblStylePr>
     <w:tblStylePr w:type="lastCol">
       <w:rPr>
+        <w:rFonts w:eastAsia="黑体"/>
         <w:b/>
         <w:bCs/>
         <w:color w:themeColor="background1" w:val="FFFFFF"/>
@@ -8140,6 +8569,7 @@
     </w:tblStylePr>
     <w:tblStylePr w:type="nwCell">
       <w:rPr>
+        <w:rFonts w:eastAsia="黑体"/>
         <w:color w:themeColor="background1" w:val="FFFFFF"/>
       </w:rPr>
       <w:tblPr/>
@@ -8183,6 +8613,7 @@
         <w:spacing w:after="0" w:before="0" w:line="240" w:lineRule="auto"/>
       </w:pPr>
       <w:rPr>
+        <w:rFonts w:eastAsia="黑体"/>
         <w:b/>
         <w:bCs/>
         <w:color w:themeColor="background1" w:val="FFFFFF"/>
@@ -8205,6 +8636,7 @@
         <w:spacing w:after="0" w:before="0" w:line="240" w:lineRule="auto"/>
       </w:pPr>
       <w:rPr>
+        <w:rFonts w:eastAsia="黑体"/>
         <w:color w:val="auto"/>
       </w:rPr>
       <w:tblPr/>
@@ -8222,6 +8654,7 @@
     </w:tblStylePr>
     <w:tblStylePr w:type="firstCol">
       <w:rPr>
+        <w:rFonts w:eastAsia="黑体"/>
         <w:b/>
         <w:bCs/>
         <w:color w:themeColor="background1" w:val="FFFFFF"/>
@@ -8241,6 +8674,7 @@
     </w:tblStylePr>
     <w:tblStylePr w:type="lastCol">
       <w:rPr>
+        <w:rFonts w:eastAsia="黑体"/>
         <w:b/>
         <w:bCs/>
         <w:color w:themeColor="background1" w:val="FFFFFF"/>
@@ -8289,6 +8723,7 @@
     </w:tblStylePr>
     <w:tblStylePr w:type="nwCell">
       <w:rPr>
+        <w:rFonts w:eastAsia="黑体"/>
         <w:color w:themeColor="background1" w:val="FFFFFF"/>
       </w:rPr>
       <w:tblPr/>
@@ -8332,6 +8767,7 @@
         <w:spacing w:after="0" w:before="0" w:line="240" w:lineRule="auto"/>
       </w:pPr>
       <w:rPr>
+        <w:rFonts w:eastAsia="黑体"/>
         <w:b/>
         <w:bCs/>
         <w:color w:themeColor="background1" w:val="FFFFFF"/>
@@ -8354,6 +8790,7 @@
         <w:spacing w:after="0" w:before="0" w:line="240" w:lineRule="auto"/>
       </w:pPr>
       <w:rPr>
+        <w:rFonts w:eastAsia="黑体"/>
         <w:color w:val="auto"/>
       </w:rPr>
       <w:tblPr/>
@@ -8371,6 +8808,7 @@
     </w:tblStylePr>
     <w:tblStylePr w:type="firstCol">
       <w:rPr>
+        <w:rFonts w:eastAsia="黑体"/>
         <w:b/>
         <w:bCs/>
         <w:color w:themeColor="background1" w:val="FFFFFF"/>
@@ -8390,6 +8828,7 @@
     </w:tblStylePr>
     <w:tblStylePr w:type="lastCol">
       <w:rPr>
+        <w:rFonts w:eastAsia="黑体"/>
         <w:b/>
         <w:bCs/>
         <w:color w:themeColor="background1" w:val="FFFFFF"/>
@@ -8438,6 +8877,7 @@
     </w:tblStylePr>
     <w:tblStylePr w:type="nwCell">
       <w:rPr>
+        <w:rFonts w:eastAsia="黑体"/>
         <w:color w:themeColor="background1" w:val="FFFFFF"/>
       </w:rPr>
       <w:tblPr/>
@@ -8462,6 +8902,7 @@
       <w:spacing w:after="0" w:line="240" w:lineRule="auto"/>
     </w:pPr>
     <w:rPr>
+      <w:rFonts w:eastAsia="黑体"/>
       <w:color w:themeColor="text1" w:val="000000"/>
     </w:rPr>
     <w:tblPr>
@@ -8481,7 +8922,7 @@
     </w:tblPr>
     <w:tblStylePr w:type="firstRow">
       <w:rPr>
-        <w:rFonts w:asciiTheme="majorHAnsi" w:cstheme="majorBidi" w:eastAsiaTheme="majorEastAsia" w:hAnsiTheme="majorHAnsi"/>
+        <w:rFonts w:asciiTheme="majorHAnsi" w:cstheme="majorBidi" w:hAnsiTheme="majorHAnsi" w:eastAsia="黑体"/>
       </w:rPr>
       <w:tblPr/>
       <w:tcPr>
@@ -8493,6 +8934,7 @@
     </w:tblStylePr>
     <w:tblStylePr w:type="lastRow">
       <w:rPr>
+        <w:rFonts w:eastAsia="黑体"/>
         <w:b/>
         <w:bCs/>
         <w:color w:themeColor="text2" w:val="1F497D"/>
@@ -8507,12 +8949,14 @@
     </w:tblStylePr>
     <w:tblStylePr w:type="firstCol">
       <w:rPr>
+        <w:rFonts w:eastAsia="黑体"/>
         <w:b/>
         <w:bCs/>
       </w:rPr>
     </w:tblStylePr>
     <w:tblStylePr w:type="lastCol">
       <w:rPr>
+        <w:rFonts w:eastAsia="黑体"/>
         <w:b/>
         <w:bCs/>
       </w:rPr>
@@ -8546,6 +8990,7 @@
       <w:spacing w:after="0" w:line="240" w:lineRule="auto"/>
     </w:pPr>
     <w:rPr>
+      <w:rFonts w:eastAsia="黑体"/>
       <w:color w:themeColor="text1" w:val="000000"/>
     </w:rPr>
     <w:tblPr>
@@ -8565,7 +9010,7 @@
     </w:tblPr>
     <w:tblStylePr w:type="firstRow">
       <w:rPr>
-        <w:rFonts w:asciiTheme="majorHAnsi" w:cstheme="majorBidi" w:eastAsiaTheme="majorEastAsia" w:hAnsiTheme="majorHAnsi"/>
+        <w:rFonts w:asciiTheme="majorHAnsi" w:cstheme="majorBidi" w:hAnsiTheme="majorHAnsi" w:eastAsia="黑体"/>
       </w:rPr>
       <w:tblPr/>
       <w:tcPr>
@@ -8577,6 +9022,7 @@
     </w:tblStylePr>
     <w:tblStylePr w:type="lastRow">
       <w:rPr>
+        <w:rFonts w:eastAsia="黑体"/>
         <w:b/>
         <w:bCs/>
         <w:color w:themeColor="text2" w:val="1F497D"/>
@@ -8591,12 +9037,14 @@
     </w:tblStylePr>
     <w:tblStylePr w:type="firstCol">
       <w:rPr>
+        <w:rFonts w:eastAsia="黑体"/>
         <w:b/>
         <w:bCs/>
       </w:rPr>
     </w:tblStylePr>
     <w:tblStylePr w:type="lastCol">
       <w:rPr>
+        <w:rFonts w:eastAsia="黑体"/>
         <w:b/>
         <w:bCs/>
       </w:rPr>
@@ -8630,6 +9078,7 @@
       <w:spacing w:after="0" w:line="240" w:lineRule="auto"/>
     </w:pPr>
     <w:rPr>
+      <w:rFonts w:eastAsia="黑体"/>
       <w:color w:themeColor="text1" w:val="000000"/>
     </w:rPr>
     <w:tblPr>
@@ -8649,7 +9098,7 @@
     </w:tblPr>
     <w:tblStylePr w:type="firstRow">
       <w:rPr>
-        <w:rFonts w:asciiTheme="majorHAnsi" w:cstheme="majorBidi" w:eastAsiaTheme="majorEastAsia" w:hAnsiTheme="majorHAnsi"/>
+        <w:rFonts w:asciiTheme="majorHAnsi" w:cstheme="majorBidi" w:hAnsiTheme="majorHAnsi" w:eastAsia="黑体"/>
       </w:rPr>
       <w:tblPr/>
       <w:tcPr>
@@ -8661,6 +9110,7 @@
     </w:tblStylePr>
     <w:tblStylePr w:type="lastRow">
       <w:rPr>
+        <w:rFonts w:eastAsia="黑体"/>
         <w:b/>
         <w:bCs/>
         <w:color w:themeColor="text2" w:val="1F497D"/>
@@ -8675,12 +9125,14 @@
     </w:tblStylePr>
     <w:tblStylePr w:type="firstCol">
       <w:rPr>
+        <w:rFonts w:eastAsia="黑体"/>
         <w:b/>
         <w:bCs/>
       </w:rPr>
     </w:tblStylePr>
     <w:tblStylePr w:type="lastCol">
       <w:rPr>
+        <w:rFonts w:eastAsia="黑体"/>
         <w:b/>
         <w:bCs/>
       </w:rPr>
@@ -8714,6 +9166,7 @@
       <w:spacing w:after="0" w:line="240" w:lineRule="auto"/>
     </w:pPr>
     <w:rPr>
+      <w:rFonts w:eastAsia="黑体"/>
       <w:color w:themeColor="text1" w:val="000000"/>
     </w:rPr>
     <w:tblPr>
@@ -8733,7 +9186,7 @@
     </w:tblPr>
     <w:tblStylePr w:type="firstRow">
       <w:rPr>
-        <w:rFonts w:asciiTheme="majorHAnsi" w:cstheme="majorBidi" w:eastAsiaTheme="majorEastAsia" w:hAnsiTheme="majorHAnsi"/>
+        <w:rFonts w:asciiTheme="majorHAnsi" w:cstheme="majorBidi" w:hAnsiTheme="majorHAnsi" w:eastAsia="黑体"/>
       </w:rPr>
       <w:tblPr/>
       <w:tcPr>
@@ -8745,6 +9198,7 @@
     </w:tblStylePr>
     <w:tblStylePr w:type="lastRow">
       <w:rPr>
+        <w:rFonts w:eastAsia="黑体"/>
         <w:b/>
         <w:bCs/>
         <w:color w:themeColor="text2" w:val="1F497D"/>
@@ -8759,12 +9213,14 @@
     </w:tblStylePr>
     <w:tblStylePr w:type="firstCol">
       <w:rPr>
+        <w:rFonts w:eastAsia="黑体"/>
         <w:b/>
         <w:bCs/>
       </w:rPr>
     </w:tblStylePr>
     <w:tblStylePr w:type="lastCol">
       <w:rPr>
+        <w:rFonts w:eastAsia="黑体"/>
         <w:b/>
         <w:bCs/>
       </w:rPr>
@@ -8798,6 +9254,7 @@
       <w:spacing w:after="0" w:line="240" w:lineRule="auto"/>
     </w:pPr>
     <w:rPr>
+      <w:rFonts w:eastAsia="黑体"/>
       <w:color w:themeColor="text1" w:val="000000"/>
     </w:rPr>
     <w:tblPr>
@@ -8817,7 +9274,7 @@
     </w:tblPr>
     <w:tblStylePr w:type="firstRow">
       <w:rPr>
-        <w:rFonts w:asciiTheme="majorHAnsi" w:cstheme="majorBidi" w:eastAsiaTheme="majorEastAsia" w:hAnsiTheme="majorHAnsi"/>
+        <w:rFonts w:asciiTheme="majorHAnsi" w:cstheme="majorBidi" w:hAnsiTheme="majorHAnsi" w:eastAsia="黑体"/>
       </w:rPr>
       <w:tblPr/>
       <w:tcPr>
@@ -8829,6 +9286,7 @@
     </w:tblStylePr>
     <w:tblStylePr w:type="lastRow">
       <w:rPr>
+        <w:rFonts w:eastAsia="黑体"/>
         <w:b/>
         <w:bCs/>
         <w:color w:themeColor="text2" w:val="1F497D"/>
@@ -8843,12 +9301,14 @@
     </w:tblStylePr>
     <w:tblStylePr w:type="firstCol">
       <w:rPr>
+        <w:rFonts w:eastAsia="黑体"/>
         <w:b/>
         <w:bCs/>
       </w:rPr>
     </w:tblStylePr>
     <w:tblStylePr w:type="lastCol">
       <w:rPr>
+        <w:rFonts w:eastAsia="黑体"/>
         <w:b/>
         <w:bCs/>
       </w:rPr>
@@ -8882,6 +9342,7 @@
       <w:spacing w:after="0" w:line="240" w:lineRule="auto"/>
     </w:pPr>
     <w:rPr>
+      <w:rFonts w:eastAsia="黑体"/>
       <w:color w:themeColor="text1" w:val="000000"/>
     </w:rPr>
     <w:tblPr>
@@ -8901,7 +9362,7 @@
     </w:tblPr>
     <w:tblStylePr w:type="firstRow">
       <w:rPr>
-        <w:rFonts w:asciiTheme="majorHAnsi" w:cstheme="majorBidi" w:eastAsiaTheme="majorEastAsia" w:hAnsiTheme="majorHAnsi"/>
+        <w:rFonts w:asciiTheme="majorHAnsi" w:cstheme="majorBidi" w:hAnsiTheme="majorHAnsi" w:eastAsia="黑体"/>
       </w:rPr>
       <w:tblPr/>
       <w:tcPr>
@@ -8913,6 +9374,7 @@
     </w:tblStylePr>
     <w:tblStylePr w:type="lastRow">
       <w:rPr>
+        <w:rFonts w:eastAsia="黑体"/>
         <w:b/>
         <w:bCs/>
         <w:color w:themeColor="text2" w:val="1F497D"/>
@@ -8927,12 +9389,14 @@
     </w:tblStylePr>
     <w:tblStylePr w:type="firstCol">
       <w:rPr>
+        <w:rFonts w:eastAsia="黑体"/>
         <w:b/>
         <w:bCs/>
       </w:rPr>
     </w:tblStylePr>
     <w:tblStylePr w:type="lastCol">
       <w:rPr>
+        <w:rFonts w:eastAsia="黑体"/>
         <w:b/>
         <w:bCs/>
       </w:rPr>
@@ -8966,6 +9430,7 @@
       <w:spacing w:after="0" w:line="240" w:lineRule="auto"/>
     </w:pPr>
     <w:rPr>
+      <w:rFonts w:eastAsia="黑体"/>
       <w:color w:themeColor="text1" w:val="000000"/>
     </w:rPr>
     <w:tblPr>
@@ -8985,7 +9450,7 @@
     </w:tblPr>
     <w:tblStylePr w:type="firstRow">
       <w:rPr>
-        <w:rFonts w:asciiTheme="majorHAnsi" w:cstheme="majorBidi" w:eastAsiaTheme="majorEastAsia" w:hAnsiTheme="majorHAnsi"/>
+        <w:rFonts w:asciiTheme="majorHAnsi" w:cstheme="majorBidi" w:hAnsiTheme="majorHAnsi" w:eastAsia="黑体"/>
       </w:rPr>
       <w:tblPr/>
       <w:tcPr>
@@ -8997,6 +9462,7 @@
     </w:tblStylePr>
     <w:tblStylePr w:type="lastRow">
       <w:rPr>
+        <w:rFonts w:eastAsia="黑体"/>
         <w:b/>
         <w:bCs/>
         <w:color w:themeColor="text2" w:val="1F497D"/>
@@ -9011,12 +9477,14 @@
     </w:tblStylePr>
     <w:tblStylePr w:type="firstCol">
       <w:rPr>
+        <w:rFonts w:eastAsia="黑体"/>
         <w:b/>
         <w:bCs/>
       </w:rPr>
     </w:tblStylePr>
     <w:tblStylePr w:type="lastCol">
       <w:rPr>
+        <w:rFonts w:eastAsia="黑体"/>
         <w:b/>
         <w:bCs/>
       </w:rPr>
@@ -9050,7 +9518,7 @@
       <w:spacing w:after="0" w:line="240" w:lineRule="auto"/>
     </w:pPr>
     <w:rPr>
-      <w:rFonts w:asciiTheme="majorHAnsi" w:cstheme="majorBidi" w:eastAsiaTheme="majorEastAsia" w:hAnsiTheme="majorHAnsi"/>
+      <w:rFonts w:asciiTheme="majorHAnsi" w:cstheme="majorBidi" w:hAnsiTheme="majorHAnsi" w:eastAsia="黑体"/>
       <w:color w:themeColor="text1" w:val="000000"/>
     </w:rPr>
     <w:tblPr>
@@ -9072,6 +9540,7 @@
     </w:tblPr>
     <w:tblStylePr w:type="firstRow">
       <w:rPr>
+        <w:rFonts w:eastAsia="黑体"/>
         <w:sz w:val="24"/>
         <w:szCs w:val="24"/>
       </w:rPr>
@@ -9178,7 +9647,7 @@
       <w:spacing w:after="0" w:line="240" w:lineRule="auto"/>
     </w:pPr>
     <w:rPr>
-      <w:rFonts w:asciiTheme="majorHAnsi" w:cstheme="majorBidi" w:eastAsiaTheme="majorEastAsia" w:hAnsiTheme="majorHAnsi"/>
+      <w:rFonts w:asciiTheme="majorHAnsi" w:cstheme="majorBidi" w:hAnsiTheme="majorHAnsi" w:eastAsia="黑体"/>
       <w:color w:themeColor="text1" w:val="000000"/>
     </w:rPr>
     <w:tblPr>
@@ -9200,6 +9669,7 @@
     </w:tblPr>
     <w:tblStylePr w:type="firstRow">
       <w:rPr>
+        <w:rFonts w:eastAsia="黑体"/>
         <w:sz w:val="24"/>
         <w:szCs w:val="24"/>
       </w:rPr>
@@ -9306,7 +9776,7 @@
       <w:spacing w:after="0" w:line="240" w:lineRule="auto"/>
     </w:pPr>
     <w:rPr>
-      <w:rFonts w:asciiTheme="majorHAnsi" w:cstheme="majorBidi" w:eastAsiaTheme="majorEastAsia" w:hAnsiTheme="majorHAnsi"/>
+      <w:rFonts w:asciiTheme="majorHAnsi" w:cstheme="majorBidi" w:hAnsiTheme="majorHAnsi" w:eastAsia="黑体"/>
       <w:color w:themeColor="text1" w:val="000000"/>
     </w:rPr>
     <w:tblPr>
@@ -9328,6 +9798,7 @@
     </w:tblPr>
     <w:tblStylePr w:type="firstRow">
       <w:rPr>
+        <w:rFonts w:eastAsia="黑体"/>
         <w:sz w:val="24"/>
         <w:szCs w:val="24"/>
       </w:rPr>
@@ -9434,7 +9905,7 @@
       <w:spacing w:after="0" w:line="240" w:lineRule="auto"/>
     </w:pPr>
     <w:rPr>
-      <w:rFonts w:asciiTheme="majorHAnsi" w:cstheme="majorBidi" w:eastAsiaTheme="majorEastAsia" w:hAnsiTheme="majorHAnsi"/>
+      <w:rFonts w:asciiTheme="majorHAnsi" w:cstheme="majorBidi" w:hAnsiTheme="majorHAnsi" w:eastAsia="黑体"/>
       <w:color w:themeColor="text1" w:val="000000"/>
     </w:rPr>
     <w:tblPr>
@@ -9456,6 +9927,7 @@
     </w:tblPr>
     <w:tblStylePr w:type="firstRow">
       <w:rPr>
+        <w:rFonts w:eastAsia="黑体"/>
         <w:sz w:val="24"/>
         <w:szCs w:val="24"/>
       </w:rPr>
@@ -9562,7 +10034,7 @@
       <w:spacing w:after="0" w:line="240" w:lineRule="auto"/>
     </w:pPr>
     <w:rPr>
-      <w:rFonts w:asciiTheme="majorHAnsi" w:cstheme="majorBidi" w:eastAsiaTheme="majorEastAsia" w:hAnsiTheme="majorHAnsi"/>
+      <w:rFonts w:asciiTheme="majorHAnsi" w:cstheme="majorBidi" w:hAnsiTheme="majorHAnsi" w:eastAsia="黑体"/>
       <w:color w:themeColor="text1" w:val="000000"/>
     </w:rPr>
     <w:tblPr>
@@ -9584,6 +10056,7 @@
     </w:tblPr>
     <w:tblStylePr w:type="firstRow">
       <w:rPr>
+        <w:rFonts w:eastAsia="黑体"/>
         <w:sz w:val="24"/>
         <w:szCs w:val="24"/>
       </w:rPr>
@@ -9690,7 +10163,7 @@
       <w:spacing w:after="0" w:line="240" w:lineRule="auto"/>
     </w:pPr>
     <w:rPr>
-      <w:rFonts w:asciiTheme="majorHAnsi" w:cstheme="majorBidi" w:eastAsiaTheme="majorEastAsia" w:hAnsiTheme="majorHAnsi"/>
+      <w:rFonts w:asciiTheme="majorHAnsi" w:cstheme="majorBidi" w:hAnsiTheme="majorHAnsi" w:eastAsia="黑体"/>
       <w:color w:themeColor="text1" w:val="000000"/>
     </w:rPr>
     <w:tblPr>
@@ -9712,6 +10185,7 @@
     </w:tblPr>
     <w:tblStylePr w:type="firstRow">
       <w:rPr>
+        <w:rFonts w:eastAsia="黑体"/>
         <w:sz w:val="24"/>
         <w:szCs w:val="24"/>
       </w:rPr>
@@ -9818,7 +10292,7 @@
       <w:spacing w:after="0" w:line="240" w:lineRule="auto"/>
     </w:pPr>
     <w:rPr>
-      <w:rFonts w:asciiTheme="majorHAnsi" w:cstheme="majorBidi" w:eastAsiaTheme="majorEastAsia" w:hAnsiTheme="majorHAnsi"/>
+      <w:rFonts w:asciiTheme="majorHAnsi" w:cstheme="majorBidi" w:hAnsiTheme="majorHAnsi" w:eastAsia="黑体"/>
       <w:color w:themeColor="text1" w:val="000000"/>
     </w:rPr>
     <w:tblPr>
@@ -9840,6 +10314,7 @@
     </w:tblPr>
     <w:tblStylePr w:type="firstRow">
       <w:rPr>
+        <w:rFonts w:eastAsia="黑体"/>
         <w:sz w:val="24"/>
         <w:szCs w:val="24"/>
       </w:rPr>
@@ -9969,12 +10444,14 @@
     </w:tcPr>
     <w:tblStylePr w:type="firstRow">
       <w:rPr>
+        <w:rFonts w:eastAsia="黑体"/>
         <w:b/>
         <w:bCs/>
       </w:rPr>
     </w:tblStylePr>
     <w:tblStylePr w:type="lastRow">
       <w:rPr>
+        <w:rFonts w:eastAsia="黑体"/>
         <w:b/>
         <w:bCs/>
       </w:rPr>
@@ -9987,12 +10464,14 @@
     </w:tblStylePr>
     <w:tblStylePr w:type="firstCol">
       <w:rPr>
+        <w:rFonts w:eastAsia="黑体"/>
         <w:b/>
         <w:bCs/>
       </w:rPr>
     </w:tblStylePr>
     <w:tblStylePr w:type="lastCol">
       <w:rPr>
+        <w:rFonts w:eastAsia="黑体"/>
         <w:b/>
         <w:bCs/>
       </w:rPr>
@@ -10042,12 +10521,14 @@
     </w:tcPr>
     <w:tblStylePr w:type="firstRow">
       <w:rPr>
+        <w:rFonts w:eastAsia="黑体"/>
         <w:b/>
         <w:bCs/>
       </w:rPr>
     </w:tblStylePr>
     <w:tblStylePr w:type="lastRow">
       <w:rPr>
+        <w:rFonts w:eastAsia="黑体"/>
         <w:b/>
         <w:bCs/>
       </w:rPr>
@@ -10060,12 +10541,14 @@
     </w:tblStylePr>
     <w:tblStylePr w:type="firstCol">
       <w:rPr>
+        <w:rFonts w:eastAsia="黑体"/>
         <w:b/>
         <w:bCs/>
       </w:rPr>
     </w:tblStylePr>
     <w:tblStylePr w:type="lastCol">
       <w:rPr>
+        <w:rFonts w:eastAsia="黑体"/>
         <w:b/>
         <w:bCs/>
       </w:rPr>
@@ -10115,12 +10598,14 @@
     </w:tcPr>
     <w:tblStylePr w:type="firstRow">
       <w:rPr>
+        <w:rFonts w:eastAsia="黑体"/>
         <w:b/>
         <w:bCs/>
       </w:rPr>
     </w:tblStylePr>
     <w:tblStylePr w:type="lastRow">
       <w:rPr>
+        <w:rFonts w:eastAsia="黑体"/>
         <w:b/>
         <w:bCs/>
       </w:rPr>
@@ -10133,12 +10618,14 @@
     </w:tblStylePr>
     <w:tblStylePr w:type="firstCol">
       <w:rPr>
+        <w:rFonts w:eastAsia="黑体"/>
         <w:b/>
         <w:bCs/>
       </w:rPr>
     </w:tblStylePr>
     <w:tblStylePr w:type="lastCol">
       <w:rPr>
+        <w:rFonts w:eastAsia="黑体"/>
         <w:b/>
         <w:bCs/>
       </w:rPr>
@@ -10188,12 +10675,14 @@
     </w:tcPr>
     <w:tblStylePr w:type="firstRow">
       <w:rPr>
+        <w:rFonts w:eastAsia="黑体"/>
         <w:b/>
         <w:bCs/>
       </w:rPr>
     </w:tblStylePr>
     <w:tblStylePr w:type="lastRow">
       <w:rPr>
+        <w:rFonts w:eastAsia="黑体"/>
         <w:b/>
         <w:bCs/>
       </w:rPr>
@@ -10206,12 +10695,14 @@
     </w:tblStylePr>
     <w:tblStylePr w:type="firstCol">
       <w:rPr>
+        <w:rFonts w:eastAsia="黑体"/>
         <w:b/>
         <w:bCs/>
       </w:rPr>
     </w:tblStylePr>
     <w:tblStylePr w:type="lastCol">
       <w:rPr>
+        <w:rFonts w:eastAsia="黑体"/>
         <w:b/>
         <w:bCs/>
       </w:rPr>
@@ -10261,12 +10752,14 @@
     </w:tcPr>
     <w:tblStylePr w:type="firstRow">
       <w:rPr>
+        <w:rFonts w:eastAsia="黑体"/>
         <w:b/>
         <w:bCs/>
       </w:rPr>
     </w:tblStylePr>
     <w:tblStylePr w:type="lastRow">
       <w:rPr>
+        <w:rFonts w:eastAsia="黑体"/>
         <w:b/>
         <w:bCs/>
       </w:rPr>
@@ -10279,12 +10772,14 @@
     </w:tblStylePr>
     <w:tblStylePr w:type="firstCol">
       <w:rPr>
+        <w:rFonts w:eastAsia="黑体"/>
         <w:b/>
         <w:bCs/>
       </w:rPr>
     </w:tblStylePr>
     <w:tblStylePr w:type="lastCol">
       <w:rPr>
+        <w:rFonts w:eastAsia="黑体"/>
         <w:b/>
         <w:bCs/>
       </w:rPr>
@@ -10334,12 +10829,14 @@
     </w:tcPr>
     <w:tblStylePr w:type="firstRow">
       <w:rPr>
+        <w:rFonts w:eastAsia="黑体"/>
         <w:b/>
         <w:bCs/>
       </w:rPr>
     </w:tblStylePr>
     <w:tblStylePr w:type="lastRow">
       <w:rPr>
+        <w:rFonts w:eastAsia="黑体"/>
         <w:b/>
         <w:bCs/>
       </w:rPr>
@@ -10352,12 +10849,14 @@
     </w:tblStylePr>
     <w:tblStylePr w:type="firstCol">
       <w:rPr>
+        <w:rFonts w:eastAsia="黑体"/>
         <w:b/>
         <w:bCs/>
       </w:rPr>
     </w:tblStylePr>
     <w:tblStylePr w:type="lastCol">
       <w:rPr>
+        <w:rFonts w:eastAsia="黑体"/>
         <w:b/>
         <w:bCs/>
       </w:rPr>
@@ -10407,12 +10906,14 @@
     </w:tcPr>
     <w:tblStylePr w:type="firstRow">
       <w:rPr>
+        <w:rFonts w:eastAsia="黑体"/>
         <w:b/>
         <w:bCs/>
       </w:rPr>
     </w:tblStylePr>
     <w:tblStylePr w:type="lastRow">
       <w:rPr>
+        <w:rFonts w:eastAsia="黑体"/>
         <w:b/>
         <w:bCs/>
       </w:rPr>
@@ -10425,12 +10926,14 @@
     </w:tblStylePr>
     <w:tblStylePr w:type="firstCol">
       <w:rPr>
+        <w:rFonts w:eastAsia="黑体"/>
         <w:b/>
         <w:bCs/>
       </w:rPr>
     </w:tblStylePr>
     <w:tblStylePr w:type="lastCol">
       <w:rPr>
+        <w:rFonts w:eastAsia="黑体"/>
         <w:b/>
         <w:bCs/>
       </w:rPr>
@@ -10457,7 +10960,7 @@
       <w:spacing w:after="0" w:line="240" w:lineRule="auto"/>
     </w:pPr>
     <w:rPr>
-      <w:rFonts w:asciiTheme="majorHAnsi" w:cstheme="majorBidi" w:eastAsiaTheme="majorEastAsia" w:hAnsiTheme="majorHAnsi"/>
+      <w:rFonts w:asciiTheme="majorHAnsi" w:cstheme="majorBidi" w:hAnsiTheme="majorHAnsi" w:eastAsia="黑体"/>
       <w:color w:themeColor="text1" w:val="000000"/>
     </w:rPr>
     <w:tblPr>
@@ -10484,6 +10987,7 @@
     </w:tcPr>
     <w:tblStylePr w:type="firstRow">
       <w:rPr>
+        <w:rFonts w:eastAsia="黑体"/>
         <w:b/>
         <w:bCs/>
         <w:color w:themeColor="text1" w:val="000000"/>
@@ -10495,6 +10999,7 @@
     </w:tblStylePr>
     <w:tblStylePr w:type="lastRow">
       <w:rPr>
+        <w:rFonts w:eastAsia="黑体"/>
         <w:b/>
         <w:bCs/>
         <w:color w:themeColor="text1" w:val="000000"/>
@@ -10514,6 +11019,7 @@
     </w:tblStylePr>
     <w:tblStylePr w:type="firstCol">
       <w:rPr>
+        <w:rFonts w:eastAsia="黑体"/>
         <w:b/>
         <w:bCs/>
         <w:color w:themeColor="text1" w:val="000000"/>
@@ -10533,6 +11039,7 @@
     </w:tblStylePr>
     <w:tblStylePr w:type="lastCol">
       <w:rPr>
+        <w:rFonts w:eastAsia="黑体"/>
         <w:b w:val="0"/>
         <w:bCs w:val="0"/>
         <w:color w:themeColor="text1" w:val="000000"/>
@@ -10582,7 +11089,7 @@
       <w:spacing w:after="0" w:line="240" w:lineRule="auto"/>
     </w:pPr>
     <w:rPr>
-      <w:rFonts w:asciiTheme="majorHAnsi" w:cstheme="majorBidi" w:eastAsiaTheme="majorEastAsia" w:hAnsiTheme="majorHAnsi"/>
+      <w:rFonts w:asciiTheme="majorHAnsi" w:cstheme="majorBidi" w:hAnsiTheme="majorHAnsi" w:eastAsia="黑体"/>
       <w:color w:themeColor="text1" w:val="000000"/>
     </w:rPr>
     <w:tblPr>
@@ -10609,6 +11116,7 @@
     </w:tcPr>
     <w:tblStylePr w:type="firstRow">
       <w:rPr>
+        <w:rFonts w:eastAsia="黑体"/>
         <w:b/>
         <w:bCs/>
         <w:color w:themeColor="text1" w:val="000000"/>
@@ -10620,6 +11128,7 @@
     </w:tblStylePr>
     <w:tblStylePr w:type="lastRow">
       <w:rPr>
+        <w:rFonts w:eastAsia="黑体"/>
         <w:b/>
         <w:bCs/>
         <w:color w:themeColor="text1" w:val="000000"/>
@@ -10639,6 +11148,7 @@
     </w:tblStylePr>
     <w:tblStylePr w:type="firstCol">
       <w:rPr>
+        <w:rFonts w:eastAsia="黑体"/>
         <w:b/>
         <w:bCs/>
         <w:color w:themeColor="text1" w:val="000000"/>
@@ -10658,6 +11168,7 @@
     </w:tblStylePr>
     <w:tblStylePr w:type="lastCol">
       <w:rPr>
+        <w:rFonts w:eastAsia="黑体"/>
         <w:b w:val="0"/>
         <w:bCs w:val="0"/>
         <w:color w:themeColor="text1" w:val="000000"/>
@@ -10707,7 +11218,7 @@
       <w:spacing w:after="0" w:line="240" w:lineRule="auto"/>
     </w:pPr>
     <w:rPr>
-      <w:rFonts w:asciiTheme="majorHAnsi" w:cstheme="majorBidi" w:eastAsiaTheme="majorEastAsia" w:hAnsiTheme="majorHAnsi"/>
+      <w:rFonts w:asciiTheme="majorHAnsi" w:cstheme="majorBidi" w:hAnsiTheme="majorHAnsi" w:eastAsia="黑体"/>
       <w:color w:themeColor="text1" w:val="000000"/>
     </w:rPr>
     <w:tblPr>
@@ -10734,6 +11245,7 @@
     </w:tcPr>
     <w:tblStylePr w:type="firstRow">
       <w:rPr>
+        <w:rFonts w:eastAsia="黑体"/>
         <w:b/>
         <w:bCs/>
         <w:color w:themeColor="text1" w:val="000000"/>
@@ -10745,6 +11257,7 @@
     </w:tblStylePr>
     <w:tblStylePr w:type="lastRow">
       <w:rPr>
+        <w:rFonts w:eastAsia="黑体"/>
         <w:b/>
         <w:bCs/>
         <w:color w:themeColor="text1" w:val="000000"/>
@@ -10764,6 +11277,7 @@
     </w:tblStylePr>
     <w:tblStylePr w:type="firstCol">
       <w:rPr>
+        <w:rFonts w:eastAsia="黑体"/>
         <w:b/>
         <w:bCs/>
         <w:color w:themeColor="text1" w:val="000000"/>
@@ -10783,6 +11297,7 @@
     </w:tblStylePr>
     <w:tblStylePr w:type="lastCol">
       <w:rPr>
+        <w:rFonts w:eastAsia="黑体"/>
         <w:b w:val="0"/>
         <w:bCs w:val="0"/>
         <w:color w:themeColor="text1" w:val="000000"/>
@@ -10832,7 +11347,7 @@
       <w:spacing w:after="0" w:line="240" w:lineRule="auto"/>
     </w:pPr>
     <w:rPr>
-      <w:rFonts w:asciiTheme="majorHAnsi" w:cstheme="majorBidi" w:eastAsiaTheme="majorEastAsia" w:hAnsiTheme="majorHAnsi"/>
+      <w:rFonts w:asciiTheme="majorHAnsi" w:cstheme="majorBidi" w:hAnsiTheme="majorHAnsi" w:eastAsia="黑体"/>
       <w:color w:themeColor="text1" w:val="000000"/>
     </w:rPr>
     <w:tblPr>
@@ -10859,6 +11374,7 @@
     </w:tcPr>
     <w:tblStylePr w:type="firstRow">
       <w:rPr>
+        <w:rFonts w:eastAsia="黑体"/>
         <w:b/>
         <w:bCs/>
         <w:color w:themeColor="text1" w:val="000000"/>
@@ -10870,6 +11386,7 @@
     </w:tblStylePr>
     <w:tblStylePr w:type="lastRow">
       <w:rPr>
+        <w:rFonts w:eastAsia="黑体"/>
         <w:b/>
         <w:bCs/>
         <w:color w:themeColor="text1" w:val="000000"/>
@@ -10889,6 +11406,7 @@
     </w:tblStylePr>
     <w:tblStylePr w:type="firstCol">
       <w:rPr>
+        <w:rFonts w:eastAsia="黑体"/>
         <w:b/>
         <w:bCs/>
         <w:color w:themeColor="text1" w:val="000000"/>
@@ -10908,6 +11426,7 @@
     </w:tblStylePr>
     <w:tblStylePr w:type="lastCol">
       <w:rPr>
+        <w:rFonts w:eastAsia="黑体"/>
         <w:b w:val="0"/>
         <w:bCs w:val="0"/>
         <w:color w:themeColor="text1" w:val="000000"/>
@@ -10957,7 +11476,7 @@
       <w:spacing w:after="0" w:line="240" w:lineRule="auto"/>
     </w:pPr>
     <w:rPr>
-      <w:rFonts w:asciiTheme="majorHAnsi" w:cstheme="majorBidi" w:eastAsiaTheme="majorEastAsia" w:hAnsiTheme="majorHAnsi"/>
+      <w:rFonts w:asciiTheme="majorHAnsi" w:cstheme="majorBidi" w:hAnsiTheme="majorHAnsi" w:eastAsia="黑体"/>
       <w:color w:themeColor="text1" w:val="000000"/>
     </w:rPr>
     <w:tblPr>
@@ -10984,6 +11503,7 @@
     </w:tcPr>
     <w:tblStylePr w:type="firstRow">
       <w:rPr>
+        <w:rFonts w:eastAsia="黑体"/>
         <w:b/>
         <w:bCs/>
         <w:color w:themeColor="text1" w:val="000000"/>
@@ -10995,6 +11515,7 @@
     </w:tblStylePr>
     <w:tblStylePr w:type="lastRow">
       <w:rPr>
+        <w:rFonts w:eastAsia="黑体"/>
         <w:b/>
         <w:bCs/>
         <w:color w:themeColor="text1" w:val="000000"/>
@@ -11014,6 +11535,7 @@
     </w:tblStylePr>
     <w:tblStylePr w:type="firstCol">
       <w:rPr>
+        <w:rFonts w:eastAsia="黑体"/>
         <w:b/>
         <w:bCs/>
         <w:color w:themeColor="text1" w:val="000000"/>
@@ -11033,6 +11555,7 @@
     </w:tblStylePr>
     <w:tblStylePr w:type="lastCol">
       <w:rPr>
+        <w:rFonts w:eastAsia="黑体"/>
         <w:b w:val="0"/>
         <w:bCs w:val="0"/>
         <w:color w:themeColor="text1" w:val="000000"/>
@@ -11082,7 +11605,7 @@
       <w:spacing w:after="0" w:line="240" w:lineRule="auto"/>
     </w:pPr>
     <w:rPr>
-      <w:rFonts w:asciiTheme="majorHAnsi" w:cstheme="majorBidi" w:eastAsiaTheme="majorEastAsia" w:hAnsiTheme="majorHAnsi"/>
+      <w:rFonts w:asciiTheme="majorHAnsi" w:cstheme="majorBidi" w:hAnsiTheme="majorHAnsi" w:eastAsia="黑体"/>
       <w:color w:themeColor="text1" w:val="000000"/>
     </w:rPr>
     <w:tblPr>
@@ -11109,6 +11632,7 @@
     </w:tcPr>
     <w:tblStylePr w:type="firstRow">
       <w:rPr>
+        <w:rFonts w:eastAsia="黑体"/>
         <w:b/>
         <w:bCs/>
         <w:color w:themeColor="text1" w:val="000000"/>
@@ -11120,6 +11644,7 @@
     </w:tblStylePr>
     <w:tblStylePr w:type="lastRow">
       <w:rPr>
+        <w:rFonts w:eastAsia="黑体"/>
         <w:b/>
         <w:bCs/>
         <w:color w:themeColor="text1" w:val="000000"/>
@@ -11139,6 +11664,7 @@
     </w:tblStylePr>
     <w:tblStylePr w:type="firstCol">
       <w:rPr>
+        <w:rFonts w:eastAsia="黑体"/>
         <w:b/>
         <w:bCs/>
         <w:color w:themeColor="text1" w:val="000000"/>
@@ -11158,6 +11684,7 @@
     </w:tblStylePr>
     <w:tblStylePr w:type="lastCol">
       <w:rPr>
+        <w:rFonts w:eastAsia="黑体"/>
         <w:b w:val="0"/>
         <w:bCs w:val="0"/>
         <w:color w:themeColor="text1" w:val="000000"/>
@@ -11207,7 +11734,7 @@
       <w:spacing w:after="0" w:line="240" w:lineRule="auto"/>
     </w:pPr>
     <w:rPr>
-      <w:rFonts w:asciiTheme="majorHAnsi" w:cstheme="majorBidi" w:eastAsiaTheme="majorEastAsia" w:hAnsiTheme="majorHAnsi"/>
+      <w:rFonts w:asciiTheme="majorHAnsi" w:cstheme="majorBidi" w:hAnsiTheme="majorHAnsi" w:eastAsia="黑体"/>
       <w:color w:themeColor="text1" w:val="000000"/>
     </w:rPr>
     <w:tblPr>
@@ -11234,6 +11761,7 @@
     </w:tcPr>
     <w:tblStylePr w:type="firstRow">
       <w:rPr>
+        <w:rFonts w:eastAsia="黑体"/>
         <w:b/>
         <w:bCs/>
         <w:color w:themeColor="text1" w:val="000000"/>
@@ -11245,6 +11773,7 @@
     </w:tblStylePr>
     <w:tblStylePr w:type="lastRow">
       <w:rPr>
+        <w:rFonts w:eastAsia="黑体"/>
         <w:b/>
         <w:bCs/>
         <w:color w:themeColor="text1" w:val="000000"/>
@@ -11264,6 +11793,7 @@
     </w:tblStylePr>
     <w:tblStylePr w:type="firstCol">
       <w:rPr>
+        <w:rFonts w:eastAsia="黑体"/>
         <w:b/>
         <w:bCs/>
         <w:color w:themeColor="text1" w:val="000000"/>
@@ -11283,6 +11813,7 @@
     </w:tblStylePr>
     <w:tblStylePr w:type="lastCol">
       <w:rPr>
+        <w:rFonts w:eastAsia="黑体"/>
         <w:b w:val="0"/>
         <w:bCs w:val="0"/>
         <w:color w:themeColor="text1" w:val="000000"/>
@@ -11355,6 +11886,7 @@
     </w:tcPr>
     <w:tblStylePr w:type="firstRow">
       <w:rPr>
+        <w:rFonts w:eastAsia="黑体"/>
         <w:b/>
         <w:bCs/>
         <w:i w:val="0"/>
@@ -11376,6 +11908,7 @@
     </w:tblStylePr>
     <w:tblStylePr w:type="lastRow">
       <w:rPr>
+        <w:rFonts w:eastAsia="黑体"/>
         <w:b/>
         <w:bCs/>
         <w:i w:val="0"/>
@@ -11397,6 +11930,7 @@
     </w:tblStylePr>
     <w:tblStylePr w:type="firstCol">
       <w:rPr>
+        <w:rFonts w:eastAsia="黑体"/>
         <w:b/>
         <w:bCs/>
         <w:i w:val="0"/>
@@ -11416,6 +11950,7 @@
     </w:tblStylePr>
     <w:tblStylePr w:type="lastCol">
       <w:rPr>
+        <w:rFonts w:eastAsia="黑体"/>
         <w:b/>
         <w:bCs/>
         <w:i w:val="0"/>
@@ -11496,6 +12031,7 @@
     </w:tcPr>
     <w:tblStylePr w:type="firstRow">
       <w:rPr>
+        <w:rFonts w:eastAsia="黑体"/>
         <w:b/>
         <w:bCs/>
         <w:i w:val="0"/>
@@ -11517,6 +12053,7 @@
     </w:tblStylePr>
     <w:tblStylePr w:type="lastRow">
       <w:rPr>
+        <w:rFonts w:eastAsia="黑体"/>
         <w:b/>
         <w:bCs/>
         <w:i w:val="0"/>
@@ -11538,6 +12075,7 @@
     </w:tblStylePr>
     <w:tblStylePr w:type="firstCol">
       <w:rPr>
+        <w:rFonts w:eastAsia="黑体"/>
         <w:b/>
         <w:bCs/>
         <w:i w:val="0"/>
@@ -11557,6 +12095,7 @@
     </w:tblStylePr>
     <w:tblStylePr w:type="lastCol">
       <w:rPr>
+        <w:rFonts w:eastAsia="黑体"/>
         <w:b/>
         <w:bCs/>
         <w:i w:val="0"/>
@@ -11637,6 +12176,7 @@
     </w:tcPr>
     <w:tblStylePr w:type="firstRow">
       <w:rPr>
+        <w:rFonts w:eastAsia="黑体"/>
         <w:b/>
         <w:bCs/>
         <w:i w:val="0"/>
@@ -11658,6 +12198,7 @@
     </w:tblStylePr>
     <w:tblStylePr w:type="lastRow">
       <w:rPr>
+        <w:rFonts w:eastAsia="黑体"/>
         <w:b/>
         <w:bCs/>
         <w:i w:val="0"/>
@@ -11679,6 +12220,7 @@
     </w:tblStylePr>
     <w:tblStylePr w:type="firstCol">
       <w:rPr>
+        <w:rFonts w:eastAsia="黑体"/>
         <w:b/>
         <w:bCs/>
         <w:i w:val="0"/>
@@ -11698,6 +12240,7 @@
     </w:tblStylePr>
     <w:tblStylePr w:type="lastCol">
       <w:rPr>
+        <w:rFonts w:eastAsia="黑体"/>
         <w:b/>
         <w:bCs/>
         <w:i w:val="0"/>
@@ -11778,6 +12321,7 @@
     </w:tcPr>
     <w:tblStylePr w:type="firstRow">
       <w:rPr>
+        <w:rFonts w:eastAsia="黑体"/>
         <w:b/>
         <w:bCs/>
         <w:i w:val="0"/>
@@ -11799,6 +12343,7 @@
     </w:tblStylePr>
     <w:tblStylePr w:type="lastRow">
       <w:rPr>
+        <w:rFonts w:eastAsia="黑体"/>
         <w:b/>
         <w:bCs/>
         <w:i w:val="0"/>
@@ -11820,6 +12365,7 @@
     </w:tblStylePr>
     <w:tblStylePr w:type="firstCol">
       <w:rPr>
+        <w:rFonts w:eastAsia="黑体"/>
         <w:b/>
         <w:bCs/>
         <w:i w:val="0"/>
@@ -11839,6 +12385,7 @@
     </w:tblStylePr>
     <w:tblStylePr w:type="lastCol">
       <w:rPr>
+        <w:rFonts w:eastAsia="黑体"/>
         <w:b/>
         <w:bCs/>
         <w:i w:val="0"/>
@@ -11919,6 +12466,7 @@
     </w:tcPr>
     <w:tblStylePr w:type="firstRow">
       <w:rPr>
+        <w:rFonts w:eastAsia="黑体"/>
         <w:b/>
         <w:bCs/>
         <w:i w:val="0"/>
@@ -11940,6 +12488,7 @@
     </w:tblStylePr>
     <w:tblStylePr w:type="lastRow">
       <w:rPr>
+        <w:rFonts w:eastAsia="黑体"/>
         <w:b/>
         <w:bCs/>
         <w:i w:val="0"/>
@@ -11961,6 +12510,7 @@
     </w:tblStylePr>
     <w:tblStylePr w:type="firstCol">
       <w:rPr>
+        <w:rFonts w:eastAsia="黑体"/>
         <w:b/>
         <w:bCs/>
         <w:i w:val="0"/>
@@ -11980,6 +12530,7 @@
     </w:tblStylePr>
     <w:tblStylePr w:type="lastCol">
       <w:rPr>
+        <w:rFonts w:eastAsia="黑体"/>
         <w:b/>
         <w:bCs/>
         <w:i w:val="0"/>
@@ -12060,6 +12611,7 @@
     </w:tcPr>
     <w:tblStylePr w:type="firstRow">
       <w:rPr>
+        <w:rFonts w:eastAsia="黑体"/>
         <w:b/>
         <w:bCs/>
         <w:i w:val="0"/>
@@ -12081,6 +12633,7 @@
     </w:tblStylePr>
     <w:tblStylePr w:type="lastRow">
       <w:rPr>
+        <w:rFonts w:eastAsia="黑体"/>
         <w:b/>
         <w:bCs/>
         <w:i w:val="0"/>
@@ -12102,6 +12655,7 @@
     </w:tblStylePr>
     <w:tblStylePr w:type="firstCol">
       <w:rPr>
+        <w:rFonts w:eastAsia="黑体"/>
         <w:b/>
         <w:bCs/>
         <w:i w:val="0"/>
@@ -12121,6 +12675,7 @@
     </w:tblStylePr>
     <w:tblStylePr w:type="lastCol">
       <w:rPr>
+        <w:rFonts w:eastAsia="黑体"/>
         <w:b/>
         <w:bCs/>
         <w:i w:val="0"/>
@@ -12201,6 +12756,7 @@
     </w:tcPr>
     <w:tblStylePr w:type="firstRow">
       <w:rPr>
+        <w:rFonts w:eastAsia="黑体"/>
         <w:b/>
         <w:bCs/>
         <w:i w:val="0"/>
@@ -12222,6 +12778,7 @@
     </w:tblStylePr>
     <w:tblStylePr w:type="lastRow">
       <w:rPr>
+        <w:rFonts w:eastAsia="黑体"/>
         <w:b/>
         <w:bCs/>
         <w:i w:val="0"/>
@@ -12243,6 +12800,7 @@
     </w:tblStylePr>
     <w:tblStylePr w:type="firstCol">
       <w:rPr>
+        <w:rFonts w:eastAsia="黑体"/>
         <w:b/>
         <w:bCs/>
         <w:i w:val="0"/>
@@ -12262,6 +12820,7 @@
     </w:tblStylePr>
     <w:tblStylePr w:type="lastCol">
       <w:rPr>
+        <w:rFonts w:eastAsia="黑体"/>
         <w:b/>
         <w:bCs/>
         <w:i w:val="0"/>
@@ -12319,6 +12878,7 @@
       <w:spacing w:after="0" w:line="240" w:lineRule="auto"/>
     </w:pPr>
     <w:rPr>
+      <w:rFonts w:eastAsia="黑体"/>
       <w:color w:themeColor="background1" w:val="FFFFFF"/>
     </w:rPr>
     <w:tblPr>
@@ -12337,6 +12897,7 @@
     </w:tcPr>
     <w:tblStylePr w:type="firstRow">
       <w:rPr>
+        <w:rFonts w:eastAsia="黑体"/>
         <w:b/>
         <w:bCs/>
       </w:rPr>
@@ -12433,6 +12994,7 @@
       <w:spacing w:after="0" w:line="240" w:lineRule="auto"/>
     </w:pPr>
     <w:rPr>
+      <w:rFonts w:eastAsia="黑体"/>
       <w:color w:themeColor="background1" w:val="FFFFFF"/>
     </w:rPr>
     <w:tblPr>
@@ -12451,6 +13013,7 @@
     </w:tcPr>
     <w:tblStylePr w:type="firstRow">
       <w:rPr>
+        <w:rFonts w:eastAsia="黑体"/>
         <w:b/>
         <w:bCs/>
       </w:rPr>
@@ -12547,6 +13110,7 @@
       <w:spacing w:after="0" w:line="240" w:lineRule="auto"/>
     </w:pPr>
     <w:rPr>
+      <w:rFonts w:eastAsia="黑体"/>
       <w:color w:themeColor="background1" w:val="FFFFFF"/>
     </w:rPr>
     <w:tblPr>
@@ -12565,6 +13129,7 @@
     </w:tcPr>
     <w:tblStylePr w:type="firstRow">
       <w:rPr>
+        <w:rFonts w:eastAsia="黑体"/>
         <w:b/>
         <w:bCs/>
       </w:rPr>
@@ -12661,6 +13226,7 @@
       <w:spacing w:after="0" w:line="240" w:lineRule="auto"/>
     </w:pPr>
     <w:rPr>
+      <w:rFonts w:eastAsia="黑体"/>
       <w:color w:themeColor="background1" w:val="FFFFFF"/>
     </w:rPr>
     <w:tblPr>
@@ -12679,6 +13245,7 @@
     </w:tcPr>
     <w:tblStylePr w:type="firstRow">
       <w:rPr>
+        <w:rFonts w:eastAsia="黑体"/>
         <w:b/>
         <w:bCs/>
       </w:rPr>
@@ -12775,6 +13342,7 @@
       <w:spacing w:after="0" w:line="240" w:lineRule="auto"/>
     </w:pPr>
     <w:rPr>
+      <w:rFonts w:eastAsia="黑体"/>
       <w:color w:themeColor="background1" w:val="FFFFFF"/>
     </w:rPr>
     <w:tblPr>
@@ -12793,6 +13361,7 @@
     </w:tcPr>
     <w:tblStylePr w:type="firstRow">
       <w:rPr>
+        <w:rFonts w:eastAsia="黑体"/>
         <w:b/>
         <w:bCs/>
       </w:rPr>
@@ -12889,6 +13458,7 @@
       <w:spacing w:after="0" w:line="240" w:lineRule="auto"/>
     </w:pPr>
     <w:rPr>
+      <w:rFonts w:eastAsia="黑体"/>
       <w:color w:themeColor="background1" w:val="FFFFFF"/>
     </w:rPr>
     <w:tblPr>
@@ -12907,6 +13477,7 @@
     </w:tcPr>
     <w:tblStylePr w:type="firstRow">
       <w:rPr>
+        <w:rFonts w:eastAsia="黑体"/>
         <w:b/>
         <w:bCs/>
       </w:rPr>
@@ -13003,6 +13574,7 @@
       <w:spacing w:after="0" w:line="240" w:lineRule="auto"/>
     </w:pPr>
     <w:rPr>
+      <w:rFonts w:eastAsia="黑体"/>
       <w:color w:themeColor="background1" w:val="FFFFFF"/>
     </w:rPr>
     <w:tblPr>
@@ -13021,6 +13593,7 @@
     </w:tcPr>
     <w:tblStylePr w:type="firstRow">
       <w:rPr>
+        <w:rFonts w:eastAsia="黑体"/>
         <w:b/>
         <w:bCs/>
       </w:rPr>
@@ -13117,6 +13690,7 @@
       <w:spacing w:after="0" w:line="240" w:lineRule="auto"/>
     </w:pPr>
     <w:rPr>
+      <w:rFonts w:eastAsia="黑体"/>
       <w:color w:themeColor="text1" w:val="000000"/>
     </w:rPr>
     <w:tblPr>
@@ -13143,6 +13717,7 @@
     </w:tcPr>
     <w:tblStylePr w:type="firstRow">
       <w:rPr>
+        <w:rFonts w:eastAsia="黑体"/>
         <w:b/>
         <w:bCs/>
       </w:rPr>
@@ -13161,6 +13736,7 @@
     </w:tblStylePr>
     <w:tblStylePr w:type="lastRow">
       <w:rPr>
+        <w:rFonts w:eastAsia="黑体"/>
         <w:b/>
         <w:bCs/>
         <w:color w:themeColor="background1" w:val="FFFFFF"/>
@@ -13175,6 +13751,7 @@
     </w:tblStylePr>
     <w:tblStylePr w:type="firstCol">
       <w:rPr>
+        <w:rFonts w:eastAsia="黑体"/>
         <w:color w:themeColor="background1" w:val="FFFFFF"/>
       </w:rPr>
       <w:tblPr/>
@@ -13192,6 +13769,7 @@
     </w:tblStylePr>
     <w:tblStylePr w:type="lastCol">
       <w:rPr>
+        <w:rFonts w:eastAsia="黑体"/>
         <w:color w:themeColor="background1" w:val="FFFFFF"/>
       </w:rPr>
       <w:tblPr/>
@@ -13221,11 +13799,13 @@
     </w:tblStylePr>
     <w:tblStylePr w:type="neCell">
       <w:rPr>
+        <w:rFonts w:eastAsia="黑体"/>
         <w:color w:themeColor="text1" w:val="000000"/>
       </w:rPr>
     </w:tblStylePr>
     <w:tblStylePr w:type="nwCell">
       <w:rPr>
+        <w:rFonts w:eastAsia="黑体"/>
         <w:color w:themeColor="text1" w:val="000000"/>
       </w:rPr>
     </w:tblStylePr>
@@ -13239,6 +13819,7 @@
       <w:spacing w:after="0" w:line="240" w:lineRule="auto"/>
     </w:pPr>
     <w:rPr>
+      <w:rFonts w:eastAsia="黑体"/>
       <w:color w:themeColor="text1" w:val="000000"/>
     </w:rPr>
     <w:tblPr>
@@ -13265,6 +13846,7 @@
     </w:tcPr>
     <w:tblStylePr w:type="firstRow">
       <w:rPr>
+        <w:rFonts w:eastAsia="黑体"/>
         <w:b/>
         <w:bCs/>
       </w:rPr>
@@ -13283,6 +13865,7 @@
     </w:tblStylePr>
     <w:tblStylePr w:type="lastRow">
       <w:rPr>
+        <w:rFonts w:eastAsia="黑体"/>
         <w:b/>
         <w:bCs/>
         <w:color w:themeColor="background1" w:val="FFFFFF"/>
@@ -13297,6 +13880,7 @@
     </w:tblStylePr>
     <w:tblStylePr w:type="firstCol">
       <w:rPr>
+        <w:rFonts w:eastAsia="黑体"/>
         <w:color w:themeColor="background1" w:val="FFFFFF"/>
       </w:rPr>
       <w:tblPr/>
@@ -13314,6 +13898,7 @@
     </w:tblStylePr>
     <w:tblStylePr w:type="lastCol">
       <w:rPr>
+        <w:rFonts w:eastAsia="黑体"/>
         <w:color w:themeColor="background1" w:val="FFFFFF"/>
       </w:rPr>
       <w:tblPr/>
@@ -13343,11 +13928,13 @@
     </w:tblStylePr>
     <w:tblStylePr w:type="neCell">
       <w:rPr>
+        <w:rFonts w:eastAsia="黑体"/>
         <w:color w:themeColor="text1" w:val="000000"/>
       </w:rPr>
     </w:tblStylePr>
     <w:tblStylePr w:type="nwCell">
       <w:rPr>
+        <w:rFonts w:eastAsia="黑体"/>
         <w:color w:themeColor="text1" w:val="000000"/>
       </w:rPr>
     </w:tblStylePr>
@@ -13361,6 +13948,7 @@
       <w:spacing w:after="0" w:line="240" w:lineRule="auto"/>
     </w:pPr>
     <w:rPr>
+      <w:rFonts w:eastAsia="黑体"/>
       <w:color w:themeColor="text1" w:val="000000"/>
     </w:rPr>
     <w:tblPr>
@@ -13387,6 +13975,7 @@
     </w:tcPr>
     <w:tblStylePr w:type="firstRow">
       <w:rPr>
+        <w:rFonts w:eastAsia="黑体"/>
         <w:b/>
         <w:bCs/>
       </w:rPr>
@@ -13405,6 +13994,7 @@
     </w:tblStylePr>
     <w:tblStylePr w:type="lastRow">
       <w:rPr>
+        <w:rFonts w:eastAsia="黑体"/>
         <w:b/>
         <w:bCs/>
         <w:color w:themeColor="background1" w:val="FFFFFF"/>
@@ -13419,6 +14009,7 @@
     </w:tblStylePr>
     <w:tblStylePr w:type="firstCol">
       <w:rPr>
+        <w:rFonts w:eastAsia="黑体"/>
         <w:color w:themeColor="background1" w:val="FFFFFF"/>
       </w:rPr>
       <w:tblPr/>
@@ -13436,6 +14027,7 @@
     </w:tblStylePr>
     <w:tblStylePr w:type="lastCol">
       <w:rPr>
+        <w:rFonts w:eastAsia="黑体"/>
         <w:color w:themeColor="background1" w:val="FFFFFF"/>
       </w:rPr>
       <w:tblPr/>
@@ -13465,11 +14057,13 @@
     </w:tblStylePr>
     <w:tblStylePr w:type="neCell">
       <w:rPr>
+        <w:rFonts w:eastAsia="黑体"/>
         <w:color w:themeColor="text1" w:val="000000"/>
       </w:rPr>
     </w:tblStylePr>
     <w:tblStylePr w:type="nwCell">
       <w:rPr>
+        <w:rFonts w:eastAsia="黑体"/>
         <w:color w:themeColor="text1" w:val="000000"/>
       </w:rPr>
     </w:tblStylePr>
@@ -13483,6 +14077,7 @@
       <w:spacing w:after="0" w:line="240" w:lineRule="auto"/>
     </w:pPr>
     <w:rPr>
+      <w:rFonts w:eastAsia="黑体"/>
       <w:color w:themeColor="text1" w:val="000000"/>
     </w:rPr>
     <w:tblPr>
@@ -13509,6 +14104,7 @@
     </w:tcPr>
     <w:tblStylePr w:type="firstRow">
       <w:rPr>
+        <w:rFonts w:eastAsia="黑体"/>
         <w:b/>
         <w:bCs/>
       </w:rPr>
@@ -13527,6 +14123,7 @@
     </w:tblStylePr>
     <w:tblStylePr w:type="lastRow">
       <w:rPr>
+        <w:rFonts w:eastAsia="黑体"/>
         <w:b/>
         <w:bCs/>
         <w:color w:themeColor="background1" w:val="FFFFFF"/>
@@ -13541,6 +14138,7 @@
     </w:tblStylePr>
     <w:tblStylePr w:type="firstCol">
       <w:rPr>
+        <w:rFonts w:eastAsia="黑体"/>
         <w:color w:themeColor="background1" w:val="FFFFFF"/>
       </w:rPr>
       <w:tblPr/>
@@ -13558,6 +14156,7 @@
     </w:tblStylePr>
     <w:tblStylePr w:type="lastCol">
       <w:rPr>
+        <w:rFonts w:eastAsia="黑体"/>
         <w:color w:themeColor="background1" w:val="FFFFFF"/>
       </w:rPr>
       <w:tblPr/>
@@ -13595,6 +14194,7 @@
       <w:spacing w:after="0" w:line="240" w:lineRule="auto"/>
     </w:pPr>
     <w:rPr>
+      <w:rFonts w:eastAsia="黑体"/>
       <w:color w:themeColor="text1" w:val="000000"/>
     </w:rPr>
     <w:tblPr>
@@ -13621,6 +14221,7 @@
     </w:tcPr>
     <w:tblStylePr w:type="firstRow">
       <w:rPr>
+        <w:rFonts w:eastAsia="黑体"/>
         <w:b/>
         <w:bCs/>
       </w:rPr>
@@ -13639,6 +14240,7 @@
     </w:tblStylePr>
     <w:tblStylePr w:type="lastRow">
       <w:rPr>
+        <w:rFonts w:eastAsia="黑体"/>
         <w:b/>
         <w:bCs/>
         <w:color w:themeColor="background1" w:val="FFFFFF"/>
@@ -13653,6 +14255,7 @@
     </w:tblStylePr>
     <w:tblStylePr w:type="firstCol">
       <w:rPr>
+        <w:rFonts w:eastAsia="黑体"/>
         <w:color w:themeColor="background1" w:val="FFFFFF"/>
       </w:rPr>
       <w:tblPr/>
@@ -13670,6 +14273,7 @@
     </w:tblStylePr>
     <w:tblStylePr w:type="lastCol">
       <w:rPr>
+        <w:rFonts w:eastAsia="黑体"/>
         <w:color w:themeColor="background1" w:val="FFFFFF"/>
       </w:rPr>
       <w:tblPr/>
@@ -13699,11 +14303,13 @@
     </w:tblStylePr>
     <w:tblStylePr w:type="neCell">
       <w:rPr>
+        <w:rFonts w:eastAsia="黑体"/>
         <w:color w:themeColor="text1" w:val="000000"/>
       </w:rPr>
     </w:tblStylePr>
     <w:tblStylePr w:type="nwCell">
       <w:rPr>
+        <w:rFonts w:eastAsia="黑体"/>
         <w:color w:themeColor="text1" w:val="000000"/>
       </w:rPr>
     </w:tblStylePr>
@@ -13717,6 +14323,7 @@
       <w:spacing w:after="0" w:line="240" w:lineRule="auto"/>
     </w:pPr>
     <w:rPr>
+      <w:rFonts w:eastAsia="黑体"/>
       <w:color w:themeColor="text1" w:val="000000"/>
     </w:rPr>
     <w:tblPr>
@@ -13743,6 +14350,7 @@
     </w:tcPr>
     <w:tblStylePr w:type="firstRow">
       <w:rPr>
+        <w:rFonts w:eastAsia="黑体"/>
         <w:b/>
         <w:bCs/>
       </w:rPr>
@@ -13761,6 +14369,7 @@
     </w:tblStylePr>
     <w:tblStylePr w:type="lastRow">
       <w:rPr>
+        <w:rFonts w:eastAsia="黑体"/>
         <w:b/>
         <w:bCs/>
         <w:color w:themeColor="background1" w:val="FFFFFF"/>
@@ -13775,6 +14384,7 @@
     </w:tblStylePr>
     <w:tblStylePr w:type="firstCol">
       <w:rPr>
+        <w:rFonts w:eastAsia="黑体"/>
         <w:color w:themeColor="background1" w:val="FFFFFF"/>
       </w:rPr>
       <w:tblPr/>
@@ -13792,6 +14402,7 @@
     </w:tblStylePr>
     <w:tblStylePr w:type="lastCol">
       <w:rPr>
+        <w:rFonts w:eastAsia="黑体"/>
         <w:color w:themeColor="background1" w:val="FFFFFF"/>
       </w:rPr>
       <w:tblPr/>
@@ -13821,11 +14432,13 @@
     </w:tblStylePr>
     <w:tblStylePr w:type="neCell">
       <w:rPr>
+        <w:rFonts w:eastAsia="黑体"/>
         <w:color w:themeColor="text1" w:val="000000"/>
       </w:rPr>
     </w:tblStylePr>
     <w:tblStylePr w:type="nwCell">
       <w:rPr>
+        <w:rFonts w:eastAsia="黑体"/>
         <w:color w:themeColor="text1" w:val="000000"/>
       </w:rPr>
     </w:tblStylePr>
@@ -13839,6 +14452,7 @@
       <w:spacing w:after="0" w:line="240" w:lineRule="auto"/>
     </w:pPr>
     <w:rPr>
+      <w:rFonts w:eastAsia="黑体"/>
       <w:color w:themeColor="text1" w:val="000000"/>
     </w:rPr>
     <w:tblPr>
@@ -13865,6 +14479,7 @@
     </w:tcPr>
     <w:tblStylePr w:type="firstRow">
       <w:rPr>
+        <w:rFonts w:eastAsia="黑体"/>
         <w:b/>
         <w:bCs/>
       </w:rPr>
@@ -13883,6 +14498,7 @@
     </w:tblStylePr>
     <w:tblStylePr w:type="lastRow">
       <w:rPr>
+        <w:rFonts w:eastAsia="黑体"/>
         <w:b/>
         <w:bCs/>
         <w:color w:themeColor="background1" w:val="FFFFFF"/>
@@ -13897,6 +14513,7 @@
     </w:tblStylePr>
     <w:tblStylePr w:type="firstCol">
       <w:rPr>
+        <w:rFonts w:eastAsia="黑体"/>
         <w:color w:themeColor="background1" w:val="FFFFFF"/>
       </w:rPr>
       <w:tblPr/>
@@ -13914,6 +14531,7 @@
     </w:tblStylePr>
     <w:tblStylePr w:type="lastCol">
       <w:rPr>
+        <w:rFonts w:eastAsia="黑体"/>
         <w:color w:themeColor="background1" w:val="FFFFFF"/>
       </w:rPr>
       <w:tblPr/>
@@ -13943,11 +14561,13 @@
     </w:tblStylePr>
     <w:tblStylePr w:type="neCell">
       <w:rPr>
+        <w:rFonts w:eastAsia="黑体"/>
         <w:color w:themeColor="text1" w:val="000000"/>
       </w:rPr>
     </w:tblStylePr>
     <w:tblStylePr w:type="nwCell">
       <w:rPr>
+        <w:rFonts w:eastAsia="黑体"/>
         <w:color w:themeColor="text1" w:val="000000"/>
       </w:rPr>
     </w:tblStylePr>
@@ -13961,6 +14581,7 @@
       <w:spacing w:after="0" w:line="240" w:lineRule="auto"/>
     </w:pPr>
     <w:rPr>
+      <w:rFonts w:eastAsia="黑体"/>
       <w:color w:themeColor="text1" w:val="000000"/>
     </w:rPr>
     <w:tblPr>
@@ -13979,6 +14600,7 @@
     </w:tcPr>
     <w:tblStylePr w:type="firstRow">
       <w:rPr>
+        <w:rFonts w:eastAsia="黑体"/>
         <w:b/>
         <w:bCs/>
         <w:color w:themeColor="background1" w:val="FFFFFF"/>
@@ -13993,6 +14615,7 @@
     </w:tblStylePr>
     <w:tblStylePr w:type="lastRow">
       <w:rPr>
+        <w:rFonts w:eastAsia="黑体"/>
         <w:b/>
         <w:bCs/>
         <w:color w:themeColor="accent2" w:themeShade="CC" w:val="9E3A38"/>
@@ -14007,12 +14630,14 @@
     </w:tblStylePr>
     <w:tblStylePr w:type="firstCol">
       <w:rPr>
+        <w:rFonts w:eastAsia="黑体"/>
         <w:b/>
         <w:bCs/>
       </w:rPr>
     </w:tblStylePr>
     <w:tblStylePr w:type="lastCol">
       <w:rPr>
+        <w:rFonts w:eastAsia="黑体"/>
         <w:b/>
         <w:bCs/>
       </w:rPr>
@@ -14047,6 +14672,7 @@
       <w:spacing w:after="0" w:line="240" w:lineRule="auto"/>
     </w:pPr>
     <w:rPr>
+      <w:rFonts w:eastAsia="黑体"/>
       <w:color w:themeColor="text1" w:val="000000"/>
     </w:rPr>
     <w:tblPr>
@@ -14065,6 +14691,7 @@
     </w:tcPr>
     <w:tblStylePr w:type="firstRow">
       <w:rPr>
+        <w:rFonts w:eastAsia="黑体"/>
         <w:b/>
         <w:bCs/>
         <w:color w:themeColor="background1" w:val="FFFFFF"/>
@@ -14079,6 +14706,7 @@
     </w:tblStylePr>
     <w:tblStylePr w:type="lastRow">
       <w:rPr>
+        <w:rFonts w:eastAsia="黑体"/>
         <w:b/>
         <w:bCs/>
         <w:color w:themeColor="accent2" w:themeShade="CC" w:val="9E3A38"/>
@@ -14093,12 +14721,14 @@
     </w:tblStylePr>
     <w:tblStylePr w:type="firstCol">
       <w:rPr>
+        <w:rFonts w:eastAsia="黑体"/>
         <w:b/>
         <w:bCs/>
       </w:rPr>
     </w:tblStylePr>
     <w:tblStylePr w:type="lastCol">
       <w:rPr>
+        <w:rFonts w:eastAsia="黑体"/>
         <w:b/>
         <w:bCs/>
       </w:rPr>
@@ -14133,6 +14763,7 @@
       <w:spacing w:after="0" w:line="240" w:lineRule="auto"/>
     </w:pPr>
     <w:rPr>
+      <w:rFonts w:eastAsia="黑体"/>
       <w:color w:themeColor="text1" w:val="000000"/>
     </w:rPr>
     <w:tblPr>
@@ -14151,6 +14782,7 @@
     </w:tcPr>
     <w:tblStylePr w:type="firstRow">
       <w:rPr>
+        <w:rFonts w:eastAsia="黑体"/>
         <w:b/>
         <w:bCs/>
         <w:color w:themeColor="background1" w:val="FFFFFF"/>
@@ -14165,6 +14797,7 @@
     </w:tblStylePr>
     <w:tblStylePr w:type="lastRow">
       <w:rPr>
+        <w:rFonts w:eastAsia="黑体"/>
         <w:b/>
         <w:bCs/>
         <w:color w:themeColor="accent2" w:themeShade="CC" w:val="9E3A38"/>
@@ -14179,12 +14812,14 @@
     </w:tblStylePr>
     <w:tblStylePr w:type="firstCol">
       <w:rPr>
+        <w:rFonts w:eastAsia="黑体"/>
         <w:b/>
         <w:bCs/>
       </w:rPr>
     </w:tblStylePr>
     <w:tblStylePr w:type="lastCol">
       <w:rPr>
+        <w:rFonts w:eastAsia="黑体"/>
         <w:b/>
         <w:bCs/>
       </w:rPr>
@@ -14219,6 +14854,7 @@
       <w:spacing w:after="0" w:line="240" w:lineRule="auto"/>
     </w:pPr>
     <w:rPr>
+      <w:rFonts w:eastAsia="黑体"/>
       <w:color w:themeColor="text1" w:val="000000"/>
     </w:rPr>
     <w:tblPr>
@@ -14237,6 +14873,7 @@
     </w:tcPr>
     <w:tblStylePr w:type="firstRow">
       <w:rPr>
+        <w:rFonts w:eastAsia="黑体"/>
         <w:b/>
         <w:bCs/>
         <w:color w:themeColor="background1" w:val="FFFFFF"/>
@@ -14251,6 +14888,7 @@
     </w:tblStylePr>
     <w:tblStylePr w:type="lastRow">
       <w:rPr>
+        <w:rFonts w:eastAsia="黑体"/>
         <w:b/>
         <w:bCs/>
         <w:color w:themeColor="accent4" w:themeShade="CC" w:val="664E82"/>
@@ -14265,12 +14903,14 @@
     </w:tblStylePr>
     <w:tblStylePr w:type="firstCol">
       <w:rPr>
+        <w:rFonts w:eastAsia="黑体"/>
         <w:b/>
         <w:bCs/>
       </w:rPr>
     </w:tblStylePr>
     <w:tblStylePr w:type="lastCol">
       <w:rPr>
+        <w:rFonts w:eastAsia="黑体"/>
         <w:b/>
         <w:bCs/>
       </w:rPr>
@@ -14305,6 +14945,7 @@
       <w:spacing w:after="0" w:line="240" w:lineRule="auto"/>
     </w:pPr>
     <w:rPr>
+      <w:rFonts w:eastAsia="黑体"/>
       <w:color w:themeColor="text1" w:val="000000"/>
     </w:rPr>
     <w:tblPr>
@@ -14323,6 +14964,7 @@
     </w:tcPr>
     <w:tblStylePr w:type="firstRow">
       <w:rPr>
+        <w:rFonts w:eastAsia="黑体"/>
         <w:b/>
         <w:bCs/>
         <w:color w:themeColor="background1" w:val="FFFFFF"/>
@@ -14337,6 +14979,7 @@
     </w:tblStylePr>
     <w:tblStylePr w:type="lastRow">
       <w:rPr>
+        <w:rFonts w:eastAsia="黑体"/>
         <w:b/>
         <w:bCs/>
         <w:color w:themeColor="accent3" w:themeShade="CC" w:val="7E9C40"/>
@@ -14351,12 +14994,14 @@
     </w:tblStylePr>
     <w:tblStylePr w:type="firstCol">
       <w:rPr>
+        <w:rFonts w:eastAsia="黑体"/>
         <w:b/>
         <w:bCs/>
       </w:rPr>
     </w:tblStylePr>
     <w:tblStylePr w:type="lastCol">
       <w:rPr>
+        <w:rFonts w:eastAsia="黑体"/>
         <w:b/>
         <w:bCs/>
       </w:rPr>
@@ -14391,6 +15036,7 @@
       <w:spacing w:after="0" w:line="240" w:lineRule="auto"/>
     </w:pPr>
     <w:rPr>
+      <w:rFonts w:eastAsia="黑体"/>
       <w:color w:themeColor="text1" w:val="000000"/>
     </w:rPr>
     <w:tblPr>
@@ -14409,6 +15055,7 @@
     </w:tcPr>
     <w:tblStylePr w:type="firstRow">
       <w:rPr>
+        <w:rFonts w:eastAsia="黑体"/>
         <w:b/>
         <w:bCs/>
         <w:color w:themeColor="background1" w:val="FFFFFF"/>
@@ -14423,6 +15070,7 @@
     </w:tblStylePr>
     <w:tblStylePr w:type="lastRow">
       <w:rPr>
+        <w:rFonts w:eastAsia="黑体"/>
         <w:b/>
         <w:bCs/>
         <w:color w:themeColor="accent6" w:themeShade="CC" w:val="F2730A"/>
@@ -14437,12 +15085,14 @@
     </w:tblStylePr>
     <w:tblStylePr w:type="firstCol">
       <w:rPr>
+        <w:rFonts w:eastAsia="黑体"/>
         <w:b/>
         <w:bCs/>
       </w:rPr>
     </w:tblStylePr>
     <w:tblStylePr w:type="lastCol">
       <w:rPr>
+        <w:rFonts w:eastAsia="黑体"/>
         <w:b/>
         <w:bCs/>
       </w:rPr>
@@ -14477,6 +15127,7 @@
       <w:spacing w:after="0" w:line="240" w:lineRule="auto"/>
     </w:pPr>
     <w:rPr>
+      <w:rFonts w:eastAsia="黑体"/>
       <w:color w:themeColor="text1" w:val="000000"/>
     </w:rPr>
     <w:tblPr>
@@ -14495,6 +15146,7 @@
     </w:tcPr>
     <w:tblStylePr w:type="firstRow">
       <w:rPr>
+        <w:rFonts w:eastAsia="黑体"/>
         <w:b/>
         <w:bCs/>
         <w:color w:themeColor="background1" w:val="FFFFFF"/>
@@ -14509,6 +15161,7 @@
     </w:tblStylePr>
     <w:tblStylePr w:type="lastRow">
       <w:rPr>
+        <w:rFonts w:eastAsia="黑体"/>
         <w:b/>
         <w:bCs/>
         <w:color w:themeColor="accent5" w:themeShade="CC" w:val="348DA5"/>
@@ -14523,12 +15176,14 @@
     </w:tblStylePr>
     <w:tblStylePr w:type="firstCol">
       <w:rPr>
+        <w:rFonts w:eastAsia="黑体"/>
         <w:b/>
         <w:bCs/>
       </w:rPr>
     </w:tblStylePr>
     <w:tblStylePr w:type="lastCol">
       <w:rPr>
+        <w:rFonts w:eastAsia="黑体"/>
         <w:b/>
         <w:bCs/>
       </w:rPr>
@@ -14563,6 +15218,7 @@
       <w:spacing w:after="0" w:line="240" w:lineRule="auto"/>
     </w:pPr>
     <w:rPr>
+      <w:rFonts w:eastAsia="黑体"/>
       <w:color w:themeColor="text1" w:val="000000"/>
     </w:rPr>
     <w:tblPr>
@@ -14584,6 +15240,7 @@
     </w:tcPr>
     <w:tblStylePr w:type="firstRow">
       <w:rPr>
+        <w:rFonts w:eastAsia="黑体"/>
         <w:b/>
         <w:bCs/>
       </w:rPr>
@@ -14594,6 +15251,7 @@
     </w:tblStylePr>
     <w:tblStylePr w:type="lastRow">
       <w:rPr>
+        <w:rFonts w:eastAsia="黑体"/>
         <w:b/>
         <w:bCs/>
         <w:color w:themeColor="text1" w:val="000000"/>
@@ -14605,6 +15263,7 @@
     </w:tblStylePr>
     <w:tblStylePr w:type="firstCol">
       <w:rPr>
+        <w:rFonts w:eastAsia="黑体"/>
         <w:color w:themeColor="background1" w:val="FFFFFF"/>
       </w:rPr>
       <w:tblPr/>
@@ -14614,6 +15273,7 @@
     </w:tblStylePr>
     <w:tblStylePr w:type="lastCol">
       <w:rPr>
+        <w:rFonts w:eastAsia="黑体"/>
         <w:color w:themeColor="background1" w:val="FFFFFF"/>
       </w:rPr>
       <w:tblPr/>
@@ -14643,6 +15303,7 @@
       <w:spacing w:after="0" w:line="240" w:lineRule="auto"/>
     </w:pPr>
     <w:rPr>
+      <w:rFonts w:eastAsia="黑体"/>
       <w:color w:themeColor="text1" w:val="000000"/>
     </w:rPr>
     <w:tblPr>
@@ -14664,6 +15325,7 @@
     </w:tcPr>
     <w:tblStylePr w:type="firstRow">
       <w:rPr>
+        <w:rFonts w:eastAsia="黑体"/>
         <w:b/>
         <w:bCs/>
       </w:rPr>
@@ -14674,6 +15336,7 @@
     </w:tblStylePr>
     <w:tblStylePr w:type="lastRow">
       <w:rPr>
+        <w:rFonts w:eastAsia="黑体"/>
         <w:b/>
         <w:bCs/>
         <w:color w:themeColor="text1" w:val="000000"/>
@@ -14685,6 +15348,7 @@
     </w:tblStylePr>
     <w:tblStylePr w:type="firstCol">
       <w:rPr>
+        <w:rFonts w:eastAsia="黑体"/>
         <w:color w:themeColor="background1" w:val="FFFFFF"/>
       </w:rPr>
       <w:tblPr/>
@@ -14694,6 +15358,7 @@
     </w:tblStylePr>
     <w:tblStylePr w:type="lastCol">
       <w:rPr>
+        <w:rFonts w:eastAsia="黑体"/>
         <w:color w:themeColor="background1" w:val="FFFFFF"/>
       </w:rPr>
       <w:tblPr/>
@@ -14723,6 +15388,7 @@
       <w:spacing w:after="0" w:line="240" w:lineRule="auto"/>
     </w:pPr>
     <w:rPr>
+      <w:rFonts w:eastAsia="黑体"/>
       <w:color w:themeColor="text1" w:val="000000"/>
     </w:rPr>
     <w:tblPr>
@@ -14744,6 +15410,7 @@
     </w:tcPr>
     <w:tblStylePr w:type="firstRow">
       <w:rPr>
+        <w:rFonts w:eastAsia="黑体"/>
         <w:b/>
         <w:bCs/>
       </w:rPr>
@@ -14754,6 +15421,7 @@
     </w:tblStylePr>
     <w:tblStylePr w:type="lastRow">
       <w:rPr>
+        <w:rFonts w:eastAsia="黑体"/>
         <w:b/>
         <w:bCs/>
         <w:color w:themeColor="text1" w:val="000000"/>
@@ -14765,6 +15433,7 @@
     </w:tblStylePr>
     <w:tblStylePr w:type="firstCol">
       <w:rPr>
+        <w:rFonts w:eastAsia="黑体"/>
         <w:color w:themeColor="background1" w:val="FFFFFF"/>
       </w:rPr>
       <w:tblPr/>
@@ -14774,6 +15443,7 @@
     </w:tblStylePr>
     <w:tblStylePr w:type="lastCol">
       <w:rPr>
+        <w:rFonts w:eastAsia="黑体"/>
         <w:color w:themeColor="background1" w:val="FFFFFF"/>
       </w:rPr>
       <w:tblPr/>
@@ -14803,6 +15473,7 @@
       <w:spacing w:after="0" w:line="240" w:lineRule="auto"/>
     </w:pPr>
     <w:rPr>
+      <w:rFonts w:eastAsia="黑体"/>
       <w:color w:themeColor="text1" w:val="000000"/>
     </w:rPr>
     <w:tblPr>
@@ -14824,6 +15495,7 @@
     </w:tcPr>
     <w:tblStylePr w:type="firstRow">
       <w:rPr>
+        <w:rFonts w:eastAsia="黑体"/>
         <w:b/>
         <w:bCs/>
       </w:rPr>
@@ -14834,6 +15506,7 @@
     </w:tblStylePr>
     <w:tblStylePr w:type="lastRow">
       <w:rPr>
+        <w:rFonts w:eastAsia="黑体"/>
         <w:b/>
         <w:bCs/>
         <w:color w:themeColor="text1" w:val="000000"/>
@@ -14845,6 +15518,7 @@
     </w:tblStylePr>
     <w:tblStylePr w:type="firstCol">
       <w:rPr>
+        <w:rFonts w:eastAsia="黑体"/>
         <w:color w:themeColor="background1" w:val="FFFFFF"/>
       </w:rPr>
       <w:tblPr/>
@@ -14854,6 +15528,7 @@
     </w:tblStylePr>
     <w:tblStylePr w:type="lastCol">
       <w:rPr>
+        <w:rFonts w:eastAsia="黑体"/>
         <w:color w:themeColor="background1" w:val="FFFFFF"/>
       </w:rPr>
       <w:tblPr/>
@@ -14883,6 +15558,7 @@
       <w:spacing w:after="0" w:line="240" w:lineRule="auto"/>
     </w:pPr>
     <w:rPr>
+      <w:rFonts w:eastAsia="黑体"/>
       <w:color w:themeColor="text1" w:val="000000"/>
     </w:rPr>
     <w:tblPr>
@@ -14904,6 +15580,7 @@
     </w:tcPr>
     <w:tblStylePr w:type="firstRow">
       <w:rPr>
+        <w:rFonts w:eastAsia="黑体"/>
         <w:b/>
         <w:bCs/>
       </w:rPr>
@@ -14914,6 +15591,7 @@
     </w:tblStylePr>
     <w:tblStylePr w:type="lastRow">
       <w:rPr>
+        <w:rFonts w:eastAsia="黑体"/>
         <w:b/>
         <w:bCs/>
         <w:color w:themeColor="text1" w:val="000000"/>
@@ -14925,6 +15603,7 @@
     </w:tblStylePr>
     <w:tblStylePr w:type="firstCol">
       <w:rPr>
+        <w:rFonts w:eastAsia="黑体"/>
         <w:color w:themeColor="background1" w:val="FFFFFF"/>
       </w:rPr>
       <w:tblPr/>
@@ -14934,6 +15613,7 @@
     </w:tblStylePr>
     <w:tblStylePr w:type="lastCol">
       <w:rPr>
+        <w:rFonts w:eastAsia="黑体"/>
         <w:color w:themeColor="background1" w:val="FFFFFF"/>
       </w:rPr>
       <w:tblPr/>
@@ -14963,6 +15643,7 @@
       <w:spacing w:after="0" w:line="240" w:lineRule="auto"/>
     </w:pPr>
     <w:rPr>
+      <w:rFonts w:eastAsia="黑体"/>
       <w:color w:themeColor="text1" w:val="000000"/>
     </w:rPr>
     <w:tblPr>
@@ -14984,6 +15665,7 @@
     </w:tcPr>
     <w:tblStylePr w:type="firstRow">
       <w:rPr>
+        <w:rFonts w:eastAsia="黑体"/>
         <w:b/>
         <w:bCs/>
       </w:rPr>
@@ -14994,6 +15676,7 @@
     </w:tblStylePr>
     <w:tblStylePr w:type="lastRow">
       <w:rPr>
+        <w:rFonts w:eastAsia="黑体"/>
         <w:b/>
         <w:bCs/>
         <w:color w:themeColor="text1" w:val="000000"/>
@@ -15005,6 +15688,7 @@
     </w:tblStylePr>
     <w:tblStylePr w:type="firstCol">
       <w:rPr>
+        <w:rFonts w:eastAsia="黑体"/>
         <w:color w:themeColor="background1" w:val="FFFFFF"/>
       </w:rPr>
       <w:tblPr/>
@@ -15014,6 +15698,7 @@
     </w:tblStylePr>
     <w:tblStylePr w:type="lastCol">
       <w:rPr>
+        <w:rFonts w:eastAsia="黑体"/>
         <w:color w:themeColor="background1" w:val="FFFFFF"/>
       </w:rPr>
       <w:tblPr/>
@@ -15043,6 +15728,7 @@
       <w:spacing w:after="0" w:line="240" w:lineRule="auto"/>
     </w:pPr>
     <w:rPr>
+      <w:rFonts w:eastAsia="黑体"/>
       <w:color w:themeColor="text1" w:val="000000"/>
     </w:rPr>
     <w:tblPr>
@@ -15064,6 +15750,7 @@
     </w:tcPr>
     <w:tblStylePr w:type="firstRow">
       <w:rPr>
+        <w:rFonts w:eastAsia="黑体"/>
         <w:b/>
         <w:bCs/>
       </w:rPr>
@@ -15074,6 +15761,7 @@
     </w:tblStylePr>
     <w:tblStylePr w:type="lastRow">
       <w:rPr>
+        <w:rFonts w:eastAsia="黑体"/>
         <w:b/>
         <w:bCs/>
         <w:color w:themeColor="text1" w:val="000000"/>
@@ -15085,6 +15773,7 @@
     </w:tblStylePr>
     <w:tblStylePr w:type="firstCol">
       <w:rPr>
+        <w:rFonts w:eastAsia="黑体"/>
         <w:color w:themeColor="background1" w:val="FFFFFF"/>
       </w:rPr>
       <w:tblPr/>
@@ -15094,6 +15783,7 @@
     </w:tblStylePr>
     <w:tblStylePr w:type="lastCol">
       <w:rPr>
+        <w:rFonts w:eastAsia="黑体"/>
         <w:color w:themeColor="background1" w:val="FFFFFF"/>
       </w:rPr>
       <w:tblPr/>
@@ -15126,6 +15816,7 @@
     <w:name w:val="KeywordTok"/>
     <w:basedOn w:val="VerbatimChar"/>
     <w:rPr>
+      <w:rFonts w:eastAsia="黑体"/>
       <w:b/>
       <w:color w:val="007020"/>
     </w:rPr>
@@ -15134,6 +15825,7 @@
     <w:name w:val="DataTypeTok"/>
     <w:basedOn w:val="VerbatimChar"/>
     <w:rPr>
+      <w:rFonts w:eastAsia="黑体"/>
       <w:color w:val="902000"/>
     </w:rPr>
   </w:style>
@@ -15141,6 +15833,7 @@
     <w:name w:val="DecValTok"/>
     <w:basedOn w:val="VerbatimChar"/>
     <w:rPr>
+      <w:rFonts w:eastAsia="黑体"/>
       <w:color w:val="40a070"/>
     </w:rPr>
   </w:style>
@@ -15148,6 +15841,7 @@
     <w:name w:val="BaseNTok"/>
     <w:basedOn w:val="VerbatimChar"/>
     <w:rPr>
+      <w:rFonts w:eastAsia="黑体"/>
       <w:color w:val="40a070"/>
     </w:rPr>
   </w:style>
@@ -15155,6 +15849,7 @@
     <w:name w:val="FloatTok"/>
     <w:basedOn w:val="VerbatimChar"/>
     <w:rPr>
+      <w:rFonts w:eastAsia="黑体"/>
       <w:color w:val="40a070"/>
     </w:rPr>
   </w:style>
@@ -15162,6 +15857,7 @@
     <w:name w:val="ConstantTok"/>
     <w:basedOn w:val="VerbatimChar"/>
     <w:rPr>
+      <w:rFonts w:eastAsia="黑体"/>
       <w:color w:val="880000"/>
     </w:rPr>
   </w:style>
@@ -15169,6 +15865,7 @@
     <w:name w:val="CharTok"/>
     <w:basedOn w:val="VerbatimChar"/>
     <w:rPr>
+      <w:rFonts w:eastAsia="黑体"/>
       <w:color w:val="4070a0"/>
     </w:rPr>
   </w:style>
@@ -15176,6 +15873,7 @@
     <w:name w:val="SpecialCharTok"/>
     <w:basedOn w:val="VerbatimChar"/>
     <w:rPr>
+      <w:rFonts w:eastAsia="黑体"/>
       <w:color w:val="4070a0"/>
     </w:rPr>
   </w:style>
@@ -15183,6 +15881,7 @@
     <w:name w:val="StringTok"/>
     <w:basedOn w:val="VerbatimChar"/>
     <w:rPr>
+      <w:rFonts w:eastAsia="黑体"/>
       <w:color w:val="4070a0"/>
     </w:rPr>
   </w:style>
@@ -15190,6 +15889,7 @@
     <w:name w:val="VerbatimStringTok"/>
     <w:basedOn w:val="VerbatimChar"/>
     <w:rPr>
+      <w:rFonts w:eastAsia="黑体"/>
       <w:color w:val="4070a0"/>
     </w:rPr>
   </w:style>
@@ -15197,6 +15897,7 @@
     <w:name w:val="SpecialStringTok"/>
     <w:basedOn w:val="VerbatimChar"/>
     <w:rPr>
+      <w:rFonts w:eastAsia="黑体"/>
       <w:color w:val="bb6688"/>
     </w:rPr>
   </w:style>
@@ -15204,6 +15905,7 @@
     <w:name w:val="ImportTok"/>
     <w:basedOn w:val="VerbatimChar"/>
     <w:rPr>
+      <w:rFonts w:eastAsia="黑体"/>
       <w:b/>
       <w:color w:val="008000"/>
     </w:rPr>
@@ -15212,6 +15914,7 @@
     <w:name w:val="CommentTok"/>
     <w:basedOn w:val="VerbatimChar"/>
     <w:rPr>
+      <w:rFonts w:eastAsia="黑体"/>
       <w:i/>
       <w:color w:val="60a0b0"/>
     </w:rPr>
@@ -15220,6 +15923,7 @@
     <w:name w:val="DocumentationTok"/>
     <w:basedOn w:val="VerbatimChar"/>
     <w:rPr>
+      <w:rFonts w:eastAsia="黑体"/>
       <w:i/>
       <w:color w:val="ba2121"/>
     </w:rPr>
@@ -15228,6 +15932,7 @@
     <w:name w:val="AnnotationTok"/>
     <w:basedOn w:val="VerbatimChar"/>
     <w:rPr>
+      <w:rFonts w:eastAsia="黑体"/>
       <w:b/>
       <w:i/>
       <w:color w:val="60a0b0"/>
@@ -15237,6 +15942,7 @@
     <w:name w:val="CommentVarTok"/>
     <w:basedOn w:val="VerbatimChar"/>
     <w:rPr>
+      <w:rFonts w:eastAsia="黑体"/>
       <w:b/>
       <w:i/>
       <w:color w:val="60a0b0"/>
@@ -15246,6 +15952,7 @@
     <w:name w:val="OtherTok"/>
     <w:basedOn w:val="VerbatimChar"/>
     <w:rPr>
+      <w:rFonts w:eastAsia="黑体"/>
       <w:color w:val="007020"/>
     </w:rPr>
   </w:style>
@@ -15253,6 +15960,7 @@
     <w:name w:val="FunctionTok"/>
     <w:basedOn w:val="VerbatimChar"/>
     <w:rPr>
+      <w:rFonts w:eastAsia="黑体"/>
       <w:color w:val="06287e"/>
     </w:rPr>
   </w:style>
@@ -15260,6 +15968,7 @@
     <w:name w:val="VariableTok"/>
     <w:basedOn w:val="VerbatimChar"/>
     <w:rPr>
+      <w:rFonts w:eastAsia="黑体"/>
       <w:color w:val="19177c"/>
     </w:rPr>
   </w:style>
@@ -15267,6 +15976,7 @@
     <w:name w:val="ControlFlowTok"/>
     <w:basedOn w:val="VerbatimChar"/>
     <w:rPr>
+      <w:rFonts w:eastAsia="黑体"/>
       <w:b/>
       <w:color w:val="007020"/>
     </w:rPr>
@@ -15275,6 +15985,7 @@
     <w:name w:val="OperatorTok"/>
     <w:basedOn w:val="VerbatimChar"/>
     <w:rPr>
+      <w:rFonts w:eastAsia="黑体"/>
       <w:color w:val="666666"/>
     </w:rPr>
   </w:style>
@@ -15282,18 +15993,22 @@
     <w:name w:val="BuiltInTok"/>
     <w:basedOn w:val="VerbatimChar"/>
     <w:rPr>
+      <w:rFonts w:eastAsia="黑体"/>
       <w:color w:val="008000"/>
     </w:rPr>
   </w:style>
   <w:style w:type="character" w:customStyle="1" w:styleId="ExtensionTok">
     <w:name w:val="ExtensionTok"/>
     <w:basedOn w:val="VerbatimChar"/>
-    <w:rPr/>
+    <w:rPr>
+      <w:rFonts w:eastAsia="黑体"/>
+    </w:rPr>
   </w:style>
   <w:style w:type="character" w:customStyle="1" w:styleId="PreprocessorTok">
     <w:name w:val="PreprocessorTok"/>
     <w:basedOn w:val="VerbatimChar"/>
     <w:rPr>
+      <w:rFonts w:eastAsia="黑体"/>
       <w:color w:val="bc7a00"/>
     </w:rPr>
   </w:style>
@@ -15301,18 +16016,22 @@
     <w:name w:val="AttributeTok"/>
     <w:basedOn w:val="VerbatimChar"/>
     <w:rPr>
+      <w:rFonts w:eastAsia="黑体"/>
       <w:color w:val="7d9029"/>
     </w:rPr>
   </w:style>
   <w:style w:type="character" w:customStyle="1" w:styleId="RegionMarkerTok">
     <w:name w:val="RegionMarkerTok"/>
     <w:basedOn w:val="VerbatimChar"/>
-    <w:rPr/>
+    <w:rPr>
+      <w:rFonts w:eastAsia="黑体"/>
+    </w:rPr>
   </w:style>
   <w:style w:type="character" w:customStyle="1" w:styleId="InformationTok">
     <w:name w:val="InformationTok"/>
     <w:basedOn w:val="VerbatimChar"/>
     <w:rPr>
+      <w:rFonts w:eastAsia="黑体"/>
       <w:b/>
       <w:i/>
       <w:color w:val="60a0b0"/>
@@ -15322,6 +16041,7 @@
     <w:name w:val="WarningTok"/>
     <w:basedOn w:val="VerbatimChar"/>
     <w:rPr>
+      <w:rFonts w:eastAsia="黑体"/>
       <w:b/>
       <w:i/>
       <w:color w:val="60a0b0"/>
@@ -15331,6 +16051,7 @@
     <w:name w:val="AlertTok"/>
     <w:basedOn w:val="VerbatimChar"/>
     <w:rPr>
+      <w:rFonts w:eastAsia="黑体"/>
       <w:b/>
       <w:color w:val="ff0000"/>
     </w:rPr>
@@ -15339,6 +16060,7 @@
     <w:name w:val="ErrorTok"/>
     <w:basedOn w:val="VerbatimChar"/>
     <w:rPr>
+      <w:rFonts w:eastAsia="黑体"/>
       <w:b/>
       <w:color w:val="ff0000"/>
     </w:rPr>
@@ -15346,7 +16068,9 @@
   <w:style w:type="character" w:customStyle="1" w:styleId="NormalTok">
     <w:name w:val="NormalTok"/>
     <w:basedOn w:val="VerbatimChar"/>
-    <w:rPr/>
+    <w:rPr>
+      <w:rFonts w:eastAsia="黑体"/>
+    </w:rPr>
   </w:style>
 </w:styles>
 </file>
@@ -15395,12 +16119,12 @@
     <a:fontScheme name="Office">
       <a:majorFont>
         <a:latin typeface="Calibri"/>
-        <a:ea typeface=""/>
+        <a:ea typeface="黑体"/>
         <a:cs typeface=""/>
         <a:font script="Jpan" typeface="ＭＳ ゴシック"/>
         <a:font script="Hang" typeface="맑은 고딕"/>
-        <a:font script="Hans" typeface="宋体"/>
-        <a:font script="Hant" typeface="新細明體"/>
+        <a:font script="Hans" typeface="黑体"/>
+        <a:font script="Hant" typeface="黑体"/>
         <a:font script="Arab" typeface="Times New Roman"/>
         <a:font script="Hebr" typeface="Times New Roman"/>
         <a:font script="Thai" typeface="Angsana New"/>
@@ -15430,12 +16154,12 @@
       </a:majorFont>
       <a:minorFont>
         <a:latin typeface="Cambria"/>
-        <a:ea typeface=""/>
+        <a:ea typeface="黑体"/>
         <a:cs typeface=""/>
         <a:font script="Jpan" typeface="ＭＳ 明朝"/>
         <a:font script="Hang" typeface="맑은 고딕"/>
-        <a:font script="Hans" typeface="宋体"/>
-        <a:font script="Hant" typeface="新細明體"/>
+        <a:font script="Hans" typeface="黑体"/>
+        <a:font script="Hant" typeface="黑体"/>
         <a:font script="Arab" typeface="Arial"/>
         <a:font script="Hebr" typeface="Arial"/>
         <a:font script="Thai" typeface="Cordia New"/>

--- a/05-数字电路/02-时序逻辑电路/JK触发器电路/JK触发器电路.docx
+++ b/05-数字电路/02-时序逻辑电路/JK触发器电路/JK触发器电路.docx
@@ -3048,7 +3048,7 @@
           <w:color w:val="555555"/>
           <w:sz w:val="21"/>
         </w:rPr>
-        <w:t>材料收集者：杜文杰，WX手机：19519196569，QQ:3478827729</w:t>
+        <w:t>材料收集者：杜文杰，微信/手机：19519196569，QQ:3478827729</w:t>
       </w:r>
     </w:p>
     <w:sectPr>
